--- a/specs/BHDG_Report_0.0.1.docx
+++ b/specs/BHDG_Report_0.0.1.docx
@@ -215,7 +215,7 @@
     </w:p>
     <w:p>
       <w:pPr>
-        <w:pStyle w:val="23"/>
+        <w:pStyle w:val="24"/>
         <w:keepLines w:val="0"/>
         <w:pageBreakBefore w:val="0"/>
         <w:kinsoku/>
@@ -234,7 +234,7 @@
     </w:p>
     <w:p>
       <w:pPr>
-        <w:pStyle w:val="23"/>
+        <w:pStyle w:val="24"/>
         <w:keepLines w:val="0"/>
         <w:pageBreakBefore w:val="0"/>
         <w:kinsoku/>
@@ -357,7 +357,7 @@
     </w:p>
     <w:p>
       <w:pPr>
-        <w:pStyle w:val="28"/>
+        <w:pStyle w:val="29"/>
         <w:keepLines w:val="0"/>
         <w:pageBreakBefore w:val="0"/>
         <w:kinsoku/>
@@ -445,7 +445,7 @@
     </w:p>
     <w:p>
       <w:pPr>
-        <w:pStyle w:val="29"/>
+        <w:pStyle w:val="30"/>
         <w:keepLines w:val="0"/>
         <w:pageBreakBefore w:val="0"/>
         <w:kinsoku/>
@@ -474,7 +474,7 @@
     </w:p>
     <w:p>
       <w:pPr>
-        <w:pStyle w:val="29"/>
+        <w:pStyle w:val="30"/>
         <w:keepLines w:val="0"/>
         <w:pageBreakBefore w:val="0"/>
         <w:kinsoku/>
@@ -644,35 +644,6 @@
     </w:p>
     <w:p>
       <w:pPr>
-        <w:pStyle w:val="30"/>
-        <w:keepLines w:val="0"/>
-        <w:pageBreakBefore w:val="0"/>
-        <w:kinsoku/>
-        <w:wordWrap/>
-        <w:overflowPunct/>
-        <w:autoSpaceDE w:val="0"/>
-        <w:autoSpaceDN w:val="0"/>
-        <w:bidi w:val="0"/>
-        <w:adjustRightInd/>
-        <w:snapToGrid/>
-        <w:textAlignment w:val="auto"/>
-        <w:rPr>
-          <w:rFonts w:hint="default"/>
-          <w:lang w:val="vi-VN"/>
-        </w:rPr>
-      </w:pPr>
-      <w:bookmarkStart w:id="2" w:name="_Toc370159767"/>
-      <w:r>
-        <w:rPr>
-          <w:rFonts w:hint="default"/>
-          <w:lang w:val="vi-VN"/>
-        </w:rPr>
-        <w:t>BÁO CÁO BÀI TẬP LỚN PHÂN TÍCH THIẾT KẾ VÀ HƯỚNG ĐỐI TƯỢNG</w:t>
-      </w:r>
-      <w:bookmarkEnd w:id="2"/>
-    </w:p>
-    <w:p>
-      <w:pPr>
         <w:pStyle w:val="31"/>
         <w:keepLines w:val="0"/>
         <w:pageBreakBefore w:val="0"/>
@@ -690,6 +661,35 @@
           <w:lang w:val="vi-VN"/>
         </w:rPr>
       </w:pPr>
+      <w:bookmarkStart w:id="2" w:name="_Toc370159767"/>
+      <w:r>
+        <w:rPr>
+          <w:rFonts w:hint="default"/>
+          <w:lang w:val="vi-VN"/>
+        </w:rPr>
+        <w:t>BÁO CÁO BÀI TẬP LỚN PHÂN TÍCH THIẾT KẾ VÀ HƯỚNG ĐỐI TƯỢNG</w:t>
+      </w:r>
+      <w:bookmarkEnd w:id="2"/>
+    </w:p>
+    <w:p>
+      <w:pPr>
+        <w:pStyle w:val="32"/>
+        <w:keepLines w:val="0"/>
+        <w:pageBreakBefore w:val="0"/>
+        <w:kinsoku/>
+        <w:wordWrap/>
+        <w:overflowPunct/>
+        <w:autoSpaceDE w:val="0"/>
+        <w:autoSpaceDN w:val="0"/>
+        <w:bidi w:val="0"/>
+        <w:adjustRightInd/>
+        <w:snapToGrid/>
+        <w:textAlignment w:val="auto"/>
+        <w:rPr>
+          <w:rFonts w:hint="default"/>
+          <w:lang w:val="vi-VN"/>
+        </w:rPr>
+      </w:pPr>
       <w:r>
         <w:t xml:space="preserve">Ngành: </w:t>
       </w:r>
@@ -703,7 +703,7 @@
     </w:p>
     <w:p>
       <w:pPr>
-        <w:pStyle w:val="31"/>
+        <w:pStyle w:val="32"/>
         <w:keepLines w:val="0"/>
         <w:pageBreakBefore w:val="0"/>
         <w:kinsoku/>
@@ -738,20 +738,20 @@
         <w:jc w:val="left"/>
         <w:textAlignment w:val="auto"/>
         <w:rPr>
-          <w:rStyle w:val="33"/>
+          <w:rStyle w:val="34"/>
           <w:rFonts w:hint="default" w:ascii="Times New Roman"/>
           <w:lang w:val="vi-VN"/>
         </w:rPr>
       </w:pPr>
       <w:r>
         <w:rPr>
-          <w:rStyle w:val="33"/>
+          <w:rStyle w:val="34"/>
         </w:rPr>
         <w:t>Cán bộ hướng dẫn:</w:t>
       </w:r>
       <w:r>
         <w:rPr>
-          <w:rStyle w:val="33"/>
+          <w:rStyle w:val="34"/>
           <w:rFonts w:hint="default" w:ascii="Times New Roman"/>
           <w:lang w:val="vi-VN"/>
         </w:rPr>
@@ -775,7 +775,7 @@
         <w:jc w:val="left"/>
         <w:textAlignment w:val="auto"/>
         <w:rPr>
-          <w:rStyle w:val="33"/>
+          <w:rStyle w:val="34"/>
           <w:rFonts w:hint="default"/>
           <w:lang w:val="vi-VN"/>
         </w:rPr>
@@ -802,7 +802,7 @@
         <w:snapToGrid/>
         <w:textAlignment w:val="auto"/>
         <w:rPr>
-          <w:rStyle w:val="33"/>
+          <w:rStyle w:val="34"/>
           <w:rFonts w:hint="default"/>
           <w:lang w:val="vi-VN"/>
         </w:rPr>
@@ -931,7 +931,7 @@
     </w:p>
     <w:p>
       <w:pPr>
-        <w:pStyle w:val="32"/>
+        <w:pStyle w:val="33"/>
         <w:keepLines w:val="0"/>
         <w:pageBreakBefore w:val="0"/>
         <w:kinsoku/>
@@ -1021,14 +1021,7 @@
           <w:rFonts w:hint="default" w:ascii="Times New Roman"/>
           <w:lang w:val="vi-VN"/>
         </w:rPr>
-        <w:t>Nguyễn Sinh Hùng - 220</w:t>
-      </w:r>
-      <w:r>
-        <w:rPr>
-          <w:rFonts w:hint="default" w:ascii="Times New Roman"/>
-          <w:lang w:val="vi-VN"/>
-        </w:rPr>
-        <w:t>1184</w:t>
+        <w:t>Nguyễn Sinh Hùng - 2201184</w:t>
       </w:r>
     </w:p>
     <w:p>
@@ -1306,7 +1299,7 @@
     </w:p>
     <w:p>
       <w:pPr>
-        <w:pStyle w:val="34"/>
+        <w:pStyle w:val="35"/>
         <w:keepLines w:val="0"/>
         <w:pageBreakBefore w:val="0"/>
         <w:kinsoku/>
@@ -1652,7 +1645,7 @@
       <w:sdtContent>
         <w:p>
           <w:pPr>
-            <w:pStyle w:val="34"/>
+            <w:pStyle w:val="35"/>
             <w:keepLines w:val="0"/>
             <w:pageBreakBefore w:val="0"/>
             <w:kinsoku/>
@@ -1679,7 +1672,7 @@
         </w:p>
         <w:p>
           <w:pPr>
-            <w:pStyle w:val="17"/>
+            <w:pStyle w:val="18"/>
             <w:tabs>
               <w:tab w:val="right" w:leader="dot" w:pos="9000"/>
             </w:tabs>
@@ -1697,7 +1690,7 @@
             <w:fldChar w:fldCharType="begin"/>
           </w:r>
           <w:r>
-            <w:instrText xml:space="preserve"> HYPERLINK \l _Toc1664382824 </w:instrText>
+            <w:instrText xml:space="preserve"> HYPERLINK \l _Toc1923114700 </w:instrText>
           </w:r>
           <w:r>
             <w:fldChar w:fldCharType="separate"/>
@@ -1716,58 +1709,13 @@
             <w:fldChar w:fldCharType="begin"/>
           </w:r>
           <w:r>
-            <w:instrText xml:space="preserve"> PAGEREF _Toc1664382824 \h </w:instrText>
+            <w:instrText xml:space="preserve"> PAGEREF _Toc1923114700 \h </w:instrText>
           </w:r>
           <w:r>
             <w:fldChar w:fldCharType="separate"/>
           </w:r>
           <w:r>
-            <w:t>4</w:t>
-          </w:r>
-          <w:r>
-            <w:fldChar w:fldCharType="end"/>
-          </w:r>
-          <w:r>
-            <w:fldChar w:fldCharType="end"/>
-          </w:r>
-        </w:p>
-        <w:p>
-          <w:pPr>
-            <w:pStyle w:val="17"/>
-            <w:tabs>
-              <w:tab w:val="right" w:leader="dot" w:pos="9000"/>
-            </w:tabs>
-          </w:pPr>
-          <w:r>
-            <w:fldChar w:fldCharType="begin"/>
-          </w:r>
-          <w:r>
-            <w:instrText xml:space="preserve"> HYPERLINK \l _Toc160137146 </w:instrText>
-          </w:r>
-          <w:r>
-            <w:fldChar w:fldCharType="separate"/>
-          </w:r>
-          <w:r>
-            <w:rPr>
-              <w:rFonts w:hint="default"/>
-              <w:lang w:val="vi-VN"/>
-            </w:rPr>
-            <w:t>GIỚI THIỆU</w:t>
-          </w:r>
-          <w:r>
-            <w:tab/>
-          </w:r>
-          <w:r>
-            <w:fldChar w:fldCharType="begin"/>
-          </w:r>
-          <w:r>
-            <w:instrText xml:space="preserve"> PAGEREF _Toc160137146 \h </w:instrText>
-          </w:r>
-          <w:r>
-            <w:fldChar w:fldCharType="separate"/>
-          </w:r>
-          <w:r>
-            <w:t>4</w:t>
+            <w:t>5</w:t>
           </w:r>
           <w:r>
             <w:fldChar w:fldCharType="end"/>
@@ -1787,7 +1735,52 @@
             <w:fldChar w:fldCharType="begin"/>
           </w:r>
           <w:r>
-            <w:instrText xml:space="preserve"> HYPERLINK \l _Toc628003131 </w:instrText>
+            <w:instrText xml:space="preserve"> HYPERLINK \l _Toc12391903 </w:instrText>
+          </w:r>
+          <w:r>
+            <w:fldChar w:fldCharType="separate"/>
+          </w:r>
+          <w:r>
+            <w:rPr>
+              <w:rFonts w:hint="default"/>
+              <w:lang w:val="vi-VN"/>
+            </w:rPr>
+            <w:t>GIỚI THIỆU</w:t>
+          </w:r>
+          <w:r>
+            <w:tab/>
+          </w:r>
+          <w:r>
+            <w:fldChar w:fldCharType="begin"/>
+          </w:r>
+          <w:r>
+            <w:instrText xml:space="preserve"> PAGEREF _Toc12391903 \h </w:instrText>
+          </w:r>
+          <w:r>
+            <w:fldChar w:fldCharType="separate"/>
+          </w:r>
+          <w:r>
+            <w:t>5</w:t>
+          </w:r>
+          <w:r>
+            <w:fldChar w:fldCharType="end"/>
+          </w:r>
+          <w:r>
+            <w:fldChar w:fldCharType="end"/>
+          </w:r>
+        </w:p>
+        <w:p>
+          <w:pPr>
+            <w:pStyle w:val="19"/>
+            <w:tabs>
+              <w:tab w:val="right" w:leader="dot" w:pos="9000"/>
+            </w:tabs>
+          </w:pPr>
+          <w:r>
+            <w:fldChar w:fldCharType="begin"/>
+          </w:r>
+          <w:r>
+            <w:instrText xml:space="preserve"> HYPERLINK \l _Toc2112283609 </w:instrText>
           </w:r>
           <w:r>
             <w:fldChar w:fldCharType="separate"/>
@@ -1813,13 +1806,169 @@
             <w:fldChar w:fldCharType="begin"/>
           </w:r>
           <w:r>
-            <w:instrText xml:space="preserve"> PAGEREF _Toc628003131 \h </w:instrText>
+            <w:instrText xml:space="preserve"> PAGEREF _Toc2112283609 \h </w:instrText>
           </w:r>
           <w:r>
             <w:fldChar w:fldCharType="separate"/>
           </w:r>
           <w:r>
-            <w:t>5</w:t>
+            <w:t>6</w:t>
+          </w:r>
+          <w:r>
+            <w:fldChar w:fldCharType="end"/>
+          </w:r>
+          <w:r>
+            <w:fldChar w:fldCharType="end"/>
+          </w:r>
+        </w:p>
+        <w:p>
+          <w:pPr>
+            <w:pStyle w:val="19"/>
+            <w:tabs>
+              <w:tab w:val="right" w:leader="dot" w:pos="9000"/>
+            </w:tabs>
+          </w:pPr>
+          <w:r>
+            <w:fldChar w:fldCharType="begin"/>
+          </w:r>
+          <w:r>
+            <w:instrText xml:space="preserve"> HYPERLINK \l _Toc1098447906 </w:instrText>
+          </w:r>
+          <w:r>
+            <w:fldChar w:fldCharType="separate"/>
+          </w:r>
+          <w:r>
+            <w:rPr>
+              <w:rFonts w:hint="default" w:cs="Times New Roman"/>
+              <w:lang w:val="vi-VN"/>
+            </w:rPr>
+            <w:t xml:space="preserve">1.2 </w:t>
+          </w:r>
+          <w:r>
+            <w:rPr>
+              <w:rFonts w:hint="default"/>
+              <w:lang w:val="vi-VN"/>
+            </w:rPr>
+            <w:t>Phạm vi dự án</w:t>
+          </w:r>
+          <w:r>
+            <w:tab/>
+          </w:r>
+          <w:r>
+            <w:fldChar w:fldCharType="begin"/>
+          </w:r>
+          <w:r>
+            <w:instrText xml:space="preserve"> PAGEREF _Toc1098447906 \h </w:instrText>
+          </w:r>
+          <w:r>
+            <w:fldChar w:fldCharType="separate"/>
+          </w:r>
+          <w:r>
+            <w:t>6</w:t>
+          </w:r>
+          <w:r>
+            <w:fldChar w:fldCharType="end"/>
+          </w:r>
+          <w:r>
+            <w:fldChar w:fldCharType="end"/>
+          </w:r>
+        </w:p>
+        <w:p>
+          <w:pPr>
+            <w:pStyle w:val="19"/>
+            <w:tabs>
+              <w:tab w:val="right" w:leader="dot" w:pos="9000"/>
+            </w:tabs>
+          </w:pPr>
+          <w:r>
+            <w:fldChar w:fldCharType="begin"/>
+          </w:r>
+          <w:r>
+            <w:instrText xml:space="preserve"> HYPERLINK \l _Toc1844526530 </w:instrText>
+          </w:r>
+          <w:r>
+            <w:fldChar w:fldCharType="separate"/>
+          </w:r>
+          <w:r>
+            <w:rPr>
+              <w:rFonts w:hint="default" w:cs="Times New Roman"/>
+              <w:lang w:val="vi-VN"/>
+            </w:rPr>
+            <w:t xml:space="preserve">1.3 </w:t>
+          </w:r>
+          <w:r>
+            <w:rPr>
+              <w:rFonts w:hint="default"/>
+              <w:lang w:val="vi-VN"/>
+            </w:rPr>
+            <w:t>Thuật ngữ</w:t>
+          </w:r>
+          <w:r>
+            <w:tab/>
+          </w:r>
+          <w:r>
+            <w:fldChar w:fldCharType="begin"/>
+          </w:r>
+          <w:r>
+            <w:instrText xml:space="preserve"> PAGEREF _Toc1844526530 \h </w:instrText>
+          </w:r>
+          <w:r>
+            <w:fldChar w:fldCharType="separate"/>
+          </w:r>
+          <w:r>
+            <w:t>6</w:t>
+          </w:r>
+          <w:r>
+            <w:fldChar w:fldCharType="end"/>
+          </w:r>
+          <w:r>
+            <w:fldChar w:fldCharType="end"/>
+          </w:r>
+        </w:p>
+        <w:p>
+          <w:pPr>
+            <w:pStyle w:val="19"/>
+            <w:tabs>
+              <w:tab w:val="right" w:leader="dot" w:pos="9000"/>
+            </w:tabs>
+          </w:pPr>
+          <w:r>
+            <w:fldChar w:fldCharType="begin"/>
+          </w:r>
+          <w:r>
+            <w:instrText xml:space="preserve"> HYPERLINK \l _Toc2030945265 </w:instrText>
+          </w:r>
+          <w:r>
+            <w:fldChar w:fldCharType="separate"/>
+          </w:r>
+          <w:r>
+            <w:rPr>
+              <w:rFonts w:hint="default" w:cs="Times New Roman"/>
+              <w:lang w:val="vi-VN"/>
+            </w:rPr>
+            <w:t xml:space="preserve">1.4 </w:t>
+          </w:r>
+          <w:r>
+            <w:rPr>
+              <w:rFonts w:hint="default"/>
+              <w:lang w:val="vi-VN"/>
+            </w:rPr>
+            <w:t>Tổng quan về tài liệu</w:t>
+          </w:r>
+          <w:r>
+            <w:tab/>
+          </w:r>
+          <w:r>
+            <w:fldChar w:fldCharType="begin"/>
+          </w:r>
+          <w:r>
+            <w:instrText xml:space="preserve"> PAGEREF _Toc2030945265 \h </w:instrText>
+          </w:r>
+          <w:r>
+            <w:fldChar w:fldCharType="separate"/>
+          </w:r>
+          <w:r>
+            <w:t>6</w:t>
           </w:r>
           <w:r>
             <w:fldChar w:fldCharType="end"/>
@@ -1839,7 +1988,7 @@
             <w:fldChar w:fldCharType="begin"/>
           </w:r>
           <w:r>
-            <w:instrText xml:space="preserve"> HYPERLINK \l _Toc2113981359 </w:instrText>
+            <w:instrText xml:space="preserve"> HYPERLINK \l _Toc1991983437 </w:instrText>
           </w:r>
           <w:r>
             <w:fldChar w:fldCharType="separate"/>
@@ -1847,16 +1996,8 @@
           <w:r>
             <w:rPr>
               <w:rFonts w:hint="default" w:cs="Times New Roman"/>
-              <w:lang w:val="vi-VN"/>
             </w:rPr>
-            <w:t xml:space="preserve">1.2 </w:t>
-          </w:r>
-          <w:r>
-            <w:rPr>
-              <w:rFonts w:hint="default"/>
-              <w:lang w:val="vi-VN"/>
-            </w:rPr>
-            <w:t>Phạm vi dự án</w:t>
+            <w:t xml:space="preserve">Chương 2 </w:t>
           </w:r>
           <w:r>
             <w:tab/>
@@ -1865,13 +2006,13 @@
             <w:fldChar w:fldCharType="begin"/>
           </w:r>
           <w:r>
-            <w:instrText xml:space="preserve"> PAGEREF _Toc2113981359 \h </w:instrText>
+            <w:instrText xml:space="preserve"> PAGEREF _Toc1991983437 \h </w:instrText>
           </w:r>
           <w:r>
             <w:fldChar w:fldCharType="separate"/>
           </w:r>
           <w:r>
-            <w:t>5</w:t>
+            <w:t>7</w:t>
           </w:r>
           <w:r>
             <w:fldChar w:fldCharType="end"/>
@@ -1891,7 +2032,52 @@
             <w:fldChar w:fldCharType="begin"/>
           </w:r>
           <w:r>
-            <w:instrText xml:space="preserve"> HYPERLINK \l _Toc1715244745 </w:instrText>
+            <w:instrText xml:space="preserve"> HYPERLINK \l _Toc2143052576 </w:instrText>
+          </w:r>
+          <w:r>
+            <w:fldChar w:fldCharType="separate"/>
+          </w:r>
+          <w:r>
+            <w:rPr>
+              <w:rFonts w:hint="default"/>
+              <w:lang w:val="vi-VN"/>
+            </w:rPr>
+            <w:t>MÔ TẢ TỔNG QUAN HỆ THỐNG</w:t>
+          </w:r>
+          <w:r>
+            <w:tab/>
+          </w:r>
+          <w:r>
+            <w:fldChar w:fldCharType="begin"/>
+          </w:r>
+          <w:r>
+            <w:instrText xml:space="preserve"> PAGEREF _Toc2143052576 \h </w:instrText>
+          </w:r>
+          <w:r>
+            <w:fldChar w:fldCharType="separate"/>
+          </w:r>
+          <w:r>
+            <w:t>7</w:t>
+          </w:r>
+          <w:r>
+            <w:fldChar w:fldCharType="end"/>
+          </w:r>
+          <w:r>
+            <w:fldChar w:fldCharType="end"/>
+          </w:r>
+        </w:p>
+        <w:p>
+          <w:pPr>
+            <w:pStyle w:val="19"/>
+            <w:tabs>
+              <w:tab w:val="right" w:leader="dot" w:pos="9000"/>
+            </w:tabs>
+          </w:pPr>
+          <w:r>
+            <w:fldChar w:fldCharType="begin"/>
+          </w:r>
+          <w:r>
+            <w:instrText xml:space="preserve"> HYPERLINK \l _Toc688917348 </w:instrText>
           </w:r>
           <w:r>
             <w:fldChar w:fldCharType="separate"/>
@@ -1901,14 +2087,170 @@
               <w:rFonts w:hint="default" w:cs="Times New Roman"/>
               <w:lang w:val="vi-VN"/>
             </w:rPr>
-            <w:t xml:space="preserve">1.3 </w:t>
+            <w:t xml:space="preserve">2.1 </w:t>
+          </w:r>
+          <w:r>
+            <w:rPr>
+              <w:rFonts w:hint="default" w:ascii="Times New Roman"/>
+              <w:lang w:val="vi-VN"/>
+            </w:rPr>
+            <w:t>Tổng quan hệ thống</w:t>
+          </w:r>
+          <w:r>
+            <w:tab/>
+          </w:r>
+          <w:r>
+            <w:fldChar w:fldCharType="begin"/>
+          </w:r>
+          <w:r>
+            <w:instrText xml:space="preserve"> PAGEREF _Toc688917348 \h </w:instrText>
+          </w:r>
+          <w:r>
+            <w:fldChar w:fldCharType="separate"/>
+          </w:r>
+          <w:r>
+            <w:t>8</w:t>
+          </w:r>
+          <w:r>
+            <w:fldChar w:fldCharType="end"/>
+          </w:r>
+          <w:r>
+            <w:fldChar w:fldCharType="end"/>
+          </w:r>
+        </w:p>
+        <w:p>
+          <w:pPr>
+            <w:pStyle w:val="20"/>
+            <w:tabs>
+              <w:tab w:val="right" w:leader="dot" w:pos="9000"/>
+            </w:tabs>
+          </w:pPr>
+          <w:r>
+            <w:fldChar w:fldCharType="begin"/>
+          </w:r>
+          <w:r>
+            <w:instrText xml:space="preserve"> HYPERLINK \l _Toc1549526859 </w:instrText>
+          </w:r>
+          <w:r>
+            <w:fldChar w:fldCharType="separate"/>
+          </w:r>
+          <w:r>
+            <w:rPr>
+              <w:rFonts w:hint="default" w:cs="Times New Roman"/>
+              <w:lang w:val="vi-VN"/>
+            </w:rPr>
+            <w:t xml:space="preserve">2.1.1 </w:t>
+          </w:r>
+          <w:r>
+            <w:rPr>
+              <w:rFonts w:hint="default" w:ascii="Times New Roman"/>
+              <w:lang w:val="vi-VN"/>
+            </w:rPr>
+            <w:t>Biểu đồ ca sử dụng của hệ thống</w:t>
+          </w:r>
+          <w:r>
+            <w:tab/>
+          </w:r>
+          <w:r>
+            <w:fldChar w:fldCharType="begin"/>
+          </w:r>
+          <w:r>
+            <w:instrText xml:space="preserve"> PAGEREF _Toc1549526859 \h </w:instrText>
+          </w:r>
+          <w:r>
+            <w:fldChar w:fldCharType="separate"/>
+          </w:r>
+          <w:r>
+            <w:t>8</w:t>
+          </w:r>
+          <w:r>
+            <w:fldChar w:fldCharType="end"/>
+          </w:r>
+          <w:r>
+            <w:fldChar w:fldCharType="end"/>
+          </w:r>
+        </w:p>
+        <w:p>
+          <w:pPr>
+            <w:pStyle w:val="20"/>
+            <w:tabs>
+              <w:tab w:val="right" w:leader="dot" w:pos="9000"/>
+            </w:tabs>
+          </w:pPr>
+          <w:r>
+            <w:fldChar w:fldCharType="begin"/>
+          </w:r>
+          <w:r>
+            <w:instrText xml:space="preserve"> HYPERLINK \l _Toc363732044 </w:instrText>
+          </w:r>
+          <w:r>
+            <w:fldChar w:fldCharType="separate"/>
+          </w:r>
+          <w:r>
+            <w:rPr>
+              <w:rFonts w:hint="default" w:cs="Times New Roman"/>
+              <w:lang w:val="vi-VN"/>
+            </w:rPr>
+            <w:t xml:space="preserve">2.1.2 </w:t>
+          </w:r>
+          <w:r>
+            <w:rPr>
+              <w:rFonts w:hint="default" w:ascii="Times New Roman"/>
+              <w:lang w:val="vi-VN"/>
+            </w:rPr>
+            <w:t>Bảng mô tả ca sử dụng của hệ thống</w:t>
+          </w:r>
+          <w:r>
+            <w:tab/>
+          </w:r>
+          <w:r>
+            <w:fldChar w:fldCharType="begin"/>
+          </w:r>
+          <w:r>
+            <w:instrText xml:space="preserve"> PAGEREF _Toc363732044 \h </w:instrText>
+          </w:r>
+          <w:r>
+            <w:fldChar w:fldCharType="separate"/>
+          </w:r>
+          <w:r>
+            <w:t>8</w:t>
+          </w:r>
+          <w:r>
+            <w:fldChar w:fldCharType="end"/>
+          </w:r>
+          <w:r>
+            <w:fldChar w:fldCharType="end"/>
+          </w:r>
+        </w:p>
+        <w:p>
+          <w:pPr>
+            <w:pStyle w:val="19"/>
+            <w:tabs>
+              <w:tab w:val="right" w:leader="dot" w:pos="9000"/>
+            </w:tabs>
+          </w:pPr>
+          <w:r>
+            <w:fldChar w:fldCharType="begin"/>
+          </w:r>
+          <w:r>
+            <w:instrText xml:space="preserve"> HYPERLINK \l _Toc1506004146 </w:instrText>
+          </w:r>
+          <w:r>
+            <w:fldChar w:fldCharType="separate"/>
+          </w:r>
+          <w:r>
+            <w:rPr>
+              <w:rFonts w:hint="default" w:cs="Times New Roman"/>
+              <w:lang w:val="vi-VN"/>
+            </w:rPr>
+            <w:t xml:space="preserve">2.2 </w:t>
           </w:r>
           <w:r>
             <w:rPr>
               <w:rFonts w:hint="default"/>
               <w:lang w:val="vi-VN"/>
             </w:rPr>
-            <w:t>Thuật ngữ</w:t>
+            <w:t>Đặc tả các yêu cầu chức năng</w:t>
           </w:r>
           <w:r>
             <w:tab/>
@@ -1917,13 +2259,560 @@
             <w:fldChar w:fldCharType="begin"/>
           </w:r>
           <w:r>
-            <w:instrText xml:space="preserve"> PAGEREF _Toc1715244745 \h </w:instrText>
+            <w:instrText xml:space="preserve"> PAGEREF _Toc1506004146 \h </w:instrText>
           </w:r>
           <w:r>
             <w:fldChar w:fldCharType="separate"/>
           </w:r>
           <w:r>
-            <w:t>5</w:t>
+            <w:t>8</w:t>
+          </w:r>
+          <w:r>
+            <w:fldChar w:fldCharType="end"/>
+          </w:r>
+          <w:r>
+            <w:fldChar w:fldCharType="end"/>
+          </w:r>
+        </w:p>
+        <w:p>
+          <w:pPr>
+            <w:pStyle w:val="20"/>
+            <w:tabs>
+              <w:tab w:val="right" w:leader="dot" w:pos="9000"/>
+            </w:tabs>
+          </w:pPr>
+          <w:r>
+            <w:fldChar w:fldCharType="begin"/>
+          </w:r>
+          <w:r>
+            <w:instrText xml:space="preserve"> HYPERLINK \l _Toc1169418280 </w:instrText>
+          </w:r>
+          <w:r>
+            <w:fldChar w:fldCharType="separate"/>
+          </w:r>
+          <w:r>
+            <w:rPr>
+              <w:rFonts w:hint="default" w:cs="Times New Roman"/>
+              <w:lang w:val="vi-VN"/>
+            </w:rPr>
+            <w:t xml:space="preserve">2.2.1 </w:t>
+          </w:r>
+          <w:r>
+            <w:rPr>
+              <w:rFonts w:hint="default" w:ascii="Times New Roman"/>
+              <w:lang w:val="vi-VN"/>
+            </w:rPr>
+            <w:t>Biểu đồ ca sử dụng của khách hàng</w:t>
+          </w:r>
+          <w:r>
+            <w:tab/>
+          </w:r>
+          <w:r>
+            <w:fldChar w:fldCharType="begin"/>
+          </w:r>
+          <w:r>
+            <w:instrText xml:space="preserve"> PAGEREF _Toc1169418280 \h </w:instrText>
+          </w:r>
+          <w:r>
+            <w:fldChar w:fldCharType="separate"/>
+          </w:r>
+          <w:r>
+            <w:t>8</w:t>
+          </w:r>
+          <w:r>
+            <w:fldChar w:fldCharType="end"/>
+          </w:r>
+          <w:r>
+            <w:fldChar w:fldCharType="end"/>
+          </w:r>
+        </w:p>
+        <w:p>
+          <w:pPr>
+            <w:pStyle w:val="21"/>
+            <w:tabs>
+              <w:tab w:val="right" w:leader="dot" w:pos="9000"/>
+            </w:tabs>
+          </w:pPr>
+          <w:r>
+            <w:fldChar w:fldCharType="begin"/>
+          </w:r>
+          <w:r>
+            <w:instrText xml:space="preserve"> HYPERLINK \l _Toc642694616 </w:instrText>
+          </w:r>
+          <w:r>
+            <w:fldChar w:fldCharType="separate"/>
+          </w:r>
+          <w:r>
+            <w:rPr>
+              <w:rFonts w:hint="default" w:cs="Times New Roman"/>
+              <w:lang w:val="vi-VN"/>
+            </w:rPr>
+            <w:t xml:space="preserve">2.2.1.1 </w:t>
+          </w:r>
+          <w:r>
+            <w:rPr>
+              <w:rFonts w:hint="default"/>
+              <w:lang w:val="vi-VN"/>
+            </w:rPr>
+            <w:t xml:space="preserve">Ca sử dụng: </w:t>
+          </w:r>
+          <w:r>
+            <w:rPr>
+              <w:rFonts w:hint="default" w:ascii="Times New Roman"/>
+              <w:lang w:val="vi-VN"/>
+            </w:rPr>
+            <w:t>Tạo rút tiền</w:t>
+          </w:r>
+          <w:r>
+            <w:rPr>
+              <w:rFonts w:hint="default"/>
+              <w:lang w:val="vi-VN"/>
+            </w:rPr>
+            <w:t xml:space="preserve"> ATM</w:t>
+          </w:r>
+          <w:r>
+            <w:tab/>
+          </w:r>
+          <w:r>
+            <w:fldChar w:fldCharType="begin"/>
+          </w:r>
+          <w:r>
+            <w:instrText xml:space="preserve"> PAGEREF _Toc642694616 \h </w:instrText>
+          </w:r>
+          <w:r>
+            <w:fldChar w:fldCharType="separate"/>
+          </w:r>
+          <w:r>
+            <w:t>9</w:t>
+          </w:r>
+          <w:r>
+            <w:fldChar w:fldCharType="end"/>
+          </w:r>
+          <w:r>
+            <w:fldChar w:fldCharType="end"/>
+          </w:r>
+        </w:p>
+        <w:p>
+          <w:pPr>
+            <w:pStyle w:val="21"/>
+            <w:tabs>
+              <w:tab w:val="right" w:leader="dot" w:pos="9000"/>
+            </w:tabs>
+          </w:pPr>
+          <w:r>
+            <w:fldChar w:fldCharType="begin"/>
+          </w:r>
+          <w:r>
+            <w:instrText xml:space="preserve"> HYPERLINK \l _Toc2073150349 </w:instrText>
+          </w:r>
+          <w:r>
+            <w:fldChar w:fldCharType="separate"/>
+          </w:r>
+          <w:r>
+            <w:rPr>
+              <w:rFonts w:hint="default" w:cs="Times New Roman"/>
+              <w:lang w:val="vi-VN"/>
+            </w:rPr>
+            <w:t xml:space="preserve">2.2.1.2 </w:t>
+          </w:r>
+          <w:r>
+            <w:rPr>
+              <w:rFonts w:hint="default"/>
+              <w:lang w:val="vi-VN"/>
+            </w:rPr>
+            <w:t xml:space="preserve">Ca sử dụng: </w:t>
+          </w:r>
+          <w:r>
+            <w:rPr>
+              <w:rFonts w:hint="default" w:ascii="Times New Roman"/>
+              <w:lang w:val="vi-VN"/>
+            </w:rPr>
+            <w:t>Tạo lệnh chuyển tiền quốc tế</w:t>
+          </w:r>
+          <w:r>
+            <w:tab/>
+          </w:r>
+          <w:r>
+            <w:fldChar w:fldCharType="begin"/>
+          </w:r>
+          <w:r>
+            <w:instrText xml:space="preserve"> PAGEREF _Toc2073150349 \h </w:instrText>
+          </w:r>
+          <w:r>
+            <w:fldChar w:fldCharType="separate"/>
+          </w:r>
+          <w:r>
+            <w:t>9</w:t>
+          </w:r>
+          <w:r>
+            <w:fldChar w:fldCharType="end"/>
+          </w:r>
+          <w:r>
+            <w:fldChar w:fldCharType="end"/>
+          </w:r>
+        </w:p>
+        <w:p>
+          <w:pPr>
+            <w:pStyle w:val="21"/>
+            <w:tabs>
+              <w:tab w:val="right" w:leader="dot" w:pos="9000"/>
+            </w:tabs>
+          </w:pPr>
+          <w:r>
+            <w:fldChar w:fldCharType="begin"/>
+          </w:r>
+          <w:r>
+            <w:instrText xml:space="preserve"> HYPERLINK \l _Toc515743068 </w:instrText>
+          </w:r>
+          <w:r>
+            <w:fldChar w:fldCharType="separate"/>
+          </w:r>
+          <w:r>
+            <w:rPr>
+              <w:rFonts w:hint="default" w:cs="Times New Roman"/>
+            </w:rPr>
+            <w:t xml:space="preserve">2.2.1.3 </w:t>
+          </w:r>
+          <w:r>
+            <w:rPr>
+              <w:rFonts w:hint="default" w:ascii="Times New Roman"/>
+              <w:lang w:val="vi-VN"/>
+            </w:rPr>
+            <w:t>Ca sử dụng: Quét QR</w:t>
+          </w:r>
+          <w:r>
+            <w:tab/>
+          </w:r>
+          <w:r>
+            <w:fldChar w:fldCharType="begin"/>
+          </w:r>
+          <w:r>
+            <w:instrText xml:space="preserve"> PAGEREF _Toc515743068 \h </w:instrText>
+          </w:r>
+          <w:r>
+            <w:fldChar w:fldCharType="separate"/>
+          </w:r>
+          <w:r>
+            <w:t>9</w:t>
+          </w:r>
+          <w:r>
+            <w:fldChar w:fldCharType="end"/>
+          </w:r>
+          <w:r>
+            <w:fldChar w:fldCharType="end"/>
+          </w:r>
+        </w:p>
+        <w:p>
+          <w:pPr>
+            <w:pStyle w:val="21"/>
+            <w:tabs>
+              <w:tab w:val="right" w:leader="dot" w:pos="9000"/>
+            </w:tabs>
+          </w:pPr>
+          <w:r>
+            <w:fldChar w:fldCharType="begin"/>
+          </w:r>
+          <w:r>
+            <w:instrText xml:space="preserve"> HYPERLINK \l _Toc849744584 </w:instrText>
+          </w:r>
+          <w:r>
+            <w:fldChar w:fldCharType="separate"/>
+          </w:r>
+          <w:r>
+            <w:rPr>
+              <w:rFonts w:hint="default" w:cs="Times New Roman"/>
+              <w:lang w:val="vi-VN"/>
+            </w:rPr>
+            <w:t xml:space="preserve">2.2.1.4 </w:t>
+          </w:r>
+          <w:r>
+            <w:rPr>
+              <w:rFonts w:hint="default"/>
+              <w:lang w:val="vi-VN"/>
+            </w:rPr>
+            <w:t>Ca sử dụng: Hỗ trợ</w:t>
+          </w:r>
+          <w:r>
+            <w:tab/>
+          </w:r>
+          <w:r>
+            <w:fldChar w:fldCharType="begin"/>
+          </w:r>
+          <w:r>
+            <w:instrText xml:space="preserve"> PAGEREF _Toc849744584 \h </w:instrText>
+          </w:r>
+          <w:r>
+            <w:fldChar w:fldCharType="separate"/>
+          </w:r>
+          <w:r>
+            <w:t>9</w:t>
+          </w:r>
+          <w:r>
+            <w:fldChar w:fldCharType="end"/>
+          </w:r>
+          <w:r>
+            <w:fldChar w:fldCharType="end"/>
+          </w:r>
+        </w:p>
+        <w:p>
+          <w:pPr>
+            <w:pStyle w:val="20"/>
+            <w:tabs>
+              <w:tab w:val="right" w:leader="dot" w:pos="9000"/>
+            </w:tabs>
+          </w:pPr>
+          <w:r>
+            <w:fldChar w:fldCharType="begin"/>
+          </w:r>
+          <w:r>
+            <w:instrText xml:space="preserve"> HYPERLINK \l _Toc890970738 </w:instrText>
+          </w:r>
+          <w:r>
+            <w:fldChar w:fldCharType="separate"/>
+          </w:r>
+          <w:r>
+            <w:rPr>
+              <w:rFonts w:hint="default" w:cs="Times New Roman"/>
+              <w:lang w:val="vi-VN"/>
+            </w:rPr>
+            <w:t xml:space="preserve">2.2.2 </w:t>
+          </w:r>
+          <w:r>
+            <w:rPr>
+              <w:rFonts w:hint="default" w:ascii="Times New Roman"/>
+              <w:lang w:val="vi-VN"/>
+            </w:rPr>
+            <w:t>Ca sử dụng của Ngân hàng</w:t>
+          </w:r>
+          <w:r>
+            <w:tab/>
+          </w:r>
+          <w:r>
+            <w:fldChar w:fldCharType="begin"/>
+          </w:r>
+          <w:r>
+            <w:instrText xml:space="preserve"> PAGEREF _Toc890970738 \h </w:instrText>
+          </w:r>
+          <w:r>
+            <w:fldChar w:fldCharType="separate"/>
+          </w:r>
+          <w:r>
+            <w:t>9</w:t>
+          </w:r>
+          <w:r>
+            <w:fldChar w:fldCharType="end"/>
+          </w:r>
+          <w:r>
+            <w:fldChar w:fldCharType="end"/>
+          </w:r>
+        </w:p>
+        <w:p>
+          <w:pPr>
+            <w:pStyle w:val="19"/>
+            <w:tabs>
+              <w:tab w:val="right" w:leader="dot" w:pos="9000"/>
+            </w:tabs>
+          </w:pPr>
+          <w:r>
+            <w:fldChar w:fldCharType="begin"/>
+          </w:r>
+          <w:r>
+            <w:instrText xml:space="preserve"> HYPERLINK \l _Toc141723035 </w:instrText>
+          </w:r>
+          <w:r>
+            <w:fldChar w:fldCharType="separate"/>
+          </w:r>
+          <w:r>
+            <w:rPr>
+              <w:rFonts w:hint="default" w:cs="Times New Roman"/>
+              <w:lang w:val="vi-VN"/>
+            </w:rPr>
+            <w:t xml:space="preserve">2.3 </w:t>
+          </w:r>
+          <w:r>
+            <w:rPr>
+              <w:rFonts w:hint="default"/>
+              <w:lang w:val="vi-VN"/>
+            </w:rPr>
+            <w:t>Đ</w:t>
+          </w:r>
+          <w:r>
+            <w:rPr>
+              <w:rFonts w:hint="default" w:ascii="Times New Roman"/>
+              <w:lang w:val="vi-VN"/>
+            </w:rPr>
+            <w:t>ặc điểm của người dùng</w:t>
+          </w:r>
+          <w:r>
+            <w:tab/>
+          </w:r>
+          <w:r>
+            <w:fldChar w:fldCharType="begin"/>
+          </w:r>
+          <w:r>
+            <w:instrText xml:space="preserve"> PAGEREF _Toc141723035 \h </w:instrText>
+          </w:r>
+          <w:r>
+            <w:fldChar w:fldCharType="separate"/>
+          </w:r>
+          <w:r>
+            <w:t>9</w:t>
+          </w:r>
+          <w:r>
+            <w:fldChar w:fldCharType="end"/>
+          </w:r>
+          <w:r>
+            <w:fldChar w:fldCharType="end"/>
+          </w:r>
+        </w:p>
+        <w:p>
+          <w:pPr>
+            <w:pStyle w:val="20"/>
+            <w:tabs>
+              <w:tab w:val="right" w:leader="dot" w:pos="9000"/>
+            </w:tabs>
+          </w:pPr>
+          <w:r>
+            <w:fldChar w:fldCharType="begin"/>
+          </w:r>
+          <w:r>
+            <w:instrText xml:space="preserve"> HYPERLINK \l _Toc379684722 </w:instrText>
+          </w:r>
+          <w:r>
+            <w:fldChar w:fldCharType="separate"/>
+          </w:r>
+          <w:r>
+            <w:rPr>
+              <w:rFonts w:hint="default" w:cs="Times New Roman"/>
+              <w:lang w:val="vi-VN"/>
+            </w:rPr>
+            <w:t xml:space="preserve">2.3.1 </w:t>
+          </w:r>
+          <w:r>
+            <w:rPr>
+              <w:rFonts w:hint="default" w:ascii="Times New Roman"/>
+              <w:lang w:val="vi-VN"/>
+            </w:rPr>
+            <w:t>Khách hàng</w:t>
+          </w:r>
+          <w:r>
+            <w:tab/>
+          </w:r>
+          <w:r>
+            <w:fldChar w:fldCharType="begin"/>
+          </w:r>
+          <w:r>
+            <w:instrText xml:space="preserve"> PAGEREF _Toc379684722 \h </w:instrText>
+          </w:r>
+          <w:r>
+            <w:fldChar w:fldCharType="separate"/>
+          </w:r>
+          <w:r>
+            <w:t>9</w:t>
+          </w:r>
+          <w:r>
+            <w:fldChar w:fldCharType="end"/>
+          </w:r>
+          <w:r>
+            <w:fldChar w:fldCharType="end"/>
+          </w:r>
+        </w:p>
+        <w:p>
+          <w:pPr>
+            <w:pStyle w:val="20"/>
+            <w:tabs>
+              <w:tab w:val="right" w:leader="dot" w:pos="9000"/>
+            </w:tabs>
+          </w:pPr>
+          <w:r>
+            <w:fldChar w:fldCharType="begin"/>
+          </w:r>
+          <w:r>
+            <w:instrText xml:space="preserve"> HYPERLINK \l _Toc1187207417 </w:instrText>
+          </w:r>
+          <w:r>
+            <w:fldChar w:fldCharType="separate"/>
+          </w:r>
+          <w:r>
+            <w:rPr>
+              <w:rFonts w:hint="default" w:cs="Times New Roman"/>
+              <w:lang w:val="vi-VN"/>
+            </w:rPr>
+            <w:t xml:space="preserve">2.3.2 </w:t>
+          </w:r>
+          <w:r>
+            <w:rPr>
+              <w:rFonts w:hint="default" w:ascii="Times New Roman"/>
+              <w:lang w:val="vi-VN"/>
+            </w:rPr>
+            <w:t>Ngân hàng</w:t>
+          </w:r>
+          <w:r>
+            <w:tab/>
+          </w:r>
+          <w:r>
+            <w:fldChar w:fldCharType="begin"/>
+          </w:r>
+          <w:r>
+            <w:instrText xml:space="preserve"> PAGEREF _Toc1187207417 \h </w:instrText>
+          </w:r>
+          <w:r>
+            <w:fldChar w:fldCharType="separate"/>
+          </w:r>
+          <w:r>
+            <w:t>9</w:t>
+          </w:r>
+          <w:r>
+            <w:fldChar w:fldCharType="end"/>
+          </w:r>
+          <w:r>
+            <w:fldChar w:fldCharType="end"/>
+          </w:r>
+        </w:p>
+        <w:p>
+          <w:pPr>
+            <w:pStyle w:val="20"/>
+            <w:tabs>
+              <w:tab w:val="right" w:leader="dot" w:pos="9000"/>
+            </w:tabs>
+          </w:pPr>
+          <w:r>
+            <w:fldChar w:fldCharType="begin"/>
+          </w:r>
+          <w:r>
+            <w:instrText xml:space="preserve"> HYPERLINK \l _Toc1124493242 </w:instrText>
+          </w:r>
+          <w:r>
+            <w:fldChar w:fldCharType="separate"/>
+          </w:r>
+          <w:r>
+            <w:rPr>
+              <w:rFonts w:hint="default" w:cs="Times New Roman"/>
+              <w:lang w:val="vi-VN"/>
+            </w:rPr>
+            <w:t xml:space="preserve">2.3.3 </w:t>
+          </w:r>
+          <w:r>
+            <w:rPr>
+              <w:rFonts w:hint="default" w:ascii="Times New Roman"/>
+              <w:lang w:val="vi-VN"/>
+            </w:rPr>
+            <w:t>Cổng thanh toán</w:t>
+          </w:r>
+          <w:r>
+            <w:tab/>
+          </w:r>
+          <w:r>
+            <w:fldChar w:fldCharType="begin"/>
+          </w:r>
+          <w:r>
+            <w:instrText xml:space="preserve"> PAGEREF _Toc1124493242 \h </w:instrText>
+          </w:r>
+          <w:r>
+            <w:fldChar w:fldCharType="separate"/>
+          </w:r>
+          <w:r>
+            <w:t>9</w:t>
           </w:r>
           <w:r>
             <w:fldChar w:fldCharType="end"/>
@@ -1943,7 +2832,7 @@
             <w:fldChar w:fldCharType="begin"/>
           </w:r>
           <w:r>
-            <w:instrText xml:space="preserve"> HYPERLINK \l _Toc297951887 </w:instrText>
+            <w:instrText xml:space="preserve"> HYPERLINK \l _Toc1501824694 </w:instrText>
           </w:r>
           <w:r>
             <w:fldChar w:fldCharType="separate"/>
@@ -1953,14 +2842,7 @@
               <w:rFonts w:hint="default" w:cs="Times New Roman"/>
               <w:lang w:val="vi-VN"/>
             </w:rPr>
-            <w:t xml:space="preserve">1.4 </w:t>
-          </w:r>
-          <w:r>
-            <w:rPr>
-              <w:rFonts w:hint="default"/>
-              <w:lang w:val="vi-VN"/>
-            </w:rPr>
-            <w:t>Tổng quan về tài liệu</w:t>
+            <w:t xml:space="preserve">Chương 3 </w:t>
           </w:r>
           <w:r>
             <w:tab/>
@@ -1969,102 +2851,13 @@
             <w:fldChar w:fldCharType="begin"/>
           </w:r>
           <w:r>
-            <w:instrText xml:space="preserve"> PAGEREF _Toc297951887 \h </w:instrText>
+            <w:instrText xml:space="preserve"> PAGEREF _Toc1501824694 \h </w:instrText>
           </w:r>
           <w:r>
             <w:fldChar w:fldCharType="separate"/>
           </w:r>
           <w:r>
-            <w:t>5</w:t>
-          </w:r>
-          <w:r>
-            <w:fldChar w:fldCharType="end"/>
-          </w:r>
-          <w:r>
-            <w:fldChar w:fldCharType="end"/>
-          </w:r>
-        </w:p>
-        <w:p>
-          <w:pPr>
-            <w:pStyle w:val="17"/>
-            <w:tabs>
-              <w:tab w:val="right" w:leader="dot" w:pos="9000"/>
-            </w:tabs>
-          </w:pPr>
-          <w:r>
-            <w:fldChar w:fldCharType="begin"/>
-          </w:r>
-          <w:r>
-            <w:instrText xml:space="preserve"> HYPERLINK \l _Toc1892983652 </w:instrText>
-          </w:r>
-          <w:r>
-            <w:fldChar w:fldCharType="separate"/>
-          </w:r>
-          <w:r>
-            <w:rPr>
-              <w:rFonts w:hint="default" w:cs="Times New Roman"/>
-            </w:rPr>
-            <w:t xml:space="preserve">Chương 2 </w:t>
-          </w:r>
-          <w:r>
-            <w:tab/>
-          </w:r>
-          <w:r>
-            <w:fldChar w:fldCharType="begin"/>
-          </w:r>
-          <w:r>
-            <w:instrText xml:space="preserve"> PAGEREF _Toc1892983652 \h </w:instrText>
-          </w:r>
-          <w:r>
-            <w:fldChar w:fldCharType="separate"/>
-          </w:r>
-          <w:r>
-            <w:t>6</w:t>
-          </w:r>
-          <w:r>
-            <w:fldChar w:fldCharType="end"/>
-          </w:r>
-          <w:r>
-            <w:fldChar w:fldCharType="end"/>
-          </w:r>
-        </w:p>
-        <w:p>
-          <w:pPr>
-            <w:pStyle w:val="17"/>
-            <w:tabs>
-              <w:tab w:val="right" w:leader="dot" w:pos="9000"/>
-            </w:tabs>
-          </w:pPr>
-          <w:r>
-            <w:fldChar w:fldCharType="begin"/>
-          </w:r>
-          <w:r>
-            <w:instrText xml:space="preserve"> HYPERLINK \l _Toc406008859 </w:instrText>
-          </w:r>
-          <w:r>
-            <w:fldChar w:fldCharType="separate"/>
-          </w:r>
-          <w:r>
-            <w:rPr>
-              <w:rFonts w:hint="default"/>
-              <w:lang w:val="vi-VN"/>
-            </w:rPr>
-            <w:t>MÔ TẢ TỔNG QUAN HỆ THỐNG</w:t>
-          </w:r>
-          <w:r>
-            <w:tab/>
-          </w:r>
-          <w:r>
-            <w:fldChar w:fldCharType="begin"/>
-          </w:r>
-          <w:r>
-            <w:instrText xml:space="preserve"> PAGEREF _Toc406008859 \h </w:instrText>
-          </w:r>
-          <w:r>
-            <w:fldChar w:fldCharType="separate"/>
-          </w:r>
-          <w:r>
-            <w:t>6</w:t>
+            <w:t>10</w:t>
           </w:r>
           <w:r>
             <w:fldChar w:fldCharType="end"/>
@@ -2084,24 +2877,31 @@
             <w:fldChar w:fldCharType="begin"/>
           </w:r>
           <w:r>
-            <w:instrText xml:space="preserve"> HYPERLINK \l _Toc1235346694 </w:instrText>
+            <w:instrText xml:space="preserve"> HYPERLINK \l _Toc1792328867 </w:instrText>
           </w:r>
           <w:r>
             <w:fldChar w:fldCharType="separate"/>
-          </w:r>
-          <w:r>
-            <w:rPr>
-              <w:rFonts w:hint="default" w:cs="Times New Roman"/>
-              <w:lang w:val="vi-VN"/>
-            </w:rPr>
-            <w:t xml:space="preserve">2.1 </w:t>
           </w:r>
           <w:r>
             <w:rPr>
               <w:rFonts w:hint="default" w:ascii="Times New Roman"/>
               <w:lang w:val="vi-VN"/>
             </w:rPr>
-            <w:t>Tổng quan hệ thống</w:t>
+            <w:t>KHUNG NHÌN</w:t>
+          </w:r>
+          <w:r>
+            <w:rPr>
+              <w:rFonts w:hint="default" w:ascii="Times New Roman"/>
+              <w:lang w:val="vi-VN"/>
+            </w:rPr>
+            <w:t xml:space="preserve"> </w:t>
+          </w:r>
+          <w:r>
+            <w:rPr>
+              <w:rFonts w:hint="default" w:ascii="Times New Roman"/>
+              <w:lang w:val="vi-VN"/>
+            </w:rPr>
+            <w:t>CA SỬ DỤNG</w:t>
           </w:r>
           <w:r>
             <w:tab/>
@@ -2110,13 +2910,13 @@
             <w:fldChar w:fldCharType="begin"/>
           </w:r>
           <w:r>
-            <w:instrText xml:space="preserve"> PAGEREF _Toc1235346694 \h </w:instrText>
+            <w:instrText xml:space="preserve"> PAGEREF _Toc1792328867 \h </w:instrText>
           </w:r>
           <w:r>
             <w:fldChar w:fldCharType="separate"/>
           </w:r>
           <w:r>
-            <w:t>7</w:t>
+            <w:t>10</w:t>
           </w:r>
           <w:r>
             <w:fldChar w:fldCharType="end"/>
@@ -2136,7 +2936,59 @@
             <w:fldChar w:fldCharType="begin"/>
           </w:r>
           <w:r>
-            <w:instrText xml:space="preserve"> HYPERLINK \l _Toc599986862 </w:instrText>
+            <w:instrText xml:space="preserve"> HYPERLINK \l _Toc918151200 </w:instrText>
+          </w:r>
+          <w:r>
+            <w:fldChar w:fldCharType="separate"/>
+          </w:r>
+          <w:r>
+            <w:rPr>
+              <w:rFonts w:hint="default" w:cs="Times New Roman"/>
+              <w:lang w:val="en-US"/>
+            </w:rPr>
+            <w:t xml:space="preserve">3.1 </w:t>
+          </w:r>
+          <w:r>
+            <w:rPr>
+              <w:rFonts w:hint="default" w:ascii="Times New Roman"/>
+              <w:lang w:val="vi-VN"/>
+            </w:rPr>
+            <w:t>Hiện thực hoá ca sử dụng</w:t>
+          </w:r>
+          <w:r>
+            <w:tab/>
+          </w:r>
+          <w:r>
+            <w:fldChar w:fldCharType="begin"/>
+          </w:r>
+          <w:r>
+            <w:instrText xml:space="preserve"> PAGEREF _Toc918151200 \h </w:instrText>
+          </w:r>
+          <w:r>
+            <w:fldChar w:fldCharType="separate"/>
+          </w:r>
+          <w:r>
+            <w:t>11</w:t>
+          </w:r>
+          <w:r>
+            <w:fldChar w:fldCharType="end"/>
+          </w:r>
+          <w:r>
+            <w:fldChar w:fldCharType="end"/>
+          </w:r>
+        </w:p>
+        <w:p>
+          <w:pPr>
+            <w:pStyle w:val="20"/>
+            <w:tabs>
+              <w:tab w:val="right" w:leader="dot" w:pos="9000"/>
+            </w:tabs>
+          </w:pPr>
+          <w:r>
+            <w:fldChar w:fldCharType="begin"/>
+          </w:r>
+          <w:r>
+            <w:instrText xml:space="preserve"> HYPERLINK \l _Toc1697214705 </w:instrText>
           </w:r>
           <w:r>
             <w:fldChar w:fldCharType="separate"/>
@@ -2146,14 +2998,14 @@
               <w:rFonts w:hint="default" w:cs="Times New Roman"/>
               <w:lang w:val="vi-VN"/>
             </w:rPr>
-            <w:t xml:space="preserve">2.1.1 </w:t>
+            <w:t xml:space="preserve">3.1.1 </w:t>
           </w:r>
           <w:r>
             <w:rPr>
               <w:rFonts w:hint="default" w:ascii="Times New Roman"/>
               <w:lang w:val="vi-VN"/>
             </w:rPr>
-            <w:t>Biểu đồ ca sử dụng của hệ thống</w:t>
+            <w:t>Đặc tả ca sử dụng</w:t>
           </w:r>
           <w:r>
             <w:tab/>
@@ -2162,13 +3014,1053 @@
             <w:fldChar w:fldCharType="begin"/>
           </w:r>
           <w:r>
-            <w:instrText xml:space="preserve"> PAGEREF _Toc599986862 \h </w:instrText>
+            <w:instrText xml:space="preserve"> PAGEREF _Toc1697214705 \h </w:instrText>
           </w:r>
           <w:r>
             <w:fldChar w:fldCharType="separate"/>
           </w:r>
           <w:r>
-            <w:t>7</w:t>
+            <w:t>11</w:t>
+          </w:r>
+          <w:r>
+            <w:fldChar w:fldCharType="end"/>
+          </w:r>
+          <w:r>
+            <w:fldChar w:fldCharType="end"/>
+          </w:r>
+        </w:p>
+        <w:p>
+          <w:pPr>
+            <w:pStyle w:val="21"/>
+            <w:tabs>
+              <w:tab w:val="right" w:leader="dot" w:pos="9000"/>
+            </w:tabs>
+          </w:pPr>
+          <w:r>
+            <w:fldChar w:fldCharType="begin"/>
+          </w:r>
+          <w:r>
+            <w:instrText xml:space="preserve"> HYPERLINK \l _Toc62263834 </w:instrText>
+          </w:r>
+          <w:r>
+            <w:fldChar w:fldCharType="separate"/>
+          </w:r>
+          <w:r>
+            <w:rPr>
+              <w:rFonts w:hint="default" w:cs="Times New Roman"/>
+              <w:lang w:val="vi-VN"/>
+            </w:rPr>
+            <w:t xml:space="preserve">3.1.1.1 </w:t>
+          </w:r>
+          <w:r>
+            <w:rPr>
+              <w:rFonts w:hint="default" w:ascii="Times New Roman"/>
+              <w:lang w:val="vi-VN"/>
+            </w:rPr>
+            <w:t>Ca sử dụng: Tạo mã rút tiền ATM</w:t>
+          </w:r>
+          <w:r>
+            <w:tab/>
+          </w:r>
+          <w:r>
+            <w:fldChar w:fldCharType="begin"/>
+          </w:r>
+          <w:r>
+            <w:instrText xml:space="preserve"> PAGEREF _Toc62263834 \h </w:instrText>
+          </w:r>
+          <w:r>
+            <w:fldChar w:fldCharType="separate"/>
+          </w:r>
+          <w:r>
+            <w:t>11</w:t>
+          </w:r>
+          <w:r>
+            <w:fldChar w:fldCharType="end"/>
+          </w:r>
+          <w:r>
+            <w:fldChar w:fldCharType="end"/>
+          </w:r>
+        </w:p>
+        <w:p>
+          <w:pPr>
+            <w:pStyle w:val="21"/>
+            <w:tabs>
+              <w:tab w:val="right" w:leader="dot" w:pos="9000"/>
+            </w:tabs>
+          </w:pPr>
+          <w:r>
+            <w:fldChar w:fldCharType="begin"/>
+          </w:r>
+          <w:r>
+            <w:instrText xml:space="preserve"> HYPERLINK \l _Toc643721949 </w:instrText>
+          </w:r>
+          <w:r>
+            <w:fldChar w:fldCharType="separate"/>
+          </w:r>
+          <w:r>
+            <w:rPr>
+              <w:rFonts w:hint="default" w:cs="Times New Roman"/>
+              <w:lang w:val="vi-VN"/>
+            </w:rPr>
+            <w:t xml:space="preserve">3.1.1.2 </w:t>
+          </w:r>
+          <w:r>
+            <w:rPr>
+              <w:rFonts w:hint="default" w:ascii="Times New Roman"/>
+              <w:lang w:val="vi-VN"/>
+            </w:rPr>
+            <w:t>Ca sử dụng: Tạo lệnh chuyển tiền quốc tế</w:t>
+          </w:r>
+          <w:r>
+            <w:tab/>
+          </w:r>
+          <w:r>
+            <w:fldChar w:fldCharType="begin"/>
+          </w:r>
+          <w:r>
+            <w:instrText xml:space="preserve"> PAGEREF _Toc643721949 \h </w:instrText>
+          </w:r>
+          <w:r>
+            <w:fldChar w:fldCharType="separate"/>
+          </w:r>
+          <w:r>
+            <w:t>12</w:t>
+          </w:r>
+          <w:r>
+            <w:fldChar w:fldCharType="end"/>
+          </w:r>
+          <w:r>
+            <w:fldChar w:fldCharType="end"/>
+          </w:r>
+        </w:p>
+        <w:p>
+          <w:pPr>
+            <w:pStyle w:val="21"/>
+            <w:tabs>
+              <w:tab w:val="right" w:leader="dot" w:pos="9000"/>
+            </w:tabs>
+          </w:pPr>
+          <w:r>
+            <w:fldChar w:fldCharType="begin"/>
+          </w:r>
+          <w:r>
+            <w:instrText xml:space="preserve"> HYPERLINK \l _Toc12183257 </w:instrText>
+          </w:r>
+          <w:r>
+            <w:fldChar w:fldCharType="separate"/>
+          </w:r>
+          <w:r>
+            <w:rPr>
+              <w:rFonts w:hint="default" w:cs="Times New Roman"/>
+              <w:lang w:val="vi-VN"/>
+            </w:rPr>
+            <w:t xml:space="preserve">3.1.1.3 </w:t>
+          </w:r>
+          <w:r>
+            <w:rPr>
+              <w:rFonts w:hint="default"/>
+              <w:lang w:val="en-US"/>
+            </w:rPr>
+            <w:t>C</w:t>
+          </w:r>
+          <w:r>
+            <w:rPr>
+              <w:rFonts w:hint="default" w:ascii="Times New Roman"/>
+              <w:lang w:val="vi-VN"/>
+            </w:rPr>
+            <w:t>a sử dụng: Quét QR</w:t>
+          </w:r>
+          <w:r>
+            <w:tab/>
+          </w:r>
+          <w:r>
+            <w:fldChar w:fldCharType="begin"/>
+          </w:r>
+          <w:r>
+            <w:instrText xml:space="preserve"> PAGEREF _Toc12183257 \h </w:instrText>
+          </w:r>
+          <w:r>
+            <w:fldChar w:fldCharType="separate"/>
+          </w:r>
+          <w:r>
+            <w:t>13</w:t>
+          </w:r>
+          <w:r>
+            <w:fldChar w:fldCharType="end"/>
+          </w:r>
+          <w:r>
+            <w:fldChar w:fldCharType="end"/>
+          </w:r>
+        </w:p>
+        <w:p>
+          <w:pPr>
+            <w:pStyle w:val="21"/>
+            <w:tabs>
+              <w:tab w:val="right" w:leader="dot" w:pos="9000"/>
+            </w:tabs>
+          </w:pPr>
+          <w:r>
+            <w:fldChar w:fldCharType="begin"/>
+          </w:r>
+          <w:r>
+            <w:instrText xml:space="preserve"> HYPERLINK \l _Toc753053934 </w:instrText>
+          </w:r>
+          <w:r>
+            <w:fldChar w:fldCharType="separate"/>
+          </w:r>
+          <w:r>
+            <w:rPr>
+              <w:rFonts w:hint="default" w:cs="Times New Roman"/>
+              <w:lang w:val="vi-VN"/>
+            </w:rPr>
+            <w:t xml:space="preserve">3.1.1.4 </w:t>
+          </w:r>
+          <w:r>
+            <w:rPr>
+              <w:rFonts w:hint="default" w:ascii="Times New Roman"/>
+              <w:lang w:val="vi-VN"/>
+            </w:rPr>
+            <w:t>Ca sử dụng: Quản lý vay vốn</w:t>
+          </w:r>
+          <w:r>
+            <w:tab/>
+          </w:r>
+          <w:r>
+            <w:fldChar w:fldCharType="begin"/>
+          </w:r>
+          <w:r>
+            <w:instrText xml:space="preserve"> PAGEREF _Toc753053934 \h </w:instrText>
+          </w:r>
+          <w:r>
+            <w:fldChar w:fldCharType="separate"/>
+          </w:r>
+          <w:r>
+            <w:t>13</w:t>
+          </w:r>
+          <w:r>
+            <w:fldChar w:fldCharType="end"/>
+          </w:r>
+          <w:r>
+            <w:fldChar w:fldCharType="end"/>
+          </w:r>
+        </w:p>
+        <w:p>
+          <w:pPr>
+            <w:pStyle w:val="21"/>
+            <w:tabs>
+              <w:tab w:val="right" w:leader="dot" w:pos="9000"/>
+            </w:tabs>
+          </w:pPr>
+          <w:r>
+            <w:fldChar w:fldCharType="begin"/>
+          </w:r>
+          <w:r>
+            <w:instrText xml:space="preserve"> HYPERLINK \l _Toc1456336967 </w:instrText>
+          </w:r>
+          <w:r>
+            <w:fldChar w:fldCharType="separate"/>
+          </w:r>
+          <w:r>
+            <w:rPr>
+              <w:rFonts w:hint="default" w:cs="Times New Roman"/>
+            </w:rPr>
+            <w:t xml:space="preserve">3.1.1.5 </w:t>
+          </w:r>
+          <w:r>
+            <w:rPr>
+              <w:rFonts w:hint="default" w:ascii="Times New Roman"/>
+              <w:lang w:val="vi-VN"/>
+            </w:rPr>
+            <w:t>Ca sử dụng: Kiểm tra số dư</w:t>
+          </w:r>
+          <w:r>
+            <w:tab/>
+          </w:r>
+          <w:r>
+            <w:fldChar w:fldCharType="begin"/>
+          </w:r>
+          <w:r>
+            <w:instrText xml:space="preserve"> PAGEREF _Toc1456336967 \h </w:instrText>
+          </w:r>
+          <w:r>
+            <w:fldChar w:fldCharType="separate"/>
+          </w:r>
+          <w:r>
+            <w:t>14</w:t>
+          </w:r>
+          <w:r>
+            <w:fldChar w:fldCharType="end"/>
+          </w:r>
+          <w:r>
+            <w:fldChar w:fldCharType="end"/>
+          </w:r>
+        </w:p>
+        <w:p>
+          <w:pPr>
+            <w:pStyle w:val="21"/>
+            <w:tabs>
+              <w:tab w:val="right" w:leader="dot" w:pos="9000"/>
+            </w:tabs>
+          </w:pPr>
+          <w:r>
+            <w:fldChar w:fldCharType="begin"/>
+          </w:r>
+          <w:r>
+            <w:instrText xml:space="preserve"> HYPERLINK \l _Toc1784279510 </w:instrText>
+          </w:r>
+          <w:r>
+            <w:fldChar w:fldCharType="separate"/>
+          </w:r>
+          <w:r>
+            <w:rPr>
+              <w:rFonts w:hint="default" w:cs="Times New Roman"/>
+            </w:rPr>
+            <w:t xml:space="preserve">3.1.1.6 </w:t>
+          </w:r>
+          <w:r>
+            <w:rPr>
+              <w:rFonts w:hint="default" w:ascii="Times New Roman"/>
+              <w:lang w:val="vi-VN"/>
+            </w:rPr>
+            <w:t>Ca sử dụng: Mở tài khoản tiết kiệm</w:t>
+          </w:r>
+          <w:r>
+            <w:tab/>
+          </w:r>
+          <w:r>
+            <w:fldChar w:fldCharType="begin"/>
+          </w:r>
+          <w:r>
+            <w:instrText xml:space="preserve"> PAGEREF _Toc1784279510 \h </w:instrText>
+          </w:r>
+          <w:r>
+            <w:fldChar w:fldCharType="separate"/>
+          </w:r>
+          <w:r>
+            <w:t>14</w:t>
+          </w:r>
+          <w:r>
+            <w:fldChar w:fldCharType="end"/>
+          </w:r>
+          <w:r>
+            <w:fldChar w:fldCharType="end"/>
+          </w:r>
+        </w:p>
+        <w:p>
+          <w:pPr>
+            <w:pStyle w:val="21"/>
+            <w:tabs>
+              <w:tab w:val="right" w:leader="dot" w:pos="9000"/>
+            </w:tabs>
+          </w:pPr>
+          <w:r>
+            <w:fldChar w:fldCharType="begin"/>
+          </w:r>
+          <w:r>
+            <w:instrText xml:space="preserve"> HYPERLINK \l _Toc924077862 </w:instrText>
+          </w:r>
+          <w:r>
+            <w:fldChar w:fldCharType="separate"/>
+          </w:r>
+          <w:r>
+            <w:rPr>
+              <w:rFonts w:hint="default" w:cs="Times New Roman"/>
+              <w:lang w:val="vi-VN"/>
+            </w:rPr>
+            <w:t xml:space="preserve">3.1.1.7 </w:t>
+          </w:r>
+          <w:r>
+            <w:rPr>
+              <w:rFonts w:hint="default" w:ascii="Times New Roman"/>
+              <w:lang w:val="vi-VN"/>
+            </w:rPr>
+            <w:t>Ca sử dụng: Nạp tiền điện thoại</w:t>
+          </w:r>
+          <w:r>
+            <w:tab/>
+          </w:r>
+          <w:r>
+            <w:fldChar w:fldCharType="begin"/>
+          </w:r>
+          <w:r>
+            <w:instrText xml:space="preserve"> PAGEREF _Toc924077862 \h </w:instrText>
+          </w:r>
+          <w:r>
+            <w:fldChar w:fldCharType="separate"/>
+          </w:r>
+          <w:r>
+            <w:t>15</w:t>
+          </w:r>
+          <w:r>
+            <w:fldChar w:fldCharType="end"/>
+          </w:r>
+          <w:r>
+            <w:fldChar w:fldCharType="end"/>
+          </w:r>
+        </w:p>
+        <w:p>
+          <w:pPr>
+            <w:pStyle w:val="21"/>
+            <w:tabs>
+              <w:tab w:val="right" w:leader="dot" w:pos="9000"/>
+            </w:tabs>
+          </w:pPr>
+          <w:r>
+            <w:fldChar w:fldCharType="begin"/>
+          </w:r>
+          <w:r>
+            <w:instrText xml:space="preserve"> HYPERLINK \l _Toc374891530 </w:instrText>
+          </w:r>
+          <w:r>
+            <w:fldChar w:fldCharType="separate"/>
+          </w:r>
+          <w:r>
+            <w:rPr>
+              <w:rFonts w:hint="default" w:cs="Times New Roman"/>
+              <w:lang w:val="vi-VN"/>
+            </w:rPr>
+            <w:t xml:space="preserve">3.1.1.8 </w:t>
+          </w:r>
+          <w:r>
+            <w:rPr>
+              <w:rFonts w:hint="default" w:ascii="Times New Roman"/>
+              <w:lang w:val="vi-VN"/>
+            </w:rPr>
+            <w:t>Ca sử dụng: Chuyển khoản</w:t>
+          </w:r>
+          <w:r>
+            <w:tab/>
+          </w:r>
+          <w:r>
+            <w:fldChar w:fldCharType="begin"/>
+          </w:r>
+          <w:r>
+            <w:instrText xml:space="preserve"> PAGEREF _Toc374891530 \h </w:instrText>
+          </w:r>
+          <w:r>
+            <w:fldChar w:fldCharType="separate"/>
+          </w:r>
+          <w:r>
+            <w:t>17</w:t>
+          </w:r>
+          <w:r>
+            <w:fldChar w:fldCharType="end"/>
+          </w:r>
+          <w:r>
+            <w:fldChar w:fldCharType="end"/>
+          </w:r>
+        </w:p>
+        <w:p>
+          <w:pPr>
+            <w:pStyle w:val="20"/>
+            <w:tabs>
+              <w:tab w:val="right" w:leader="dot" w:pos="9000"/>
+            </w:tabs>
+          </w:pPr>
+          <w:r>
+            <w:fldChar w:fldCharType="begin"/>
+          </w:r>
+          <w:r>
+            <w:instrText xml:space="preserve"> HYPERLINK \l _Toc84924412 </w:instrText>
+          </w:r>
+          <w:r>
+            <w:fldChar w:fldCharType="separate"/>
+          </w:r>
+          <w:r>
+            <w:rPr>
+              <w:rFonts w:hint="default" w:cs="Times New Roman"/>
+              <w:lang w:val="vi-VN"/>
+            </w:rPr>
+            <w:t xml:space="preserve">3.1.2 </w:t>
+          </w:r>
+          <w:r>
+            <w:rPr>
+              <w:rFonts w:hint="default" w:ascii="Times New Roman"/>
+              <w:lang w:val="vi-VN"/>
+            </w:rPr>
+            <w:t>Biểu đồ hoạt động</w:t>
+          </w:r>
+          <w:r>
+            <w:tab/>
+          </w:r>
+          <w:r>
+            <w:fldChar w:fldCharType="begin"/>
+          </w:r>
+          <w:r>
+            <w:instrText xml:space="preserve"> PAGEREF _Toc84924412 \h </w:instrText>
+          </w:r>
+          <w:r>
+            <w:fldChar w:fldCharType="separate"/>
+          </w:r>
+          <w:r>
+            <w:t>18</w:t>
+          </w:r>
+          <w:r>
+            <w:fldChar w:fldCharType="end"/>
+          </w:r>
+          <w:r>
+            <w:fldChar w:fldCharType="end"/>
+          </w:r>
+        </w:p>
+        <w:p>
+          <w:pPr>
+            <w:pStyle w:val="21"/>
+            <w:tabs>
+              <w:tab w:val="right" w:leader="dot" w:pos="9000"/>
+            </w:tabs>
+          </w:pPr>
+          <w:r>
+            <w:fldChar w:fldCharType="begin"/>
+          </w:r>
+          <w:r>
+            <w:instrText xml:space="preserve"> HYPERLINK \l _Toc1395450876 </w:instrText>
+          </w:r>
+          <w:r>
+            <w:fldChar w:fldCharType="separate"/>
+          </w:r>
+          <w:r>
+            <w:rPr>
+              <w:rFonts w:hint="default" w:ascii="SimSun" w:hAnsi="SimSun" w:eastAsia="SimSun" w:cs="Times New Roman"/>
+              <w:kern w:val="0"/>
+              <w:szCs w:val="24"/>
+              <w:lang w:val="en-US" w:eastAsia="zh-CN" w:bidi="ar"/>
+            </w:rPr>
+            <w:t xml:space="preserve">3.1.2.1 </w:t>
+          </w:r>
+          <w:r>
+            <w:rPr>
+              <w:rFonts w:hint="default" w:ascii="Times New Roman"/>
+              <w:lang w:val="vi-VN"/>
+            </w:rPr>
+            <w:t>Ca sử dụng: Rút tiền ATM</w:t>
+          </w:r>
+          <w:r>
+            <w:tab/>
+          </w:r>
+          <w:r>
+            <w:fldChar w:fldCharType="begin"/>
+          </w:r>
+          <w:r>
+            <w:instrText xml:space="preserve"> PAGEREF _Toc1395450876 \h </w:instrText>
+          </w:r>
+          <w:r>
+            <w:fldChar w:fldCharType="separate"/>
+          </w:r>
+          <w:r>
+            <w:t>18</w:t>
+          </w:r>
+          <w:r>
+            <w:fldChar w:fldCharType="end"/>
+          </w:r>
+          <w:r>
+            <w:fldChar w:fldCharType="end"/>
+          </w:r>
+        </w:p>
+        <w:p>
+          <w:pPr>
+            <w:pStyle w:val="21"/>
+            <w:tabs>
+              <w:tab w:val="right" w:leader="dot" w:pos="9000"/>
+            </w:tabs>
+          </w:pPr>
+          <w:r>
+            <w:fldChar w:fldCharType="begin"/>
+          </w:r>
+          <w:r>
+            <w:instrText xml:space="preserve"> HYPERLINK \l _Toc673964045 </w:instrText>
+          </w:r>
+          <w:r>
+            <w:fldChar w:fldCharType="separate"/>
+          </w:r>
+          <w:r>
+            <w:rPr>
+              <w:rFonts w:hint="default" w:cs="Times New Roman"/>
+              <w:lang w:val="vi-VN"/>
+            </w:rPr>
+            <w:t xml:space="preserve">3.1.2.2 </w:t>
+          </w:r>
+          <w:r>
+            <w:rPr>
+              <w:rFonts w:hint="default" w:ascii="Times New Roman"/>
+              <w:lang w:val="vi-VN"/>
+            </w:rPr>
+            <w:t>Ca sử dụng: Tạo lệnh chuyển tiền quốc tế</w:t>
+          </w:r>
+          <w:r>
+            <w:tab/>
+          </w:r>
+          <w:r>
+            <w:fldChar w:fldCharType="begin"/>
+          </w:r>
+          <w:r>
+            <w:instrText xml:space="preserve"> PAGEREF _Toc673964045 \h </w:instrText>
+          </w:r>
+          <w:r>
+            <w:fldChar w:fldCharType="separate"/>
+          </w:r>
+          <w:r>
+            <w:t>19</w:t>
+          </w:r>
+          <w:r>
+            <w:fldChar w:fldCharType="end"/>
+          </w:r>
+          <w:r>
+            <w:fldChar w:fldCharType="end"/>
+          </w:r>
+        </w:p>
+        <w:p>
+          <w:pPr>
+            <w:pStyle w:val="21"/>
+            <w:tabs>
+              <w:tab w:val="right" w:leader="dot" w:pos="9000"/>
+            </w:tabs>
+          </w:pPr>
+          <w:r>
+            <w:fldChar w:fldCharType="begin"/>
+          </w:r>
+          <w:r>
+            <w:instrText xml:space="preserve"> HYPERLINK \l _Toc1484950037 </w:instrText>
+          </w:r>
+          <w:r>
+            <w:fldChar w:fldCharType="separate"/>
+          </w:r>
+          <w:r>
+            <w:rPr>
+              <w:rFonts w:hint="default" w:cs="Times New Roman"/>
+              <w:lang w:val="vi-VN"/>
+            </w:rPr>
+            <w:t xml:space="preserve">3.1.2.3 </w:t>
+          </w:r>
+          <w:r>
+            <w:rPr>
+              <w:rFonts w:hint="default" w:ascii="Times New Roman"/>
+              <w:lang w:val="vi-VN"/>
+            </w:rPr>
+            <w:t>Ca sử dụng: Kiểm tra số dư</w:t>
+          </w:r>
+          <w:r>
+            <w:tab/>
+          </w:r>
+          <w:r>
+            <w:fldChar w:fldCharType="begin"/>
+          </w:r>
+          <w:r>
+            <w:instrText xml:space="preserve"> PAGEREF _Toc1484950037 \h </w:instrText>
+          </w:r>
+          <w:r>
+            <w:fldChar w:fldCharType="separate"/>
+          </w:r>
+          <w:r>
+            <w:t>20</w:t>
+          </w:r>
+          <w:r>
+            <w:fldChar w:fldCharType="end"/>
+          </w:r>
+          <w:r>
+            <w:fldChar w:fldCharType="end"/>
+          </w:r>
+        </w:p>
+        <w:p>
+          <w:pPr>
+            <w:pStyle w:val="21"/>
+            <w:tabs>
+              <w:tab w:val="right" w:leader="dot" w:pos="9000"/>
+            </w:tabs>
+          </w:pPr>
+          <w:r>
+            <w:fldChar w:fldCharType="begin"/>
+          </w:r>
+          <w:r>
+            <w:instrText xml:space="preserve"> HYPERLINK \l _Toc1647810072 </w:instrText>
+          </w:r>
+          <w:r>
+            <w:fldChar w:fldCharType="separate"/>
+          </w:r>
+          <w:r>
+            <w:rPr>
+              <w:rFonts w:hint="default" w:cs="Times New Roman"/>
+              <w:lang w:val="vi-VN"/>
+            </w:rPr>
+            <w:t xml:space="preserve">3.1.2.4 </w:t>
+          </w:r>
+          <w:r>
+            <w:rPr>
+              <w:rFonts w:hint="default" w:ascii="Times New Roman"/>
+              <w:lang w:val="vi-VN"/>
+            </w:rPr>
+            <w:t>Ca sử dụng: Mở tài khoản tiết kiệm</w:t>
+          </w:r>
+          <w:r>
+            <w:tab/>
+          </w:r>
+          <w:r>
+            <w:fldChar w:fldCharType="begin"/>
+          </w:r>
+          <w:r>
+            <w:instrText xml:space="preserve"> PAGEREF _Toc1647810072 \h </w:instrText>
+          </w:r>
+          <w:r>
+            <w:fldChar w:fldCharType="separate"/>
+          </w:r>
+          <w:r>
+            <w:t>21</w:t>
+          </w:r>
+          <w:r>
+            <w:fldChar w:fldCharType="end"/>
+          </w:r>
+          <w:r>
+            <w:fldChar w:fldCharType="end"/>
+          </w:r>
+        </w:p>
+        <w:p>
+          <w:pPr>
+            <w:pStyle w:val="21"/>
+            <w:tabs>
+              <w:tab w:val="right" w:leader="dot" w:pos="9000"/>
+            </w:tabs>
+          </w:pPr>
+          <w:r>
+            <w:fldChar w:fldCharType="begin"/>
+          </w:r>
+          <w:r>
+            <w:instrText xml:space="preserve"> HYPERLINK \l _Toc794768392 </w:instrText>
+          </w:r>
+          <w:r>
+            <w:fldChar w:fldCharType="separate"/>
+          </w:r>
+          <w:r>
+            <w:rPr>
+              <w:rFonts w:hint="default" w:cs="Times New Roman"/>
+              <w:lang w:val="vi-VN"/>
+            </w:rPr>
+            <w:t xml:space="preserve">3.1.2.5 </w:t>
+          </w:r>
+          <w:r>
+            <w:rPr>
+              <w:rFonts w:hint="default" w:ascii="Times New Roman"/>
+              <w:lang w:val="vi-VN"/>
+            </w:rPr>
+            <w:t>Ca sử dụng: Quét QR</w:t>
+          </w:r>
+          <w:r>
+            <w:tab/>
+          </w:r>
+          <w:r>
+            <w:fldChar w:fldCharType="begin"/>
+          </w:r>
+          <w:r>
+            <w:instrText xml:space="preserve"> PAGEREF _Toc794768392 \h </w:instrText>
+          </w:r>
+          <w:r>
+            <w:fldChar w:fldCharType="separate"/>
+          </w:r>
+          <w:r>
+            <w:t>23</w:t>
+          </w:r>
+          <w:r>
+            <w:fldChar w:fldCharType="end"/>
+          </w:r>
+          <w:r>
+            <w:fldChar w:fldCharType="end"/>
+          </w:r>
+        </w:p>
+        <w:p>
+          <w:pPr>
+            <w:pStyle w:val="21"/>
+            <w:tabs>
+              <w:tab w:val="right" w:leader="dot" w:pos="9000"/>
+            </w:tabs>
+          </w:pPr>
+          <w:r>
+            <w:fldChar w:fldCharType="begin"/>
+          </w:r>
+          <w:r>
+            <w:instrText xml:space="preserve"> HYPERLINK \l _Toc324080004 </w:instrText>
+          </w:r>
+          <w:r>
+            <w:fldChar w:fldCharType="separate"/>
+          </w:r>
+          <w:r>
+            <w:rPr>
+              <w:rFonts w:hint="default" w:cs="Times New Roman"/>
+              <w:lang w:val="vi-VN"/>
+            </w:rPr>
+            <w:t xml:space="preserve">3.1.2.6 </w:t>
+          </w:r>
+          <w:r>
+            <w:rPr>
+              <w:rFonts w:hint="default" w:ascii="Times New Roman"/>
+              <w:lang w:val="vi-VN"/>
+            </w:rPr>
+            <w:t>Ca sử dụng: Quản lý vay vốn</w:t>
+          </w:r>
+          <w:r>
+            <w:tab/>
+          </w:r>
+          <w:r>
+            <w:fldChar w:fldCharType="begin"/>
+          </w:r>
+          <w:r>
+            <w:instrText xml:space="preserve"> PAGEREF _Toc324080004 \h </w:instrText>
+          </w:r>
+          <w:r>
+            <w:fldChar w:fldCharType="separate"/>
+          </w:r>
+          <w:r>
+            <w:t>23</w:t>
+          </w:r>
+          <w:r>
+            <w:fldChar w:fldCharType="end"/>
+          </w:r>
+          <w:r>
+            <w:fldChar w:fldCharType="end"/>
+          </w:r>
+        </w:p>
+        <w:p>
+          <w:pPr>
+            <w:pStyle w:val="21"/>
+            <w:tabs>
+              <w:tab w:val="right" w:leader="dot" w:pos="9000"/>
+            </w:tabs>
+          </w:pPr>
+          <w:r>
+            <w:fldChar w:fldCharType="begin"/>
+          </w:r>
+          <w:r>
+            <w:instrText xml:space="preserve"> HYPERLINK \l _Toc794098436 </w:instrText>
+          </w:r>
+          <w:r>
+            <w:fldChar w:fldCharType="separate"/>
+          </w:r>
+          <w:r>
+            <w:rPr>
+              <w:rFonts w:hint="default" w:cs="Times New Roman"/>
+              <w:lang w:val="vi-VN"/>
+            </w:rPr>
+            <w:t xml:space="preserve">3.1.2.7 </w:t>
+          </w:r>
+          <w:r>
+            <w:rPr>
+              <w:rFonts w:hint="default" w:ascii="Times New Roman"/>
+              <w:lang w:val="vi-VN"/>
+            </w:rPr>
+            <w:t>Ca sử dụng: Nạp tiền điện thoại</w:t>
+          </w:r>
+          <w:r>
+            <w:tab/>
+          </w:r>
+          <w:r>
+            <w:fldChar w:fldCharType="begin"/>
+          </w:r>
+          <w:r>
+            <w:instrText xml:space="preserve"> PAGEREF _Toc794098436 \h </w:instrText>
+          </w:r>
+          <w:r>
+            <w:fldChar w:fldCharType="separate"/>
+          </w:r>
+          <w:r>
+            <w:t>24</w:t>
+          </w:r>
+          <w:r>
+            <w:fldChar w:fldCharType="end"/>
+          </w:r>
+          <w:r>
+            <w:fldChar w:fldCharType="end"/>
+          </w:r>
+        </w:p>
+        <w:p>
+          <w:pPr>
+            <w:pStyle w:val="21"/>
+            <w:tabs>
+              <w:tab w:val="right" w:leader="dot" w:pos="9000"/>
+            </w:tabs>
+          </w:pPr>
+          <w:r>
+            <w:fldChar w:fldCharType="begin"/>
+          </w:r>
+          <w:r>
+            <w:instrText xml:space="preserve"> HYPERLINK \l _Toc1949031394 </w:instrText>
+          </w:r>
+          <w:r>
+            <w:fldChar w:fldCharType="separate"/>
+          </w:r>
+          <w:r>
+            <w:rPr>
+              <w:rFonts w:hint="default" w:cs="Times New Roman"/>
+              <w:lang w:val="vi-VN"/>
+            </w:rPr>
+            <w:t xml:space="preserve">3.1.2.8 </w:t>
+          </w:r>
+          <w:r>
+            <w:rPr>
+              <w:rFonts w:hint="default" w:ascii="Times New Roman"/>
+              <w:lang w:val="vi-VN"/>
+            </w:rPr>
+            <w:t>Ca sử dụng:  Chuyển tiền</w:t>
+          </w:r>
+          <w:r>
+            <w:tab/>
+          </w:r>
+          <w:r>
+            <w:fldChar w:fldCharType="begin"/>
+          </w:r>
+          <w:r>
+            <w:instrText xml:space="preserve"> PAGEREF _Toc1949031394 \h </w:instrText>
+          </w:r>
+          <w:r>
+            <w:fldChar w:fldCharType="separate"/>
+          </w:r>
+          <w:r>
+            <w:t>25</w:t>
+          </w:r>
+          <w:r>
+            <w:fldChar w:fldCharType="end"/>
+          </w:r>
+          <w:r>
+            <w:fldChar w:fldCharType="end"/>
+          </w:r>
+        </w:p>
+        <w:p>
+          <w:pPr>
+            <w:pStyle w:val="20"/>
+            <w:tabs>
+              <w:tab w:val="right" w:leader="dot" w:pos="9000"/>
+            </w:tabs>
+          </w:pPr>
+          <w:r>
+            <w:fldChar w:fldCharType="begin"/>
+          </w:r>
+          <w:r>
+            <w:instrText xml:space="preserve"> HYPERLINK \l _Toc1802571267 </w:instrText>
+          </w:r>
+          <w:r>
+            <w:fldChar w:fldCharType="separate"/>
+          </w:r>
+          <w:r>
+            <w:rPr>
+              <w:rFonts w:hint="default" w:cs="Times New Roman"/>
+              <w:lang w:val="vi-VN"/>
+            </w:rPr>
+            <w:t xml:space="preserve">3.1.3 </w:t>
+          </w:r>
+          <w:r>
+            <w:rPr>
+              <w:rFonts w:hint="default" w:ascii="Times New Roman"/>
+              <w:lang w:val="vi-VN"/>
+            </w:rPr>
+            <w:t>Biểu đồ tuần tự</w:t>
+          </w:r>
+          <w:r>
+            <w:tab/>
+          </w:r>
+          <w:r>
+            <w:fldChar w:fldCharType="begin"/>
+          </w:r>
+          <w:r>
+            <w:instrText xml:space="preserve"> PAGEREF _Toc1802571267 \h </w:instrText>
+          </w:r>
+          <w:r>
+            <w:fldChar w:fldCharType="separate"/>
+          </w:r>
+          <w:r>
+            <w:t>26</w:t>
+          </w:r>
+          <w:r>
+            <w:fldChar w:fldCharType="end"/>
+          </w:r>
+          <w:r>
+            <w:fldChar w:fldCharType="end"/>
+          </w:r>
+        </w:p>
+        <w:p>
+          <w:pPr>
+            <w:pStyle w:val="18"/>
+            <w:tabs>
+              <w:tab w:val="right" w:leader="dot" w:pos="9000"/>
+            </w:tabs>
+          </w:pPr>
+          <w:r>
+            <w:fldChar w:fldCharType="begin"/>
+          </w:r>
+          <w:r>
+            <w:instrText xml:space="preserve"> HYPERLINK \l _Toc1263476240 </w:instrText>
+          </w:r>
+          <w:r>
+            <w:fldChar w:fldCharType="separate"/>
+          </w:r>
+          <w:r>
+            <w:rPr>
+              <w:rFonts w:hint="default" w:cs="Times New Roman"/>
+              <w:lang w:val="vi-VN"/>
+            </w:rPr>
+            <w:t xml:space="preserve">Chương 4 </w:t>
+          </w:r>
+          <w:r>
+            <w:tab/>
+          </w:r>
+          <w:r>
+            <w:fldChar w:fldCharType="begin"/>
+          </w:r>
+          <w:r>
+            <w:instrText xml:space="preserve"> PAGEREF _Toc1263476240 \h </w:instrText>
+          </w:r>
+          <w:r>
+            <w:fldChar w:fldCharType="separate"/>
+          </w:r>
+          <w:r>
+            <w:t>27</w:t>
+          </w:r>
+          <w:r>
+            <w:fldChar w:fldCharType="end"/>
+          </w:r>
+          <w:r>
+            <w:fldChar w:fldCharType="end"/>
+          </w:r>
+        </w:p>
+        <w:p>
+          <w:pPr>
+            <w:pStyle w:val="18"/>
+            <w:tabs>
+              <w:tab w:val="right" w:leader="dot" w:pos="9000"/>
+            </w:tabs>
+          </w:pPr>
+          <w:r>
+            <w:fldChar w:fldCharType="begin"/>
+          </w:r>
+          <w:r>
+            <w:instrText xml:space="preserve"> HYPERLINK \l _Toc926864144 </w:instrText>
+          </w:r>
+          <w:r>
+            <w:fldChar w:fldCharType="separate"/>
+          </w:r>
+          <w:r>
+            <w:rPr>
+              <w:rFonts w:hint="default" w:ascii="Times New Roman"/>
+              <w:lang w:val="vi-VN"/>
+            </w:rPr>
+            <w:t xml:space="preserve">PHÂN TÍCH VÀ THIẾT KẾ </w:t>
+          </w:r>
+          <w:r>
+            <w:rPr>
+              <w:rFonts w:hint="default" w:ascii="Times New Roman"/>
+              <w:lang w:val="vi-VN"/>
+            </w:rPr>
+            <w:t>KIẾN TRÚC</w:t>
+          </w:r>
+          <w:r>
+            <w:tab/>
+          </w:r>
+          <w:r>
+            <w:fldChar w:fldCharType="begin"/>
+          </w:r>
+          <w:r>
+            <w:instrText xml:space="preserve"> PAGEREF _Toc926864144 \h </w:instrText>
+          </w:r>
+          <w:r>
+            <w:fldChar w:fldCharType="separate"/>
+          </w:r>
+          <w:r>
+            <w:t>27</w:t>
           </w:r>
           <w:r>
             <w:fldChar w:fldCharType="end"/>
@@ -2188,7 +4080,7 @@
             <w:fldChar w:fldCharType="begin"/>
           </w:r>
           <w:r>
-            <w:instrText xml:space="preserve"> HYPERLINK \l _Toc1543466969 </w:instrText>
+            <w:instrText xml:space="preserve"> HYPERLINK \l _Toc2106776517 </w:instrText>
           </w:r>
           <w:r>
             <w:fldChar w:fldCharType="separate"/>
@@ -2198,14 +4090,14 @@
               <w:rFonts w:hint="default" w:cs="Times New Roman"/>
               <w:lang w:val="vi-VN"/>
             </w:rPr>
-            <w:t xml:space="preserve">2.1.2 </w:t>
+            <w:t xml:space="preserve">4.1 </w:t>
           </w:r>
           <w:r>
             <w:rPr>
               <w:rFonts w:hint="default" w:ascii="Times New Roman"/>
               <w:lang w:val="vi-VN"/>
             </w:rPr>
-            <w:t>Bảng mô tả ca sử dụng của hệ thống</w:t>
+            <w:t>Tổng quan</w:t>
           </w:r>
           <w:r>
             <w:tab/>
@@ -2214,65 +4106,13 @@
             <w:fldChar w:fldCharType="begin"/>
           </w:r>
           <w:r>
-            <w:instrText xml:space="preserve"> PAGEREF _Toc1543466969 \h </w:instrText>
+            <w:instrText xml:space="preserve"> PAGEREF _Toc2106776517 \h </w:instrText>
           </w:r>
           <w:r>
             <w:fldChar w:fldCharType="separate"/>
           </w:r>
           <w:r>
-            <w:t>7</w:t>
-          </w:r>
-          <w:r>
-            <w:fldChar w:fldCharType="end"/>
-          </w:r>
-          <w:r>
-            <w:fldChar w:fldCharType="end"/>
-          </w:r>
-        </w:p>
-        <w:p>
-          <w:pPr>
-            <w:pStyle w:val="18"/>
-            <w:tabs>
-              <w:tab w:val="right" w:leader="dot" w:pos="9000"/>
-            </w:tabs>
-          </w:pPr>
-          <w:r>
-            <w:fldChar w:fldCharType="begin"/>
-          </w:r>
-          <w:r>
-            <w:instrText xml:space="preserve"> HYPERLINK \l _Toc1594375870 </w:instrText>
-          </w:r>
-          <w:r>
-            <w:fldChar w:fldCharType="separate"/>
-          </w:r>
-          <w:r>
-            <w:rPr>
-              <w:rFonts w:hint="default" w:cs="Times New Roman"/>
-              <w:lang w:val="vi-VN"/>
-            </w:rPr>
-            <w:t xml:space="preserve">2.2 </w:t>
-          </w:r>
-          <w:r>
-            <w:rPr>
-              <w:rFonts w:hint="default"/>
-              <w:lang w:val="vi-VN"/>
-            </w:rPr>
-            <w:t>Đặc tả các yêu cầu chức năng</w:t>
-          </w:r>
-          <w:r>
-            <w:tab/>
-          </w:r>
-          <w:r>
-            <w:fldChar w:fldCharType="begin"/>
-          </w:r>
-          <w:r>
-            <w:instrText xml:space="preserve"> PAGEREF _Toc1594375870 \h </w:instrText>
-          </w:r>
-          <w:r>
-            <w:fldChar w:fldCharType="separate"/>
-          </w:r>
-          <w:r>
-            <w:t>7</w:t>
+            <w:t>28</w:t>
           </w:r>
           <w:r>
             <w:fldChar w:fldCharType="end"/>
@@ -2292,7 +4132,7 @@
             <w:fldChar w:fldCharType="begin"/>
           </w:r>
           <w:r>
-            <w:instrText xml:space="preserve"> HYPERLINK \l _Toc374299824 </w:instrText>
+            <w:instrText xml:space="preserve"> HYPERLINK \l _Toc882549483 </w:instrText>
           </w:r>
           <w:r>
             <w:fldChar w:fldCharType="separate"/>
@@ -2302,14 +4142,14 @@
               <w:rFonts w:hint="default" w:cs="Times New Roman"/>
               <w:lang w:val="vi-VN"/>
             </w:rPr>
-            <w:t xml:space="preserve">2.2.1 </w:t>
+            <w:t xml:space="preserve">4.2 </w:t>
           </w:r>
           <w:r>
             <w:rPr>
               <w:rFonts w:hint="default" w:ascii="Times New Roman"/>
               <w:lang w:val="vi-VN"/>
             </w:rPr>
-            <w:t>Biểu đồ ca sử dụng của khách hàng</w:t>
+            <w:t>Xác định các đặc điểm</w:t>
           </w:r>
           <w:r>
             <w:tab/>
@@ -2318,116 +4158,13 @@
             <w:fldChar w:fldCharType="begin"/>
           </w:r>
           <w:r>
-            <w:instrText xml:space="preserve"> PAGEREF _Toc374299824 \h </w:instrText>
+            <w:instrText xml:space="preserve"> PAGEREF _Toc882549483 \h </w:instrText>
           </w:r>
           <w:r>
             <w:fldChar w:fldCharType="separate"/>
           </w:r>
           <w:r>
-            <w:t>7</w:t>
-          </w:r>
-          <w:r>
-            <w:fldChar w:fldCharType="end"/>
-          </w:r>
-          <w:r>
-            <w:fldChar w:fldCharType="end"/>
-          </w:r>
-        </w:p>
-        <w:p>
-          <w:pPr>
-            <w:pStyle w:val="20"/>
-            <w:tabs>
-              <w:tab w:val="right" w:leader="dot" w:pos="9000"/>
-            </w:tabs>
-          </w:pPr>
-          <w:r>
-            <w:fldChar w:fldCharType="begin"/>
-          </w:r>
-          <w:r>
-            <w:instrText xml:space="preserve"> HYPERLINK \l _Toc877539905 </w:instrText>
-          </w:r>
-          <w:r>
-            <w:fldChar w:fldCharType="separate"/>
-          </w:r>
-          <w:r>
-            <w:rPr>
-              <w:rFonts w:hint="default" w:cs="Times New Roman"/>
-              <w:lang w:val="vi-VN"/>
-            </w:rPr>
-            <w:t xml:space="preserve">2.2.1.1 </w:t>
-          </w:r>
-          <w:r>
-            <w:rPr>
-              <w:rFonts w:hint="default"/>
-              <w:lang w:val="vi-VN"/>
-            </w:rPr>
-            <w:t>Ca sử dụng: Rút tiền mặt từ ATM</w:t>
-          </w:r>
-          <w:r>
-            <w:tab/>
-          </w:r>
-          <w:r>
-            <w:fldChar w:fldCharType="begin"/>
-          </w:r>
-          <w:r>
-            <w:instrText xml:space="preserve"> PAGEREF _Toc877539905 \h </w:instrText>
-          </w:r>
-          <w:r>
-            <w:fldChar w:fldCharType="separate"/>
-          </w:r>
-          <w:r>
-            <w:t>8</w:t>
-          </w:r>
-          <w:r>
-            <w:fldChar w:fldCharType="end"/>
-          </w:r>
-          <w:r>
-            <w:fldChar w:fldCharType="end"/>
-          </w:r>
-        </w:p>
-        <w:p>
-          <w:pPr>
-            <w:pStyle w:val="20"/>
-            <w:tabs>
-              <w:tab w:val="right" w:leader="dot" w:pos="9000"/>
-            </w:tabs>
-          </w:pPr>
-          <w:r>
-            <w:fldChar w:fldCharType="begin"/>
-          </w:r>
-          <w:r>
-            <w:instrText xml:space="preserve"> HYPERLINK \l _Toc2042979386 </w:instrText>
-          </w:r>
-          <w:r>
-            <w:fldChar w:fldCharType="separate"/>
-          </w:r>
-          <w:r>
-            <w:rPr>
-              <w:rFonts w:hint="default" w:cs="Times New Roman"/>
-            </w:rPr>
-            <w:t xml:space="preserve">2.2.1.2 </w:t>
-          </w:r>
-          <w:r>
-            <w:rPr>
-              <w:rFonts w:hint="default" w:ascii="Times New Roman"/>
-              <w:lang w:val="vi-VN"/>
-            </w:rPr>
-            <w:t>Ca sử dụng: Quét QR</w:t>
-          </w:r>
-          <w:r>
-            <w:tab/>
-          </w:r>
-          <w:r>
-            <w:fldChar w:fldCharType="begin"/>
-          </w:r>
-          <w:r>
-            <w:instrText xml:space="preserve"> PAGEREF _Toc2042979386 \h </w:instrText>
-          </w:r>
-          <w:r>
-            <w:fldChar w:fldCharType="separate"/>
-          </w:r>
-          <w:r>
-            <w:t>8</w:t>
+            <w:t>28</w:t>
           </w:r>
           <w:r>
             <w:fldChar w:fldCharType="end"/>
@@ -2447,7 +4184,7 @@
             <w:fldChar w:fldCharType="begin"/>
           </w:r>
           <w:r>
-            <w:instrText xml:space="preserve"> HYPERLINK \l _Toc238508619 </w:instrText>
+            <w:instrText xml:space="preserve"> HYPERLINK \l _Toc339610952 </w:instrText>
           </w:r>
           <w:r>
             <w:fldChar w:fldCharType="separate"/>
@@ -2457,28 +4194,14 @@
               <w:rFonts w:hint="default" w:cs="Times New Roman"/>
               <w:lang w:val="vi-VN"/>
             </w:rPr>
-            <w:t xml:space="preserve">2.2.2 </w:t>
+            <w:t xml:space="preserve">4.3 </w:t>
           </w:r>
           <w:r>
             <w:rPr>
               <w:rFonts w:hint="default" w:ascii="Times New Roman"/>
               <w:lang w:val="vi-VN"/>
             </w:rPr>
-            <w:t xml:space="preserve">Ca sử dụng của </w:t>
-          </w:r>
-          <w:r>
-            <w:rPr>
-              <w:rFonts w:hint="default"/>
-              <w:lang w:val="vi-VN"/>
-            </w:rPr>
-            <w:t>t</w:t>
-          </w:r>
-          <w:r>
-            <w:rPr>
-              <w:rFonts w:hint="default" w:ascii="Times New Roman"/>
-              <w:lang w:val="vi-VN"/>
-            </w:rPr>
-            <w:t>hu ngân</w:t>
+            <w:t>Mô hình cộng tác</w:t>
           </w:r>
           <w:r>
             <w:tab/>
@@ -2487,1585 +4210,13 @@
             <w:fldChar w:fldCharType="begin"/>
           </w:r>
           <w:r>
-            <w:instrText xml:space="preserve"> PAGEREF _Toc238508619 \h </w:instrText>
+            <w:instrText xml:space="preserve"> PAGEREF _Toc339610952 \h </w:instrText>
           </w:r>
           <w:r>
             <w:fldChar w:fldCharType="separate"/>
           </w:r>
           <w:r>
-            <w:t>8</w:t>
-          </w:r>
-          <w:r>
-            <w:fldChar w:fldCharType="end"/>
-          </w:r>
-          <w:r>
-            <w:fldChar w:fldCharType="end"/>
-          </w:r>
-        </w:p>
-        <w:p>
-          <w:pPr>
-            <w:pStyle w:val="20"/>
-            <w:tabs>
-              <w:tab w:val="right" w:leader="dot" w:pos="9000"/>
-            </w:tabs>
-          </w:pPr>
-          <w:r>
-            <w:fldChar w:fldCharType="begin"/>
-          </w:r>
-          <w:r>
-            <w:instrText xml:space="preserve"> HYPERLINK \l _Toc1409874231 </w:instrText>
-          </w:r>
-          <w:r>
-            <w:fldChar w:fldCharType="separate"/>
-          </w:r>
-          <w:r>
-            <w:rPr>
-              <w:rFonts w:hint="default" w:cs="Times New Roman"/>
-              <w:lang w:val="vi-VN"/>
-            </w:rPr>
-            <w:t xml:space="preserve">2.2.2.1 </w:t>
-          </w:r>
-          <w:r>
-            <w:rPr>
-              <w:rFonts w:hint="default"/>
-              <w:lang w:val="vi-VN"/>
-            </w:rPr>
-            <w:t>Ca sử dụng: Hỗ trợ khách hàng</w:t>
-          </w:r>
-          <w:r>
-            <w:tab/>
-          </w:r>
-          <w:r>
-            <w:fldChar w:fldCharType="begin"/>
-          </w:r>
-          <w:r>
-            <w:instrText xml:space="preserve"> PAGEREF _Toc1409874231 \h </w:instrText>
-          </w:r>
-          <w:r>
-            <w:fldChar w:fldCharType="separate"/>
-          </w:r>
-          <w:r>
-            <w:t>8</w:t>
-          </w:r>
-          <w:r>
-            <w:fldChar w:fldCharType="end"/>
-          </w:r>
-          <w:r>
-            <w:fldChar w:fldCharType="end"/>
-          </w:r>
-        </w:p>
-        <w:p>
-          <w:pPr>
-            <w:pStyle w:val="19"/>
-            <w:tabs>
-              <w:tab w:val="right" w:leader="dot" w:pos="9000"/>
-            </w:tabs>
-          </w:pPr>
-          <w:r>
-            <w:fldChar w:fldCharType="begin"/>
-          </w:r>
-          <w:r>
-            <w:instrText xml:space="preserve"> HYPERLINK \l _Toc421639419 </w:instrText>
-          </w:r>
-          <w:r>
-            <w:fldChar w:fldCharType="separate"/>
-          </w:r>
-          <w:r>
-            <w:rPr>
-              <w:rFonts w:hint="default" w:cs="Times New Roman"/>
-              <w:lang w:val="vi-VN"/>
-            </w:rPr>
-            <w:t xml:space="preserve">2.2.3 </w:t>
-          </w:r>
-          <w:r>
-            <w:rPr>
-              <w:rFonts w:hint="default" w:ascii="Times New Roman"/>
-              <w:lang w:val="vi-VN"/>
-            </w:rPr>
-            <w:t xml:space="preserve">Ca sử dụng của </w:t>
-          </w:r>
-          <w:r>
-            <w:rPr>
-              <w:rFonts w:hint="default"/>
-              <w:lang w:val="vi-VN"/>
-            </w:rPr>
-            <w:t>c</w:t>
-          </w:r>
-          <w:r>
-            <w:rPr>
-              <w:rFonts w:hint="default" w:ascii="Times New Roman"/>
-              <w:lang w:val="vi-VN"/>
-            </w:rPr>
-            <w:t>ác cổng thanh toán</w:t>
-          </w:r>
-          <w:r>
-            <w:tab/>
-          </w:r>
-          <w:r>
-            <w:fldChar w:fldCharType="begin"/>
-          </w:r>
-          <w:r>
-            <w:instrText xml:space="preserve"> PAGEREF _Toc421639419 \h </w:instrText>
-          </w:r>
-          <w:r>
-            <w:fldChar w:fldCharType="separate"/>
-          </w:r>
-          <w:r>
-            <w:t>8</w:t>
-          </w:r>
-          <w:r>
-            <w:fldChar w:fldCharType="end"/>
-          </w:r>
-          <w:r>
-            <w:fldChar w:fldCharType="end"/>
-          </w:r>
-        </w:p>
-        <w:p>
-          <w:pPr>
-            <w:pStyle w:val="19"/>
-            <w:tabs>
-              <w:tab w:val="right" w:leader="dot" w:pos="9000"/>
-            </w:tabs>
-          </w:pPr>
-          <w:r>
-            <w:fldChar w:fldCharType="begin"/>
-          </w:r>
-          <w:r>
-            <w:instrText xml:space="preserve"> HYPERLINK \l _Toc1945163680 </w:instrText>
-          </w:r>
-          <w:r>
-            <w:fldChar w:fldCharType="separate"/>
-          </w:r>
-          <w:r>
-            <w:rPr>
-              <w:rFonts w:hint="default" w:cs="Times New Roman"/>
-              <w:lang w:val="vi-VN"/>
-            </w:rPr>
-            <w:t xml:space="preserve">2.2.4 </w:t>
-          </w:r>
-          <w:r>
-            <w:rPr>
-              <w:rFonts w:hint="default" w:ascii="Times New Roman"/>
-              <w:lang w:val="vi-VN"/>
-            </w:rPr>
-            <w:t>Ca sử dụng của Ngân hàng</w:t>
-          </w:r>
-          <w:r>
-            <w:tab/>
-          </w:r>
-          <w:r>
-            <w:fldChar w:fldCharType="begin"/>
-          </w:r>
-          <w:r>
-            <w:instrText xml:space="preserve"> PAGEREF _Toc1945163680 \h </w:instrText>
-          </w:r>
-          <w:r>
-            <w:fldChar w:fldCharType="separate"/>
-          </w:r>
-          <w:r>
-            <w:t>8</w:t>
-          </w:r>
-          <w:r>
-            <w:fldChar w:fldCharType="end"/>
-          </w:r>
-          <w:r>
-            <w:fldChar w:fldCharType="end"/>
-          </w:r>
-        </w:p>
-        <w:p>
-          <w:pPr>
-            <w:pStyle w:val="18"/>
-            <w:tabs>
-              <w:tab w:val="right" w:leader="dot" w:pos="9000"/>
-            </w:tabs>
-          </w:pPr>
-          <w:r>
-            <w:fldChar w:fldCharType="begin"/>
-          </w:r>
-          <w:r>
-            <w:instrText xml:space="preserve"> HYPERLINK \l _Toc1222411479 </w:instrText>
-          </w:r>
-          <w:r>
-            <w:fldChar w:fldCharType="separate"/>
-          </w:r>
-          <w:r>
-            <w:rPr>
-              <w:rFonts w:hint="default" w:cs="Times New Roman"/>
-              <w:lang w:val="vi-VN"/>
-            </w:rPr>
-            <w:t xml:space="preserve">2.3 </w:t>
-          </w:r>
-          <w:r>
-            <w:rPr>
-              <w:rFonts w:hint="default"/>
-              <w:lang w:val="vi-VN"/>
-            </w:rPr>
-            <w:t>Đ</w:t>
-          </w:r>
-          <w:r>
-            <w:rPr>
-              <w:rFonts w:hint="default" w:ascii="Times New Roman"/>
-              <w:lang w:val="vi-VN"/>
-            </w:rPr>
-            <w:t>ặc điểm của người dùng</w:t>
-          </w:r>
-          <w:r>
-            <w:tab/>
-          </w:r>
-          <w:r>
-            <w:fldChar w:fldCharType="begin"/>
-          </w:r>
-          <w:r>
-            <w:instrText xml:space="preserve"> PAGEREF _Toc1222411479 \h </w:instrText>
-          </w:r>
-          <w:r>
-            <w:fldChar w:fldCharType="separate"/>
-          </w:r>
-          <w:r>
-            <w:t>8</w:t>
-          </w:r>
-          <w:r>
-            <w:fldChar w:fldCharType="end"/>
-          </w:r>
-          <w:r>
-            <w:fldChar w:fldCharType="end"/>
-          </w:r>
-        </w:p>
-        <w:p>
-          <w:pPr>
-            <w:pStyle w:val="19"/>
-            <w:tabs>
-              <w:tab w:val="right" w:leader="dot" w:pos="9000"/>
-            </w:tabs>
-          </w:pPr>
-          <w:r>
-            <w:fldChar w:fldCharType="begin"/>
-          </w:r>
-          <w:r>
-            <w:instrText xml:space="preserve"> HYPERLINK \l _Toc93676704 </w:instrText>
-          </w:r>
-          <w:r>
-            <w:fldChar w:fldCharType="separate"/>
-          </w:r>
-          <w:r>
-            <w:rPr>
-              <w:rFonts w:hint="default" w:cs="Times New Roman"/>
-              <w:lang w:val="vi-VN"/>
-            </w:rPr>
-            <w:t xml:space="preserve">2.3.1 </w:t>
-          </w:r>
-          <w:r>
-            <w:rPr>
-              <w:rFonts w:hint="default" w:ascii="Times New Roman"/>
-              <w:lang w:val="vi-VN"/>
-            </w:rPr>
-            <w:t>Khách hàng</w:t>
-          </w:r>
-          <w:r>
-            <w:tab/>
-          </w:r>
-          <w:r>
-            <w:fldChar w:fldCharType="begin"/>
-          </w:r>
-          <w:r>
-            <w:instrText xml:space="preserve"> PAGEREF _Toc93676704 \h </w:instrText>
-          </w:r>
-          <w:r>
-            <w:fldChar w:fldCharType="separate"/>
-          </w:r>
-          <w:r>
-            <w:t>8</w:t>
-          </w:r>
-          <w:r>
-            <w:fldChar w:fldCharType="end"/>
-          </w:r>
-          <w:r>
-            <w:fldChar w:fldCharType="end"/>
-          </w:r>
-        </w:p>
-        <w:p>
-          <w:pPr>
-            <w:pStyle w:val="19"/>
-            <w:tabs>
-              <w:tab w:val="right" w:leader="dot" w:pos="9000"/>
-            </w:tabs>
-          </w:pPr>
-          <w:r>
-            <w:fldChar w:fldCharType="begin"/>
-          </w:r>
-          <w:r>
-            <w:instrText xml:space="preserve"> HYPERLINK \l _Toc318850877 </w:instrText>
-          </w:r>
-          <w:r>
-            <w:fldChar w:fldCharType="separate"/>
-          </w:r>
-          <w:r>
-            <w:rPr>
-              <w:rFonts w:hint="default" w:cs="Times New Roman"/>
-              <w:lang w:val="vi-VN"/>
-            </w:rPr>
-            <w:t xml:space="preserve">2.3.2 </w:t>
-          </w:r>
-          <w:r>
-            <w:rPr>
-              <w:rFonts w:hint="default" w:ascii="Times New Roman"/>
-              <w:lang w:val="vi-VN"/>
-            </w:rPr>
-            <w:t>Thu ngân</w:t>
-          </w:r>
-          <w:r>
-            <w:tab/>
-          </w:r>
-          <w:r>
-            <w:fldChar w:fldCharType="begin"/>
-          </w:r>
-          <w:r>
-            <w:instrText xml:space="preserve"> PAGEREF _Toc318850877 \h </w:instrText>
-          </w:r>
-          <w:r>
-            <w:fldChar w:fldCharType="separate"/>
-          </w:r>
-          <w:r>
-            <w:t>9</w:t>
-          </w:r>
-          <w:r>
-            <w:fldChar w:fldCharType="end"/>
-          </w:r>
-          <w:r>
-            <w:fldChar w:fldCharType="end"/>
-          </w:r>
-        </w:p>
-        <w:p>
-          <w:pPr>
-            <w:pStyle w:val="19"/>
-            <w:tabs>
-              <w:tab w:val="right" w:leader="dot" w:pos="9000"/>
-            </w:tabs>
-          </w:pPr>
-          <w:r>
-            <w:fldChar w:fldCharType="begin"/>
-          </w:r>
-          <w:r>
-            <w:instrText xml:space="preserve"> HYPERLINK \l _Toc954990474 </w:instrText>
-          </w:r>
-          <w:r>
-            <w:fldChar w:fldCharType="separate"/>
-          </w:r>
-          <w:r>
-            <w:rPr>
-              <w:rFonts w:hint="default" w:cs="Times New Roman"/>
-              <w:lang w:val="vi-VN"/>
-            </w:rPr>
-            <w:t xml:space="preserve">2.3.3 </w:t>
-          </w:r>
-          <w:r>
-            <w:rPr>
-              <w:rFonts w:hint="default" w:ascii="Times New Roman"/>
-              <w:lang w:val="vi-VN"/>
-            </w:rPr>
-            <w:t>Ngân hàng</w:t>
-          </w:r>
-          <w:r>
-            <w:tab/>
-          </w:r>
-          <w:r>
-            <w:fldChar w:fldCharType="begin"/>
-          </w:r>
-          <w:r>
-            <w:instrText xml:space="preserve"> PAGEREF _Toc954990474 \h </w:instrText>
-          </w:r>
-          <w:r>
-            <w:fldChar w:fldCharType="separate"/>
-          </w:r>
-          <w:r>
-            <w:t>9</w:t>
-          </w:r>
-          <w:r>
-            <w:fldChar w:fldCharType="end"/>
-          </w:r>
-          <w:r>
-            <w:fldChar w:fldCharType="end"/>
-          </w:r>
-        </w:p>
-        <w:p>
-          <w:pPr>
-            <w:pStyle w:val="19"/>
-            <w:tabs>
-              <w:tab w:val="right" w:leader="dot" w:pos="9000"/>
-            </w:tabs>
-          </w:pPr>
-          <w:r>
-            <w:fldChar w:fldCharType="begin"/>
-          </w:r>
-          <w:r>
-            <w:instrText xml:space="preserve"> HYPERLINK \l _Toc232118840 </w:instrText>
-          </w:r>
-          <w:r>
-            <w:fldChar w:fldCharType="separate"/>
-          </w:r>
-          <w:r>
-            <w:rPr>
-              <w:rFonts w:hint="default" w:cs="Times New Roman"/>
-              <w:lang w:val="vi-VN"/>
-            </w:rPr>
-            <w:t xml:space="preserve">2.3.4 </w:t>
-          </w:r>
-          <w:r>
-            <w:rPr>
-              <w:rFonts w:hint="default" w:ascii="Times New Roman"/>
-              <w:lang w:val="vi-VN"/>
-            </w:rPr>
-            <w:t>Cổng thanh toán</w:t>
-          </w:r>
-          <w:r>
-            <w:tab/>
-          </w:r>
-          <w:r>
-            <w:fldChar w:fldCharType="begin"/>
-          </w:r>
-          <w:r>
-            <w:instrText xml:space="preserve"> PAGEREF _Toc232118840 \h </w:instrText>
-          </w:r>
-          <w:r>
-            <w:fldChar w:fldCharType="separate"/>
-          </w:r>
-          <w:r>
-            <w:t>9</w:t>
-          </w:r>
-          <w:r>
-            <w:fldChar w:fldCharType="end"/>
-          </w:r>
-          <w:r>
-            <w:fldChar w:fldCharType="end"/>
-          </w:r>
-        </w:p>
-        <w:p>
-          <w:pPr>
-            <w:pStyle w:val="17"/>
-            <w:tabs>
-              <w:tab w:val="right" w:leader="dot" w:pos="9000"/>
-            </w:tabs>
-          </w:pPr>
-          <w:r>
-            <w:fldChar w:fldCharType="begin"/>
-          </w:r>
-          <w:r>
-            <w:instrText xml:space="preserve"> HYPERLINK \l _Toc1391040928 </w:instrText>
-          </w:r>
-          <w:r>
-            <w:fldChar w:fldCharType="separate"/>
-          </w:r>
-          <w:r>
-            <w:rPr>
-              <w:rFonts w:hint="default" w:cs="Times New Roman"/>
-              <w:lang w:val="vi-VN"/>
-            </w:rPr>
-            <w:t xml:space="preserve">Chương 3 </w:t>
-          </w:r>
-          <w:r>
-            <w:tab/>
-          </w:r>
-          <w:r>
-            <w:fldChar w:fldCharType="begin"/>
-          </w:r>
-          <w:r>
-            <w:instrText xml:space="preserve"> PAGEREF _Toc1391040928 \h </w:instrText>
-          </w:r>
-          <w:r>
-            <w:fldChar w:fldCharType="separate"/>
-          </w:r>
-          <w:r>
-            <w:t>10</w:t>
-          </w:r>
-          <w:r>
-            <w:fldChar w:fldCharType="end"/>
-          </w:r>
-          <w:r>
-            <w:fldChar w:fldCharType="end"/>
-          </w:r>
-        </w:p>
-        <w:p>
-          <w:pPr>
-            <w:pStyle w:val="17"/>
-            <w:tabs>
-              <w:tab w:val="right" w:leader="dot" w:pos="9000"/>
-            </w:tabs>
-          </w:pPr>
-          <w:r>
-            <w:fldChar w:fldCharType="begin"/>
-          </w:r>
-          <w:r>
-            <w:instrText xml:space="preserve"> HYPERLINK \l _Toc1717895654 </w:instrText>
-          </w:r>
-          <w:r>
-            <w:fldChar w:fldCharType="separate"/>
-          </w:r>
-          <w:r>
-            <w:rPr>
-              <w:rFonts w:hint="default" w:ascii="Times New Roman"/>
-              <w:lang w:val="vi-VN"/>
-            </w:rPr>
-            <w:t>pHÂN TÍCH VÀ THIẾT KẾ HỆ THỐNG</w:t>
-          </w:r>
-          <w:r>
-            <w:tab/>
-          </w:r>
-          <w:r>
-            <w:fldChar w:fldCharType="begin"/>
-          </w:r>
-          <w:r>
-            <w:instrText xml:space="preserve"> PAGEREF _Toc1717895654 \h </w:instrText>
-          </w:r>
-          <w:r>
-            <w:fldChar w:fldCharType="separate"/>
-          </w:r>
-          <w:r>
-            <w:t>10</w:t>
-          </w:r>
-          <w:r>
-            <w:fldChar w:fldCharType="end"/>
-          </w:r>
-          <w:r>
-            <w:fldChar w:fldCharType="end"/>
-          </w:r>
-        </w:p>
-        <w:p>
-          <w:pPr>
-            <w:pStyle w:val="18"/>
-            <w:tabs>
-              <w:tab w:val="right" w:leader="dot" w:pos="9000"/>
-            </w:tabs>
-          </w:pPr>
-          <w:r>
-            <w:fldChar w:fldCharType="begin"/>
-          </w:r>
-          <w:r>
-            <w:instrText xml:space="preserve"> HYPERLINK \l _Toc1902106510 </w:instrText>
-          </w:r>
-          <w:r>
-            <w:fldChar w:fldCharType="separate"/>
-          </w:r>
-          <w:r>
-            <w:rPr>
-              <w:rFonts w:hint="default" w:cs="Times New Roman"/>
-              <w:lang w:val="vi-VN"/>
-            </w:rPr>
-            <w:t xml:space="preserve">3.1 </w:t>
-          </w:r>
-          <w:r>
-            <w:rPr>
-              <w:rFonts w:hint="default" w:ascii="Times New Roman"/>
-              <w:lang w:val="vi-VN"/>
-            </w:rPr>
-            <w:t>Yêu cầu chức năng</w:t>
-          </w:r>
-          <w:r>
-            <w:tab/>
-          </w:r>
-          <w:r>
-            <w:fldChar w:fldCharType="begin"/>
-          </w:r>
-          <w:r>
-            <w:instrText xml:space="preserve"> PAGEREF _Toc1902106510 \h </w:instrText>
-          </w:r>
-          <w:r>
-            <w:fldChar w:fldCharType="separate"/>
-          </w:r>
-          <w:r>
-            <w:t>11</w:t>
-          </w:r>
-          <w:r>
-            <w:fldChar w:fldCharType="end"/>
-          </w:r>
-          <w:r>
-            <w:fldChar w:fldCharType="end"/>
-          </w:r>
-        </w:p>
-        <w:p>
-          <w:pPr>
-            <w:pStyle w:val="19"/>
-            <w:tabs>
-              <w:tab w:val="right" w:leader="dot" w:pos="9000"/>
-            </w:tabs>
-          </w:pPr>
-          <w:r>
-            <w:fldChar w:fldCharType="begin"/>
-          </w:r>
-          <w:r>
-            <w:instrText xml:space="preserve"> HYPERLINK \l _Toc1262544328 </w:instrText>
-          </w:r>
-          <w:r>
-            <w:fldChar w:fldCharType="separate"/>
-          </w:r>
-          <w:r>
-            <w:rPr>
-              <w:rFonts w:hint="default" w:cs="Times New Roman"/>
-              <w:lang w:val="vi-VN"/>
-            </w:rPr>
-            <w:t xml:space="preserve">3.1.1 </w:t>
-          </w:r>
-          <w:r>
-            <w:rPr>
-              <w:rFonts w:hint="default" w:ascii="Times New Roman"/>
-              <w:lang w:val="vi-VN"/>
-            </w:rPr>
-            <w:t>Đặc tả ca sử dụng</w:t>
-          </w:r>
-          <w:r>
-            <w:tab/>
-          </w:r>
-          <w:r>
-            <w:fldChar w:fldCharType="begin"/>
-          </w:r>
-          <w:r>
-            <w:instrText xml:space="preserve"> PAGEREF _Toc1262544328 \h </w:instrText>
-          </w:r>
-          <w:r>
-            <w:fldChar w:fldCharType="separate"/>
-          </w:r>
-          <w:r>
-            <w:t>11</w:t>
-          </w:r>
-          <w:r>
-            <w:fldChar w:fldCharType="end"/>
-          </w:r>
-          <w:r>
-            <w:fldChar w:fldCharType="end"/>
-          </w:r>
-        </w:p>
-        <w:p>
-          <w:pPr>
-            <w:pStyle w:val="20"/>
-            <w:tabs>
-              <w:tab w:val="right" w:leader="dot" w:pos="9000"/>
-            </w:tabs>
-          </w:pPr>
-          <w:r>
-            <w:fldChar w:fldCharType="begin"/>
-          </w:r>
-          <w:r>
-            <w:instrText xml:space="preserve"> HYPERLINK \l _Toc296604689 </w:instrText>
-          </w:r>
-          <w:r>
-            <w:fldChar w:fldCharType="separate"/>
-          </w:r>
-          <w:r>
-            <w:rPr>
-              <w:rFonts w:hint="default" w:cs="Times New Roman"/>
-              <w:lang w:val="vi-VN"/>
-            </w:rPr>
-            <w:t xml:space="preserve">3.1.1.1 </w:t>
-          </w:r>
-          <w:r>
-            <w:rPr>
-              <w:rFonts w:hint="default" w:ascii="Times New Roman"/>
-              <w:lang w:val="vi-VN"/>
-            </w:rPr>
-            <w:t>Ca sử dụng: Rút tiền ATM</w:t>
-          </w:r>
-          <w:r>
-            <w:tab/>
-          </w:r>
-          <w:r>
-            <w:fldChar w:fldCharType="begin"/>
-          </w:r>
-          <w:r>
-            <w:instrText xml:space="preserve"> PAGEREF _Toc296604689 \h </w:instrText>
-          </w:r>
-          <w:r>
-            <w:fldChar w:fldCharType="separate"/>
-          </w:r>
-          <w:r>
-            <w:t>11</w:t>
-          </w:r>
-          <w:r>
-            <w:fldChar w:fldCharType="end"/>
-          </w:r>
-          <w:r>
-            <w:fldChar w:fldCharType="end"/>
-          </w:r>
-        </w:p>
-        <w:p>
-          <w:pPr>
-            <w:pStyle w:val="20"/>
-            <w:tabs>
-              <w:tab w:val="right" w:leader="dot" w:pos="9000"/>
-            </w:tabs>
-          </w:pPr>
-          <w:r>
-            <w:fldChar w:fldCharType="begin"/>
-          </w:r>
-          <w:r>
-            <w:instrText xml:space="preserve"> HYPERLINK \l _Toc725463336 </w:instrText>
-          </w:r>
-          <w:r>
-            <w:fldChar w:fldCharType="separate"/>
-          </w:r>
-          <w:r>
-            <w:rPr>
-              <w:rFonts w:hint="default" w:cs="Times New Roman"/>
-              <w:lang w:val="vi-VN"/>
-            </w:rPr>
-            <w:t xml:space="preserve">3.1.1.2 </w:t>
-          </w:r>
-          <w:r>
-            <w:rPr>
-              <w:rFonts w:hint="default" w:ascii="Times New Roman"/>
-              <w:lang w:val="vi-VN"/>
-            </w:rPr>
-            <w:t>Ca sử dụng: Hỗ trợ khách hàng</w:t>
-          </w:r>
-          <w:r>
-            <w:tab/>
-          </w:r>
-          <w:r>
-            <w:fldChar w:fldCharType="begin"/>
-          </w:r>
-          <w:r>
-            <w:instrText xml:space="preserve"> PAGEREF _Toc725463336 \h </w:instrText>
-          </w:r>
-          <w:r>
-            <w:fldChar w:fldCharType="separate"/>
-          </w:r>
-          <w:r>
-            <w:t>12</w:t>
-          </w:r>
-          <w:r>
-            <w:fldChar w:fldCharType="end"/>
-          </w:r>
-          <w:r>
-            <w:fldChar w:fldCharType="end"/>
-          </w:r>
-        </w:p>
-        <w:p>
-          <w:pPr>
-            <w:pStyle w:val="20"/>
-            <w:tabs>
-              <w:tab w:val="right" w:leader="dot" w:pos="9000"/>
-            </w:tabs>
-          </w:pPr>
-          <w:r>
-            <w:fldChar w:fldCharType="begin"/>
-          </w:r>
-          <w:r>
-            <w:instrText xml:space="preserve"> HYPERLINK \l _Toc1597624133 </w:instrText>
-          </w:r>
-          <w:r>
-            <w:fldChar w:fldCharType="separate"/>
-          </w:r>
-          <w:r>
-            <w:rPr>
-              <w:rFonts w:hint="default" w:cs="Times New Roman"/>
-              <w:lang w:val="vi-VN"/>
-            </w:rPr>
-            <w:t xml:space="preserve">3.1.1.3 </w:t>
-          </w:r>
-          <w:r>
-            <w:rPr>
-              <w:rFonts w:hint="default"/>
-              <w:lang w:val="en-US"/>
-            </w:rPr>
-            <w:t>C</w:t>
-          </w:r>
-          <w:r>
-            <w:rPr>
-              <w:rFonts w:hint="default" w:ascii="Times New Roman"/>
-              <w:lang w:val="vi-VN"/>
-            </w:rPr>
-            <w:t>a sử dụng: Quét QR</w:t>
-          </w:r>
-          <w:r>
-            <w:tab/>
-          </w:r>
-          <w:r>
-            <w:fldChar w:fldCharType="begin"/>
-          </w:r>
-          <w:r>
-            <w:instrText xml:space="preserve"> PAGEREF _Toc1597624133 \h </w:instrText>
-          </w:r>
-          <w:r>
-            <w:fldChar w:fldCharType="separate"/>
-          </w:r>
-          <w:r>
-            <w:t>14</w:t>
-          </w:r>
-          <w:r>
-            <w:fldChar w:fldCharType="end"/>
-          </w:r>
-          <w:r>
-            <w:fldChar w:fldCharType="end"/>
-          </w:r>
-        </w:p>
-        <w:p>
-          <w:pPr>
-            <w:pStyle w:val="20"/>
-            <w:tabs>
-              <w:tab w:val="right" w:leader="dot" w:pos="9000"/>
-            </w:tabs>
-          </w:pPr>
-          <w:r>
-            <w:fldChar w:fldCharType="begin"/>
-          </w:r>
-          <w:r>
-            <w:instrText xml:space="preserve"> HYPERLINK \l _Toc1280764890 </w:instrText>
-          </w:r>
-          <w:r>
-            <w:fldChar w:fldCharType="separate"/>
-          </w:r>
-          <w:r>
-            <w:rPr>
-              <w:rFonts w:hint="default" w:cs="Times New Roman"/>
-              <w:lang w:val="vi-VN"/>
-            </w:rPr>
-            <w:t xml:space="preserve">3.1.1.4 </w:t>
-          </w:r>
-          <w:r>
-            <w:rPr>
-              <w:rFonts w:hint="default" w:ascii="Times New Roman"/>
-              <w:lang w:val="vi-VN"/>
-            </w:rPr>
-            <w:t>Ca sử dụng: Quản lý vay vốn</w:t>
-          </w:r>
-          <w:r>
-            <w:tab/>
-          </w:r>
-          <w:r>
-            <w:fldChar w:fldCharType="begin"/>
-          </w:r>
-          <w:r>
-            <w:instrText xml:space="preserve"> PAGEREF _Toc1280764890 \h </w:instrText>
-          </w:r>
-          <w:r>
-            <w:fldChar w:fldCharType="separate"/>
-          </w:r>
-          <w:r>
-            <w:t>14</w:t>
-          </w:r>
-          <w:r>
-            <w:fldChar w:fldCharType="end"/>
-          </w:r>
-          <w:r>
-            <w:fldChar w:fldCharType="end"/>
-          </w:r>
-        </w:p>
-        <w:p>
-          <w:pPr>
-            <w:pStyle w:val="20"/>
-            <w:tabs>
-              <w:tab w:val="right" w:leader="dot" w:pos="9000"/>
-            </w:tabs>
-          </w:pPr>
-          <w:r>
-            <w:fldChar w:fldCharType="begin"/>
-          </w:r>
-          <w:r>
-            <w:instrText xml:space="preserve"> HYPERLINK \l _Toc1586912349 </w:instrText>
-          </w:r>
-          <w:r>
-            <w:fldChar w:fldCharType="separate"/>
-          </w:r>
-          <w:r>
-            <w:rPr>
-              <w:rFonts w:hint="default" w:cs="Times New Roman"/>
-            </w:rPr>
-            <w:t xml:space="preserve">3.1.1.5 </w:t>
-          </w:r>
-          <w:r>
-            <w:rPr>
-              <w:rFonts w:hint="default" w:ascii="Times New Roman"/>
-              <w:lang w:val="vi-VN"/>
-            </w:rPr>
-            <w:t>Ca sử dụng: Kiểm tra số dư</w:t>
-          </w:r>
-          <w:r>
-            <w:tab/>
-          </w:r>
-          <w:r>
-            <w:fldChar w:fldCharType="begin"/>
-          </w:r>
-          <w:r>
-            <w:instrText xml:space="preserve"> PAGEREF _Toc1586912349 \h </w:instrText>
-          </w:r>
-          <w:r>
-            <w:fldChar w:fldCharType="separate"/>
-          </w:r>
-          <w:r>
-            <w:t>15</w:t>
-          </w:r>
-          <w:r>
-            <w:fldChar w:fldCharType="end"/>
-          </w:r>
-          <w:r>
-            <w:fldChar w:fldCharType="end"/>
-          </w:r>
-        </w:p>
-        <w:p>
-          <w:pPr>
-            <w:pStyle w:val="20"/>
-            <w:tabs>
-              <w:tab w:val="right" w:leader="dot" w:pos="9000"/>
-            </w:tabs>
-          </w:pPr>
-          <w:r>
-            <w:fldChar w:fldCharType="begin"/>
-          </w:r>
-          <w:r>
-            <w:instrText xml:space="preserve"> HYPERLINK \l _Toc1636437550 </w:instrText>
-          </w:r>
-          <w:r>
-            <w:fldChar w:fldCharType="separate"/>
-          </w:r>
-          <w:r>
-            <w:rPr>
-              <w:rFonts w:hint="default" w:cs="Times New Roman"/>
-            </w:rPr>
-            <w:t xml:space="preserve">3.1.1.6 </w:t>
-          </w:r>
-          <w:r>
-            <w:rPr>
-              <w:rFonts w:hint="default" w:ascii="Times New Roman"/>
-              <w:lang w:val="vi-VN"/>
-            </w:rPr>
-            <w:t>Ca sử dụng: Mở tài khoản tiết kiệm</w:t>
-          </w:r>
-          <w:r>
-            <w:tab/>
-          </w:r>
-          <w:r>
-            <w:fldChar w:fldCharType="begin"/>
-          </w:r>
-          <w:r>
-            <w:instrText xml:space="preserve"> PAGEREF _Toc1636437550 \h </w:instrText>
-          </w:r>
-          <w:r>
-            <w:fldChar w:fldCharType="separate"/>
-          </w:r>
-          <w:r>
-            <w:t>15</w:t>
-          </w:r>
-          <w:r>
-            <w:fldChar w:fldCharType="end"/>
-          </w:r>
-          <w:r>
-            <w:fldChar w:fldCharType="end"/>
-          </w:r>
-        </w:p>
-        <w:p>
-          <w:pPr>
-            <w:pStyle w:val="20"/>
-            <w:tabs>
-              <w:tab w:val="right" w:leader="dot" w:pos="9000"/>
-            </w:tabs>
-          </w:pPr>
-          <w:r>
-            <w:fldChar w:fldCharType="begin"/>
-          </w:r>
-          <w:r>
-            <w:instrText xml:space="preserve"> HYPERLINK \l _Toc782835721 </w:instrText>
-          </w:r>
-          <w:r>
-            <w:fldChar w:fldCharType="separate"/>
-          </w:r>
-          <w:r>
-            <w:rPr>
-              <w:rFonts w:hint="default" w:cs="Times New Roman"/>
-              <w:lang w:val="vi-VN"/>
-            </w:rPr>
-            <w:t xml:space="preserve">3.1.1.7 </w:t>
-          </w:r>
-          <w:r>
-            <w:rPr>
-              <w:rFonts w:hint="default" w:ascii="Times New Roman"/>
-              <w:lang w:val="vi-VN"/>
-            </w:rPr>
-            <w:t>Ca sử dụng: Nạp tiền điện thoại</w:t>
-          </w:r>
-          <w:r>
-            <w:tab/>
-          </w:r>
-          <w:r>
-            <w:fldChar w:fldCharType="begin"/>
-          </w:r>
-          <w:r>
-            <w:instrText xml:space="preserve"> PAGEREF _Toc782835721 \h </w:instrText>
-          </w:r>
-          <w:r>
-            <w:fldChar w:fldCharType="separate"/>
-          </w:r>
-          <w:r>
-            <w:t>16</w:t>
-          </w:r>
-          <w:r>
-            <w:fldChar w:fldCharType="end"/>
-          </w:r>
-          <w:r>
-            <w:fldChar w:fldCharType="end"/>
-          </w:r>
-        </w:p>
-        <w:p>
-          <w:pPr>
-            <w:pStyle w:val="20"/>
-            <w:tabs>
-              <w:tab w:val="right" w:leader="dot" w:pos="9000"/>
-            </w:tabs>
-          </w:pPr>
-          <w:r>
-            <w:fldChar w:fldCharType="begin"/>
-          </w:r>
-          <w:r>
-            <w:instrText xml:space="preserve"> HYPERLINK \l _Toc1635141325 </w:instrText>
-          </w:r>
-          <w:r>
-            <w:fldChar w:fldCharType="separate"/>
-          </w:r>
-          <w:r>
-            <w:rPr>
-              <w:rFonts w:hint="default" w:cs="Times New Roman"/>
-              <w:lang w:val="vi-VN"/>
-            </w:rPr>
-            <w:t xml:space="preserve">3.1.1.8 </w:t>
-          </w:r>
-          <w:r>
-            <w:rPr>
-              <w:rFonts w:hint="default" w:ascii="Times New Roman"/>
-              <w:lang w:val="vi-VN"/>
-            </w:rPr>
-            <w:t>Ca sử dụng: Chuyển khoản</w:t>
-          </w:r>
-          <w:r>
-            <w:tab/>
-          </w:r>
-          <w:r>
-            <w:fldChar w:fldCharType="begin"/>
-          </w:r>
-          <w:r>
-            <w:instrText xml:space="preserve"> PAGEREF _Toc1635141325 \h </w:instrText>
-          </w:r>
-          <w:r>
-            <w:fldChar w:fldCharType="separate"/>
-          </w:r>
-          <w:r>
-            <w:t>18</w:t>
-          </w:r>
-          <w:r>
-            <w:fldChar w:fldCharType="end"/>
-          </w:r>
-          <w:r>
-            <w:fldChar w:fldCharType="end"/>
-          </w:r>
-        </w:p>
-        <w:p>
-          <w:pPr>
-            <w:pStyle w:val="19"/>
-            <w:tabs>
-              <w:tab w:val="right" w:leader="dot" w:pos="9000"/>
-            </w:tabs>
-          </w:pPr>
-          <w:r>
-            <w:fldChar w:fldCharType="begin"/>
-          </w:r>
-          <w:r>
-            <w:instrText xml:space="preserve"> HYPERLINK \l _Toc472018616 </w:instrText>
-          </w:r>
-          <w:r>
-            <w:fldChar w:fldCharType="separate"/>
-          </w:r>
-          <w:r>
-            <w:rPr>
-              <w:rFonts w:hint="default" w:cs="Times New Roman"/>
-              <w:lang w:val="vi-VN"/>
-            </w:rPr>
-            <w:t xml:space="preserve">3.1.2 </w:t>
-          </w:r>
-          <w:r>
-            <w:rPr>
-              <w:rFonts w:hint="default" w:ascii="Times New Roman"/>
-              <w:lang w:val="vi-VN"/>
-            </w:rPr>
-            <w:t>Biểu đồ hoạt động</w:t>
-          </w:r>
-          <w:r>
-            <w:tab/>
-          </w:r>
-          <w:r>
-            <w:fldChar w:fldCharType="begin"/>
-          </w:r>
-          <w:r>
-            <w:instrText xml:space="preserve"> PAGEREF _Toc472018616 \h </w:instrText>
-          </w:r>
-          <w:r>
-            <w:fldChar w:fldCharType="separate"/>
-          </w:r>
-          <w:r>
-            <w:t>19</w:t>
-          </w:r>
-          <w:r>
-            <w:fldChar w:fldCharType="end"/>
-          </w:r>
-          <w:r>
-            <w:fldChar w:fldCharType="end"/>
-          </w:r>
-        </w:p>
-        <w:p>
-          <w:pPr>
-            <w:pStyle w:val="20"/>
-            <w:tabs>
-              <w:tab w:val="right" w:leader="dot" w:pos="9000"/>
-            </w:tabs>
-          </w:pPr>
-          <w:r>
-            <w:fldChar w:fldCharType="begin"/>
-          </w:r>
-          <w:r>
-            <w:instrText xml:space="preserve"> HYPERLINK \l _Toc412287094 </w:instrText>
-          </w:r>
-          <w:r>
-            <w:fldChar w:fldCharType="separate"/>
-          </w:r>
-          <w:r>
-            <w:rPr>
-              <w:rFonts w:hint="default" w:cs="Times New Roman"/>
-              <w:lang w:val="vi-VN"/>
-            </w:rPr>
-            <w:t xml:space="preserve">3.1.2.1 </w:t>
-          </w:r>
-          <w:r>
-            <w:rPr>
-              <w:rFonts w:hint="default" w:ascii="Times New Roman"/>
-              <w:lang w:val="vi-VN"/>
-            </w:rPr>
-            <w:t>Ca sử dụng: Rút tiền ATM</w:t>
-          </w:r>
-          <w:r>
-            <w:tab/>
-          </w:r>
-          <w:r>
-            <w:fldChar w:fldCharType="begin"/>
-          </w:r>
-          <w:r>
-            <w:instrText xml:space="preserve"> PAGEREF _Toc412287094 \h </w:instrText>
-          </w:r>
-          <w:r>
-            <w:fldChar w:fldCharType="separate"/>
-          </w:r>
-          <w:r>
-            <w:t>19</w:t>
-          </w:r>
-          <w:r>
-            <w:fldChar w:fldCharType="end"/>
-          </w:r>
-          <w:r>
-            <w:fldChar w:fldCharType="end"/>
-          </w:r>
-        </w:p>
-        <w:p>
-          <w:pPr>
-            <w:pStyle w:val="20"/>
-            <w:tabs>
-              <w:tab w:val="right" w:leader="dot" w:pos="9000"/>
-            </w:tabs>
-          </w:pPr>
-          <w:r>
-            <w:fldChar w:fldCharType="begin"/>
-          </w:r>
-          <w:r>
-            <w:instrText xml:space="preserve"> HYPERLINK \l _Toc1526943636 </w:instrText>
-          </w:r>
-          <w:r>
-            <w:fldChar w:fldCharType="separate"/>
-          </w:r>
-          <w:r>
-            <w:rPr>
-              <w:rFonts w:hint="default" w:cs="Times New Roman"/>
-              <w:lang w:val="vi-VN"/>
-            </w:rPr>
-            <w:t xml:space="preserve">3.1.2.2 </w:t>
-          </w:r>
-          <w:r>
-            <w:rPr>
-              <w:rFonts w:hint="default" w:ascii="Times New Roman"/>
-              <w:lang w:val="vi-VN"/>
-            </w:rPr>
-            <w:t>Ca sử dụng: Hỗ trợ khách hàng</w:t>
-          </w:r>
-          <w:r>
-            <w:tab/>
-          </w:r>
-          <w:r>
-            <w:fldChar w:fldCharType="begin"/>
-          </w:r>
-          <w:r>
-            <w:instrText xml:space="preserve"> PAGEREF _Toc1526943636 \h </w:instrText>
-          </w:r>
-          <w:r>
-            <w:fldChar w:fldCharType="separate"/>
-          </w:r>
-          <w:r>
-            <w:t>21</w:t>
-          </w:r>
-          <w:r>
-            <w:fldChar w:fldCharType="end"/>
-          </w:r>
-          <w:r>
-            <w:fldChar w:fldCharType="end"/>
-          </w:r>
-        </w:p>
-        <w:p>
-          <w:pPr>
-            <w:pStyle w:val="20"/>
-            <w:tabs>
-              <w:tab w:val="right" w:leader="dot" w:pos="9000"/>
-            </w:tabs>
-          </w:pPr>
-          <w:r>
-            <w:fldChar w:fldCharType="begin"/>
-          </w:r>
-          <w:r>
-            <w:instrText xml:space="preserve"> HYPERLINK \l _Toc912108602 </w:instrText>
-          </w:r>
-          <w:r>
-            <w:fldChar w:fldCharType="separate"/>
-          </w:r>
-          <w:r>
-            <w:rPr>
-              <w:rFonts w:hint="default" w:cs="Times New Roman"/>
-              <w:lang w:val="vi-VN"/>
-            </w:rPr>
-            <w:t xml:space="preserve">3.1.2.3 </w:t>
-          </w:r>
-          <w:r>
-            <w:rPr>
-              <w:rFonts w:hint="default" w:ascii="Times New Roman"/>
-              <w:lang w:val="vi-VN"/>
-            </w:rPr>
-            <w:t>Ca sử dụng: Kiểm tra số dư</w:t>
-          </w:r>
-          <w:r>
-            <w:tab/>
-          </w:r>
-          <w:r>
-            <w:fldChar w:fldCharType="begin"/>
-          </w:r>
-          <w:r>
-            <w:instrText xml:space="preserve"> PAGEREF _Toc912108602 \h </w:instrText>
-          </w:r>
-          <w:r>
-            <w:fldChar w:fldCharType="separate"/>
-          </w:r>
-          <w:r>
-            <w:t>21</w:t>
-          </w:r>
-          <w:r>
-            <w:fldChar w:fldCharType="end"/>
-          </w:r>
-          <w:r>
-            <w:fldChar w:fldCharType="end"/>
-          </w:r>
-        </w:p>
-        <w:p>
-          <w:pPr>
-            <w:pStyle w:val="20"/>
-            <w:tabs>
-              <w:tab w:val="right" w:leader="dot" w:pos="9000"/>
-            </w:tabs>
-          </w:pPr>
-          <w:r>
-            <w:fldChar w:fldCharType="begin"/>
-          </w:r>
-          <w:r>
-            <w:instrText xml:space="preserve"> HYPERLINK \l _Toc1071001528 </w:instrText>
-          </w:r>
-          <w:r>
-            <w:fldChar w:fldCharType="separate"/>
-          </w:r>
-          <w:r>
-            <w:rPr>
-              <w:rFonts w:hint="default" w:cs="Times New Roman"/>
-              <w:lang w:val="vi-VN"/>
-            </w:rPr>
-            <w:t xml:space="preserve">3.1.2.4 </w:t>
-          </w:r>
-          <w:r>
-            <w:rPr>
-              <w:rFonts w:hint="default" w:ascii="Times New Roman"/>
-              <w:lang w:val="vi-VN"/>
-            </w:rPr>
-            <w:t>Ca sử dụng: Mở tài khoản tiết kiệm</w:t>
-          </w:r>
-          <w:r>
-            <w:tab/>
-          </w:r>
-          <w:r>
-            <w:fldChar w:fldCharType="begin"/>
-          </w:r>
-          <w:r>
-            <w:instrText xml:space="preserve"> PAGEREF _Toc1071001528 \h </w:instrText>
-          </w:r>
-          <w:r>
-            <w:fldChar w:fldCharType="separate"/>
-          </w:r>
-          <w:r>
-            <w:t>22</w:t>
-          </w:r>
-          <w:r>
-            <w:fldChar w:fldCharType="end"/>
-          </w:r>
-          <w:r>
-            <w:fldChar w:fldCharType="end"/>
-          </w:r>
-        </w:p>
-        <w:p>
-          <w:pPr>
-            <w:pStyle w:val="20"/>
-            <w:tabs>
-              <w:tab w:val="right" w:leader="dot" w:pos="9000"/>
-            </w:tabs>
-          </w:pPr>
-          <w:r>
-            <w:fldChar w:fldCharType="begin"/>
-          </w:r>
-          <w:r>
-            <w:instrText xml:space="preserve"> HYPERLINK \l _Toc114751942 </w:instrText>
-          </w:r>
-          <w:r>
-            <w:fldChar w:fldCharType="separate"/>
-          </w:r>
-          <w:r>
-            <w:rPr>
-              <w:rFonts w:hint="default" w:cs="Times New Roman"/>
-              <w:lang w:val="vi-VN"/>
-            </w:rPr>
-            <w:t xml:space="preserve">3.1.2.5 </w:t>
-          </w:r>
-          <w:r>
-            <w:rPr>
-              <w:rFonts w:hint="default" w:ascii="Times New Roman"/>
-              <w:lang w:val="vi-VN"/>
-            </w:rPr>
-            <w:t>Ca sử dụng: Quét QR</w:t>
-          </w:r>
-          <w:r>
-            <w:tab/>
-          </w:r>
-          <w:r>
-            <w:fldChar w:fldCharType="begin"/>
-          </w:r>
-          <w:r>
-            <w:instrText xml:space="preserve"> PAGEREF _Toc114751942 \h </w:instrText>
-          </w:r>
-          <w:r>
-            <w:fldChar w:fldCharType="separate"/>
-          </w:r>
-          <w:r>
-            <w:t>24</w:t>
-          </w:r>
-          <w:r>
-            <w:fldChar w:fldCharType="end"/>
-          </w:r>
-          <w:r>
-            <w:fldChar w:fldCharType="end"/>
-          </w:r>
-        </w:p>
-        <w:p>
-          <w:pPr>
-            <w:pStyle w:val="20"/>
-            <w:tabs>
-              <w:tab w:val="right" w:leader="dot" w:pos="9000"/>
-            </w:tabs>
-          </w:pPr>
-          <w:r>
-            <w:fldChar w:fldCharType="begin"/>
-          </w:r>
-          <w:r>
-            <w:instrText xml:space="preserve"> HYPERLINK \l _Toc195574188 </w:instrText>
-          </w:r>
-          <w:r>
-            <w:fldChar w:fldCharType="separate"/>
-          </w:r>
-          <w:r>
-            <w:rPr>
-              <w:rFonts w:hint="default" w:cs="Times New Roman"/>
-              <w:lang w:val="vi-VN"/>
-            </w:rPr>
-            <w:t xml:space="preserve">3.1.2.6 </w:t>
-          </w:r>
-          <w:r>
-            <w:rPr>
-              <w:rFonts w:hint="default" w:ascii="Times New Roman"/>
-              <w:lang w:val="vi-VN"/>
-            </w:rPr>
-            <w:t>Ca sử dụng: Quản lý vay vốn</w:t>
-          </w:r>
-          <w:r>
-            <w:tab/>
-          </w:r>
-          <w:r>
-            <w:fldChar w:fldCharType="begin"/>
-          </w:r>
-          <w:r>
-            <w:instrText xml:space="preserve"> PAGEREF _Toc195574188 \h </w:instrText>
-          </w:r>
-          <w:r>
-            <w:fldChar w:fldCharType="separate"/>
-          </w:r>
-          <w:r>
-            <w:t>24</w:t>
-          </w:r>
-          <w:r>
-            <w:fldChar w:fldCharType="end"/>
-          </w:r>
-          <w:r>
-            <w:fldChar w:fldCharType="end"/>
-          </w:r>
-        </w:p>
-        <w:p>
-          <w:pPr>
-            <w:pStyle w:val="20"/>
-            <w:tabs>
-              <w:tab w:val="right" w:leader="dot" w:pos="9000"/>
-            </w:tabs>
-          </w:pPr>
-          <w:r>
-            <w:fldChar w:fldCharType="begin"/>
-          </w:r>
-          <w:r>
-            <w:instrText xml:space="preserve"> HYPERLINK \l _Toc1365397806 </w:instrText>
-          </w:r>
-          <w:r>
-            <w:fldChar w:fldCharType="separate"/>
-          </w:r>
-          <w:r>
-            <w:rPr>
-              <w:rFonts w:hint="default" w:cs="Times New Roman"/>
-              <w:lang w:val="vi-VN"/>
-            </w:rPr>
-            <w:t xml:space="preserve">3.1.2.7 </w:t>
-          </w:r>
-          <w:r>
-            <w:rPr>
-              <w:rFonts w:hint="default" w:ascii="Times New Roman"/>
-              <w:lang w:val="vi-VN"/>
-            </w:rPr>
-            <w:t>Ca sử dụng: Nạp tiền điện thoại</w:t>
-          </w:r>
-          <w:r>
-            <w:tab/>
-          </w:r>
-          <w:r>
-            <w:fldChar w:fldCharType="begin"/>
-          </w:r>
-          <w:r>
-            <w:instrText xml:space="preserve"> PAGEREF _Toc1365397806 \h </w:instrText>
-          </w:r>
-          <w:r>
-            <w:fldChar w:fldCharType="separate"/>
-          </w:r>
-          <w:r>
-            <w:t>25</w:t>
-          </w:r>
-          <w:r>
-            <w:fldChar w:fldCharType="end"/>
-          </w:r>
-          <w:r>
-            <w:fldChar w:fldCharType="end"/>
-          </w:r>
-        </w:p>
-        <w:p>
-          <w:pPr>
-            <w:pStyle w:val="20"/>
-            <w:tabs>
-              <w:tab w:val="right" w:leader="dot" w:pos="9000"/>
-            </w:tabs>
-          </w:pPr>
-          <w:r>
-            <w:fldChar w:fldCharType="begin"/>
-          </w:r>
-          <w:r>
-            <w:instrText xml:space="preserve"> HYPERLINK \l _Toc230673600 </w:instrText>
-          </w:r>
-          <w:r>
-            <w:fldChar w:fldCharType="separate"/>
-          </w:r>
-          <w:r>
-            <w:rPr>
-              <w:rFonts w:hint="default" w:cs="Times New Roman"/>
-              <w:lang w:val="vi-VN"/>
-            </w:rPr>
-            <w:t xml:space="preserve">3.1.2.8 </w:t>
-          </w:r>
-          <w:r>
-            <w:rPr>
-              <w:rFonts w:hint="default" w:ascii="Times New Roman"/>
-              <w:lang w:val="vi-VN"/>
-            </w:rPr>
-            <w:t>Ca sử dụng:  Chuyển tiền</w:t>
-          </w:r>
-          <w:r>
-            <w:tab/>
-          </w:r>
-          <w:r>
-            <w:fldChar w:fldCharType="begin"/>
-          </w:r>
-          <w:r>
-            <w:instrText xml:space="preserve"> PAGEREF _Toc230673600 \h </w:instrText>
-          </w:r>
-          <w:r>
-            <w:fldChar w:fldCharType="separate"/>
-          </w:r>
-          <w:r>
-            <w:t>26</w:t>
-          </w:r>
-          <w:r>
-            <w:fldChar w:fldCharType="end"/>
-          </w:r>
-          <w:r>
-            <w:fldChar w:fldCharType="end"/>
-          </w:r>
-        </w:p>
-        <w:p>
-          <w:pPr>
-            <w:pStyle w:val="19"/>
-            <w:tabs>
-              <w:tab w:val="right" w:leader="dot" w:pos="9000"/>
-            </w:tabs>
-          </w:pPr>
-          <w:r>
-            <w:fldChar w:fldCharType="begin"/>
-          </w:r>
-          <w:r>
-            <w:instrText xml:space="preserve"> HYPERLINK \l _Toc723212365 </w:instrText>
-          </w:r>
-          <w:r>
-            <w:fldChar w:fldCharType="separate"/>
-          </w:r>
-          <w:r>
-            <w:rPr>
-              <w:rFonts w:hint="default" w:cs="Times New Roman"/>
-              <w:lang w:val="vi-VN"/>
-            </w:rPr>
-            <w:t xml:space="preserve">3.1.3 </w:t>
-          </w:r>
-          <w:r>
-            <w:rPr>
-              <w:rFonts w:hint="default" w:ascii="Times New Roman"/>
-              <w:lang w:val="vi-VN"/>
-            </w:rPr>
-            <w:t>Biểu đồ tuần tự</w:t>
-          </w:r>
-          <w:r>
-            <w:tab/>
-          </w:r>
-          <w:r>
-            <w:fldChar w:fldCharType="begin"/>
-          </w:r>
-          <w:r>
-            <w:instrText xml:space="preserve"> PAGEREF _Toc723212365 \h </w:instrText>
-          </w:r>
-          <w:r>
-            <w:fldChar w:fldCharType="separate"/>
-          </w:r>
-          <w:r>
-            <w:t>27</w:t>
+            <w:t>28</w:t>
           </w:r>
           <w:r>
             <w:fldChar w:fldCharType="end"/>
@@ -4157,7 +4308,7 @@
           <w:lang w:val="vi-VN"/>
         </w:rPr>
       </w:pPr>
-      <w:bookmarkStart w:id="3" w:name="_Toc1664382824"/>
+      <w:bookmarkStart w:id="3" w:name="_Toc1923114700"/>
       <w:bookmarkEnd w:id="3"/>
     </w:p>
     <w:p>
@@ -4169,7 +4320,7 @@
           <w:lang w:val="vi-VN"/>
         </w:rPr>
       </w:pPr>
-      <w:bookmarkStart w:id="4" w:name="_Toc160137146"/>
+      <w:bookmarkStart w:id="4" w:name="_Toc12391903"/>
       <w:r>
         <w:rPr>
           <w:rFonts w:hint="default"/>
@@ -4203,7 +4354,7 @@
           <w:lang w:val="vi-VN"/>
         </w:rPr>
       </w:pPr>
-      <w:bookmarkStart w:id="5" w:name="_Toc628003131"/>
+      <w:bookmarkStart w:id="5" w:name="_Toc2112283609"/>
       <w:r>
         <w:rPr>
           <w:rFonts w:hint="default"/>
@@ -4222,7 +4373,7 @@
           <w:lang w:val="vi-VN"/>
         </w:rPr>
       </w:pPr>
-      <w:bookmarkStart w:id="6" w:name="_Toc2113981359"/>
+      <w:bookmarkStart w:id="6" w:name="_Toc1098447906"/>
       <w:r>
         <w:rPr>
           <w:rFonts w:hint="default"/>
@@ -4241,7 +4392,7 @@
           <w:lang w:val="vi-VN"/>
         </w:rPr>
       </w:pPr>
-      <w:bookmarkStart w:id="7" w:name="_Toc1715244745"/>
+      <w:bookmarkStart w:id="7" w:name="_Toc1844526530"/>
       <w:r>
         <w:rPr>
           <w:rFonts w:hint="default"/>
@@ -4260,7 +4411,7 @@
           <w:lang w:val="vi-VN"/>
         </w:rPr>
       </w:pPr>
-      <w:bookmarkStart w:id="8" w:name="_Toc297951887"/>
+      <w:bookmarkStart w:id="8" w:name="_Toc2030945265"/>
       <w:r>
         <w:rPr>
           <w:rFonts w:hint="default"/>
@@ -4308,7 +4459,7 @@
         <w:pStyle w:val="2"/>
         <w:bidi w:val="0"/>
       </w:pPr>
-      <w:bookmarkStart w:id="9" w:name="_Toc1892983652"/>
+      <w:bookmarkStart w:id="9" w:name="_Toc1991983437"/>
       <w:bookmarkEnd w:id="9"/>
     </w:p>
     <w:p>
@@ -4320,7 +4471,7 @@
           <w:lang w:val="vi-VN"/>
         </w:rPr>
       </w:pPr>
-      <w:bookmarkStart w:id="10" w:name="_Toc406008859"/>
+      <w:bookmarkStart w:id="10" w:name="_Toc2143052576"/>
       <w:r>
         <w:rPr>
           <w:rFonts w:hint="default"/>
@@ -4354,7 +4505,7 @@
           <w:lang w:val="vi-VN"/>
         </w:rPr>
       </w:pPr>
-      <w:bookmarkStart w:id="11" w:name="_Toc1235346694"/>
+      <w:bookmarkStart w:id="11" w:name="_Toc688917348"/>
       <w:r>
         <w:rPr>
           <w:rFonts w:hint="default" w:ascii="Times New Roman"/>
@@ -4374,7 +4525,7 @@
           <w:lang w:val="vi-VN"/>
         </w:rPr>
       </w:pPr>
-      <w:bookmarkStart w:id="12" w:name="_Toc599986862"/>
+      <w:bookmarkStart w:id="12" w:name="_Toc1549526859"/>
       <w:r>
         <w:rPr>
           <w:rFonts w:hint="default" w:ascii="Times New Roman"/>
@@ -4466,7 +4617,7 @@
           <w:lang w:val="vi-VN"/>
         </w:rPr>
       </w:pPr>
-      <w:bookmarkStart w:id="13" w:name="_Toc1543466969"/>
+      <w:bookmarkStart w:id="13" w:name="_Toc363732044"/>
       <w:r>
         <w:rPr>
           <w:rFonts w:hint="default" w:ascii="Times New Roman"/>
@@ -4478,7 +4629,7 @@
     </w:p>
     <w:tbl>
       <w:tblPr>
-        <w:tblStyle w:val="16"/>
+        <w:tblStyle w:val="17"/>
         <w:tblW w:w="0" w:type="auto"/>
         <w:tblInd w:w="0" w:type="dxa"/>
         <w:tblBorders>
@@ -4999,7 +5150,6 @@
                 <w:lang w:val="vi-VN"/>
               </w:rPr>
             </w:pPr>
-            <w:bookmarkStart w:id="14" w:name="_Toc1594375870"/>
             <w:r>
               <w:rPr>
                 <w:rFonts w:hint="default" w:ascii="Times New Roman"/>
@@ -5313,6 +5463,7 @@
           <w:lang w:val="vi-VN"/>
         </w:rPr>
       </w:pPr>
+      <w:bookmarkStart w:id="14" w:name="_Toc1506004146"/>
       <w:r>
         <w:rPr>
           <w:rFonts w:hint="default"/>
@@ -5331,7 +5482,7 @@
           <w:lang w:val="vi-VN"/>
         </w:rPr>
       </w:pPr>
-      <w:bookmarkStart w:id="15" w:name="_Toc374299824"/>
+      <w:bookmarkStart w:id="15" w:name="_Toc1169418280"/>
       <w:r>
         <w:rPr>
           <w:rFonts w:hint="default" w:ascii="Times New Roman"/>
@@ -5351,7 +5502,7 @@
           <w:lang w:val="vi-VN"/>
         </w:rPr>
       </w:pPr>
-      <w:bookmarkStart w:id="16" w:name="_Toc877539905"/>
+      <w:bookmarkStart w:id="16" w:name="_Toc642694616"/>
       <w:r>
         <w:rPr>
           <w:rFonts w:hint="default"/>
@@ -5444,6 +5595,7 @@
           <w:lang w:val="vi-VN"/>
         </w:rPr>
       </w:pPr>
+      <w:bookmarkStart w:id="17" w:name="_Toc2073150349"/>
       <w:r>
         <w:rPr>
           <w:rFonts w:hint="default"/>
@@ -5456,15 +5608,9 @@
           <w:rFonts w:hint="default" w:ascii="Times New Roman"/>
           <w:lang w:val="vi-VN"/>
         </w:rPr>
-        <w:t xml:space="preserve">Tạo </w:t>
+        <w:t>Tạo lệnh chuyển tiền quốc tế</w:t>
       </w:r>
-      <w:r>
-        <w:rPr>
-          <w:rFonts w:hint="default" w:ascii="Times New Roman"/>
-          <w:lang w:val="vi-VN"/>
-        </w:rPr>
-        <w:t>lệnh chuyển tiền quốc tế</w:t>
-      </w:r>
+      <w:bookmarkEnd w:id="17"/>
     </w:p>
     <w:p>
       <w:pPr>
@@ -5530,7 +5676,7 @@
         <w:pStyle w:val="6"/>
         <w:bidi w:val="0"/>
       </w:pPr>
-      <w:bookmarkStart w:id="17" w:name="_Toc2042979386"/>
+      <w:bookmarkStart w:id="18" w:name="_Toc515743068"/>
       <w:r>
         <w:rPr>
           <w:rFonts w:hint="default" w:ascii="Times New Roman"/>
@@ -5538,7 +5684,7 @@
         </w:rPr>
         <w:t>Ca sử dụng: Quét QR</w:t>
       </w:r>
-      <w:bookmarkEnd w:id="17"/>
+      <w:bookmarkEnd w:id="18"/>
     </w:p>
     <w:p>
       <w:pPr>
@@ -5601,7 +5747,7 @@
     </w:p>
     <w:tbl>
       <w:tblPr>
-        <w:tblStyle w:val="16"/>
+        <w:tblStyle w:val="17"/>
         <w:tblpPr w:leftFromText="180" w:rightFromText="180" w:vertAnchor="text" w:tblpX="10548" w:tblpY="-5851"/>
         <w:tblOverlap w:val="never"/>
         <w:tblW w:w="0" w:type="auto"/>
@@ -5635,7 +5781,7 @@
           </w:tcPr>
           <w:p>
             <w:pPr>
-              <w:pStyle w:val="39"/>
+              <w:pStyle w:val="40"/>
               <w:bidi w:val="0"/>
               <w:rPr>
                 <w:rFonts w:hint="default"/>
@@ -5665,15 +5811,22 @@
                 <w:lang w:val="vi-VN"/>
               </w:rPr>
             </w:pPr>
-            <w:bookmarkStart w:id="18" w:name="_Toc1409874231"/>
+            <w:bookmarkStart w:id="19" w:name="_Toc849744584"/>
             <w:r>
               <w:rPr>
                 <w:rFonts w:hint="default"/>
                 <w:lang w:val="vi-VN"/>
               </w:rPr>
-              <w:t xml:space="preserve">Ca sử dụng: Hỗ trợ </w:t>
-            </w:r>
-            <w:bookmarkEnd w:id="18"/>
+              <w:t>Ca sử dụng: Hỗ trợ</w:t>
+            </w:r>
+            <w:bookmarkEnd w:id="19"/>
+            <w:r>
+              <w:rPr>
+                <w:rFonts w:hint="default"/>
+                <w:lang w:val="vi-VN"/>
+              </w:rPr>
+              <w:t xml:space="preserve"> </w:t>
+            </w:r>
           </w:p>
         </w:tc>
       </w:tr>
@@ -5687,59 +5840,39 @@
           <w:lang w:val="vi-VN"/>
         </w:rPr>
       </w:pPr>
-      <w:bookmarkStart w:id="19" w:name="_Toc1945163680"/>
+      <w:bookmarkStart w:id="20" w:name="_Toc890970738"/>
       <w:r>
         <w:rPr>
           <w:rFonts w:hint="default" w:ascii="Times New Roman"/>
           <w:lang w:val="vi-VN"/>
         </w:rPr>
         <w:t>Ca sử dụng của Ngân hàng</w:t>
-      </w:r>
-      <w:bookmarkEnd w:id="19"/>
-    </w:p>
-    <w:p>
-      <w:pPr>
-        <w:pStyle w:val="4"/>
-        <w:bidi w:val="0"/>
-        <w:rPr>
-          <w:rFonts w:hint="default"/>
-          <w:lang w:val="vi-VN"/>
-        </w:rPr>
-      </w:pPr>
-      <w:bookmarkStart w:id="20" w:name="_Toc1222411479"/>
-      <w:r>
-        <w:rPr>
-          <w:rFonts w:hint="default"/>
-          <w:lang w:val="vi-VN"/>
-        </w:rPr>
-        <w:t>Đ</w:t>
-      </w:r>
-      <w:r>
-        <w:rPr>
-          <w:rFonts w:hint="default" w:ascii="Times New Roman"/>
-          <w:lang w:val="vi-VN"/>
-        </w:rPr>
-        <w:t>ặc điểm của người dùng</w:t>
       </w:r>
       <w:bookmarkEnd w:id="20"/>
     </w:p>
     <w:p>
       <w:pPr>
-        <w:pStyle w:val="5"/>
+        <w:pStyle w:val="4"/>
         <w:bidi w:val="0"/>
-        <w:ind w:left="-6" w:leftChars="0" w:firstLine="6" w:firstLineChars="0"/>
         <w:rPr>
           <w:rFonts w:hint="default"/>
           <w:lang w:val="vi-VN"/>
         </w:rPr>
       </w:pPr>
-      <w:bookmarkStart w:id="21" w:name="_Toc93676704"/>
+      <w:bookmarkStart w:id="21" w:name="_Toc141723035"/>
+      <w:r>
+        <w:rPr>
+          <w:rFonts w:hint="default"/>
+          <w:lang w:val="vi-VN"/>
+        </w:rPr>
+        <w:t>Đ</w:t>
+      </w:r>
       <w:r>
         <w:rPr>
           <w:rFonts w:hint="default" w:ascii="Times New Roman"/>
           <w:lang w:val="vi-VN"/>
         </w:rPr>
-        <w:t>Khách hàng</w:t>
+        <w:t>ặc điểm của người dùng</w:t>
       </w:r>
       <w:bookmarkEnd w:id="21"/>
     </w:p>
@@ -5753,13 +5886,13 @@
           <w:lang w:val="vi-VN"/>
         </w:rPr>
       </w:pPr>
-      <w:bookmarkStart w:id="22" w:name="_Toc318850877"/>
+      <w:bookmarkStart w:id="22" w:name="_Toc379684722"/>
       <w:r>
         <w:rPr>
           <w:rFonts w:hint="default" w:ascii="Times New Roman"/>
           <w:lang w:val="vi-VN"/>
         </w:rPr>
-        <w:t>Thu ngân</w:t>
+        <w:t>Khách hàng</w:t>
       </w:r>
       <w:bookmarkEnd w:id="22"/>
     </w:p>
@@ -5773,7 +5906,7 @@
           <w:lang w:val="vi-VN"/>
         </w:rPr>
       </w:pPr>
-      <w:bookmarkStart w:id="23" w:name="_Toc954990474"/>
+      <w:bookmarkStart w:id="23" w:name="_Toc1187207417"/>
       <w:r>
         <w:rPr>
           <w:rFonts w:hint="default" w:ascii="Times New Roman"/>
@@ -5793,7 +5926,7 @@
           <w:lang w:val="vi-VN"/>
         </w:rPr>
       </w:pPr>
-      <w:bookmarkStart w:id="24" w:name="_Toc232118840"/>
+      <w:bookmarkStart w:id="24" w:name="_Toc1124493242"/>
       <w:r>
         <w:rPr>
           <w:rFonts w:hint="default" w:ascii="Times New Roman"/>
@@ -5835,25 +5968,40 @@
           <w:lang w:val="vi-VN"/>
         </w:rPr>
       </w:pPr>
-      <w:bookmarkStart w:id="25" w:name="_Toc1391040928"/>
+      <w:bookmarkStart w:id="25" w:name="_Toc1501824694"/>
       <w:bookmarkEnd w:id="25"/>
     </w:p>
     <w:p>
       <w:pPr>
         <w:pStyle w:val="3"/>
+        <w:wordWrap w:val="0"/>
         <w:bidi w:val="0"/>
         <w:rPr>
           <w:rFonts w:hint="default" w:ascii="Times New Roman"/>
           <w:lang w:val="vi-VN"/>
         </w:rPr>
       </w:pPr>
-      <w:bookmarkStart w:id="26" w:name="_Toc1717895654"/>
+      <w:bookmarkStart w:id="26" w:name="_Toc1792328867"/>
       <w:r>
         <w:rPr>
           <w:rFonts w:hint="default" w:ascii="Times New Roman"/>
           <w:lang w:val="vi-VN"/>
         </w:rPr>
-        <w:t>pHÂN TÍCH VÀ THIẾT KẾ HỆ THỐNG</w:t>
+        <w:t>KHUNG NHÌN</w:t>
+      </w:r>
+      <w:r>
+        <w:rPr>
+          <w:rFonts w:hint="default" w:ascii="Times New Roman"/>
+          <w:lang w:val="vi-VN"/>
+        </w:rPr>
+        <w:t xml:space="preserve"> </w:t>
+      </w:r>
+      <w:r>
+        <w:rPr>
+          <w:rFonts w:hint="default" w:ascii="Times New Roman"/>
+          <w:lang w:val="vi-VN"/>
+        </w:rPr>
+        <w:t>CA SỬ DỤNG</w:t>
       </w:r>
       <w:bookmarkEnd w:id="26"/>
     </w:p>
@@ -5878,16 +6026,16 @@
         <w:bidi w:val="0"/>
         <w:rPr>
           <w:rFonts w:hint="default"/>
-          <w:lang w:val="vi-VN"/>
-        </w:rPr>
-      </w:pPr>
-      <w:bookmarkStart w:id="27" w:name="_Toc1902106510"/>
+          <w:lang w:val="en-US"/>
+        </w:rPr>
+      </w:pPr>
+      <w:bookmarkStart w:id="27" w:name="_Toc918151200"/>
       <w:r>
         <w:rPr>
           <w:rFonts w:hint="default" w:ascii="Times New Roman"/>
           <w:lang w:val="vi-VN"/>
         </w:rPr>
-        <w:t>Yêu cầu chức năng</w:t>
+        <w:t>Hiện thực hoá ca sử dụng</w:t>
       </w:r>
       <w:bookmarkEnd w:id="27"/>
     </w:p>
@@ -5901,7 +6049,7 @@
           <w:lang w:val="vi-VN"/>
         </w:rPr>
       </w:pPr>
-      <w:bookmarkStart w:id="28" w:name="_Toc1262544328"/>
+      <w:bookmarkStart w:id="28" w:name="_Toc1697214705"/>
       <w:r>
         <w:rPr>
           <w:rFonts w:hint="default" w:ascii="Times New Roman"/>
@@ -5921,33 +6069,19 @@
           <w:lang w:val="vi-VN"/>
         </w:rPr>
       </w:pPr>
-      <w:bookmarkStart w:id="29" w:name="_Toc296604689"/>
+      <w:bookmarkStart w:id="29" w:name="_Toc62263834"/>
       <w:r>
         <w:rPr>
           <w:rFonts w:hint="default" w:ascii="Times New Roman"/>
           <w:lang w:val="vi-VN"/>
         </w:rPr>
-        <w:t xml:space="preserve">Ca sử dụng: </w:t>
-      </w:r>
-      <w:r>
-        <w:rPr>
-          <w:rFonts w:hint="default" w:ascii="Times New Roman"/>
-          <w:lang w:val="vi-VN"/>
-        </w:rPr>
-        <w:t>Tạo mã r</w:t>
-      </w:r>
-      <w:r>
-        <w:rPr>
-          <w:rFonts w:hint="default" w:ascii="Times New Roman"/>
-          <w:lang w:val="vi-VN"/>
-        </w:rPr>
-        <w:t>út tiền ATM</w:t>
+        <w:t>Ca sử dụng: Tạo mã rút tiền ATM</w:t>
       </w:r>
       <w:bookmarkEnd w:id="29"/>
     </w:p>
     <w:tbl>
       <w:tblPr>
-        <w:tblStyle w:val="16"/>
+        <w:tblStyle w:val="17"/>
         <w:tblW w:w="0" w:type="auto"/>
         <w:tblInd w:w="0" w:type="dxa"/>
         <w:tblBorders>
@@ -6335,14 +6469,7 @@
                 <w:rFonts w:hint="default" w:ascii="Times New Roman"/>
                 <w:lang w:val="vi-VN"/>
               </w:rPr>
-              <w:t>Khách hàng chọn đến</w:t>
-            </w:r>
-            <w:r>
-              <w:rPr>
-                <w:rFonts w:hint="default" w:ascii="Times New Roman"/>
-                <w:lang w:val="vi-VN"/>
-              </w:rPr>
-              <w:t xml:space="preserve"> </w:t>
+              <w:t xml:space="preserve">Khách hàng chọn đến </w:t>
             </w:r>
             <w:r>
               <w:rPr>
@@ -6351,16 +6478,7 @@
                 <w:iCs/>
                 <w:lang w:val="vi-VN"/>
               </w:rPr>
-              <w:t xml:space="preserve">Tạo mã rút </w:t>
-            </w:r>
-            <w:r>
-              <w:rPr>
-                <w:rFonts w:hint="default" w:ascii="Times New Roman" w:hAnsi="Times New Roman Italic" w:cs="Times New Roman Italic"/>
-                <w:i/>
-                <w:iCs/>
-                <w:lang w:val="vi-VN"/>
-              </w:rPr>
-              <w:t>tiền ATM</w:t>
+              <w:t>Tạo mã rút tiền ATM</w:t>
             </w:r>
           </w:p>
         </w:tc>
@@ -6961,28 +7079,7 @@
                 <w:rFonts w:hint="default" w:ascii="Times New Roman"/>
                 <w:lang w:val="vi-VN"/>
               </w:rPr>
-              <w:t>3.</w:t>
-            </w:r>
-            <w:r>
-              <w:rPr>
-                <w:rFonts w:hint="default" w:ascii="Times New Roman"/>
-                <w:lang w:val="vi-VN"/>
-              </w:rPr>
-              <w:t>1</w:t>
-            </w:r>
-            <w:r>
-              <w:rPr>
-                <w:rFonts w:hint="default" w:ascii="Times New Roman"/>
-                <w:lang w:val="vi-VN"/>
-              </w:rPr>
-              <w:t xml:space="preserve">. Hệ thống thông báo lỗi và yêu cầu xác thực lại với số lần tối đa là </w:t>
-            </w:r>
-            <w:r>
-              <w:rPr>
-                <w:rFonts w:hint="default" w:ascii="Times New Roman"/>
-                <w:lang w:val="vi-VN"/>
-              </w:rPr>
-              <w:t>5</w:t>
+              <w:t>3.1. Hệ thống thông báo lỗi và yêu cầu xác thực lại với số lần tối đa là 5</w:t>
             </w:r>
           </w:p>
           <w:p>
@@ -7024,14 +7121,7 @@
                 <w:rFonts w:hint="default" w:ascii="Times New Roman"/>
                 <w:lang w:val="vi-VN"/>
               </w:rPr>
-              <w:t>4.1</w:t>
-            </w:r>
-            <w:r>
-              <w:rPr>
-                <w:rFonts w:hint="default" w:ascii="Times New Roman"/>
-                <w:lang w:val="vi-VN"/>
-              </w:rPr>
-              <w:t>. Hệ thống thông báo lỗi và yêu cầu nạp tiền rồi sau đó thực hiện lại</w:t>
+              <w:t>4.1. Hệ thống thông báo lỗi và yêu cầu nạp tiền rồi sau đó thực hiện lại</w:t>
             </w:r>
           </w:p>
           <w:p>
@@ -7052,14 +7142,7 @@
                 <w:rFonts w:hint="default" w:ascii="Times New Roman"/>
                 <w:lang w:val="vi-VN"/>
               </w:rPr>
-              <w:t>4.2</w:t>
-            </w:r>
-            <w:r>
-              <w:rPr>
-                <w:rFonts w:hint="default" w:ascii="Times New Roman"/>
-                <w:lang w:val="vi-VN"/>
-              </w:rPr>
-              <w:t>. Hệ thống quay về bước 2</w:t>
+              <w:t>4.2. Hệ thống quay về bước 2</w:t>
             </w:r>
           </w:p>
         </w:tc>
@@ -7401,26 +7484,19 @@
           <w:lang w:val="vi-VN"/>
         </w:rPr>
       </w:pPr>
-      <w:bookmarkStart w:id="30" w:name="_Toc725463336"/>
+      <w:bookmarkStart w:id="30" w:name="_Toc643721949"/>
       <w:r>
         <w:rPr>
           <w:rFonts w:hint="default" w:ascii="Times New Roman"/>
           <w:lang w:val="vi-VN"/>
         </w:rPr>
-        <w:t xml:space="preserve">Ca sử dụng: </w:t>
+        <w:t>Ca sử dụng: Tạo lệnh chuyển tiền quốc tế</w:t>
       </w:r>
       <w:bookmarkEnd w:id="30"/>
-      <w:r>
-        <w:rPr>
-          <w:rFonts w:hint="default" w:ascii="Times New Roman"/>
-          <w:lang w:val="vi-VN"/>
-        </w:rPr>
-        <w:t>Tạo lệnh chuyển tiền quốc tế</w:t>
-      </w:r>
     </w:p>
     <w:tbl>
       <w:tblPr>
-        <w:tblStyle w:val="16"/>
+        <w:tblStyle w:val="17"/>
         <w:tblW w:w="0" w:type="auto"/>
         <w:tblInd w:w="0" w:type="dxa"/>
         <w:tblBorders>
@@ -7816,14 +7892,7 @@
                 <w:rFonts w:hint="default" w:ascii="Times New Roman"/>
                 <w:lang w:val="vi-VN"/>
               </w:rPr>
-              <w:t>Khách</w:t>
-            </w:r>
-            <w:r>
-              <w:rPr>
-                <w:rFonts w:hint="default" w:ascii="Times New Roman"/>
-                <w:lang w:val="vi-VN"/>
-              </w:rPr>
-              <w:t xml:space="preserve"> hàng chọn </w:t>
+              <w:t xml:space="preserve">Khách hàng chọn </w:t>
             </w:r>
             <w:r>
               <w:rPr>
@@ -8019,6 +8088,7 @@
           <w:p>
             <w:pPr>
               <w:numPr>
+                <w:ilvl w:val="0"/>
                 <w:numId w:val="0"/>
               </w:numPr>
               <w:bidi w:val="0"/>
@@ -8195,6 +8265,7 @@
           <w:p>
             <w:pPr>
               <w:numPr>
+                <w:ilvl w:val="0"/>
                 <w:numId w:val="0"/>
               </w:numPr>
               <w:bidi w:val="0"/>
@@ -8381,6 +8452,7 @@
           <w:p>
             <w:pPr>
               <w:numPr>
+                <w:ilvl w:val="0"/>
                 <w:numId w:val="0"/>
               </w:numPr>
               <w:bidi w:val="0"/>
@@ -8441,14 +8513,7 @@
                 <w:rFonts w:hint="default" w:ascii="Times New Roman"/>
                 <w:lang w:val="vi-VN"/>
               </w:rPr>
-              <w:t xml:space="preserve">Khách hàng </w:t>
-            </w:r>
-            <w:r>
-              <w:rPr>
-                <w:rFonts w:hint="default" w:ascii="Times New Roman"/>
-                <w:lang w:val="vi-VN"/>
-              </w:rPr>
-              <w:t xml:space="preserve">nhập số tiền và nhấn </w:t>
+              <w:t xml:space="preserve">Khách hàng nhập số tiền và nhấn </w:t>
             </w:r>
             <w:r>
               <w:rPr>
@@ -8583,6 +8648,7 @@
           <w:p>
             <w:pPr>
               <w:numPr>
+                <w:ilvl w:val="0"/>
                 <w:numId w:val="0"/>
               </w:numPr>
               <w:bidi w:val="0"/>
@@ -8665,6 +8731,7 @@
           <w:p>
             <w:pPr>
               <w:numPr>
+                <w:ilvl w:val="0"/>
                 <w:numId w:val="0"/>
               </w:numPr>
               <w:bidi w:val="0"/>
@@ -8686,6 +8753,7 @@
           <w:p>
             <w:pPr>
               <w:numPr>
+                <w:ilvl w:val="0"/>
                 <w:numId w:val="0"/>
               </w:numPr>
               <w:bidi w:val="0"/>
@@ -8730,6 +8798,7 @@
           <w:p>
             <w:pPr>
               <w:numPr>
+                <w:ilvl w:val="0"/>
                 <w:numId w:val="0"/>
               </w:numPr>
               <w:bidi w:val="0"/>
@@ -9285,7 +9354,7 @@
           <w:lang w:val="vi-VN"/>
         </w:rPr>
       </w:pPr>
-      <w:bookmarkStart w:id="31" w:name="_Toc1597624133"/>
+      <w:bookmarkStart w:id="31" w:name="_Toc12183257"/>
       <w:r>
         <w:rPr>
           <w:rFonts w:hint="default"/>
@@ -9347,7 +9416,7 @@
           </w:tcPr>
           <w:p>
             <w:pPr>
-              <w:pStyle w:val="40"/>
+              <w:pStyle w:val="41"/>
               <w:widowControl w:val="0"/>
               <w:jc w:val="both"/>
               <w:rPr>
@@ -9391,7 +9460,7 @@
           </w:tcPr>
           <w:p>
             <w:pPr>
-              <w:pStyle w:val="40"/>
+              <w:pStyle w:val="41"/>
               <w:widowControl w:val="0"/>
               <w:jc w:val="both"/>
               <w:rPr>
@@ -9430,7 +9499,7 @@
           </w:tcPr>
           <w:p>
             <w:pPr>
-              <w:pStyle w:val="40"/>
+              <w:pStyle w:val="41"/>
               <w:widowControl w:val="0"/>
               <w:jc w:val="both"/>
               <w:rPr>
@@ -9474,13 +9543,13 @@
           </w:tcPr>
           <w:p>
             <w:pPr>
-              <w:pStyle w:val="40"/>
-              <w:widowControl w:val="0"/>
-              <w:jc w:val="both"/>
-            </w:pPr>
-            <w:r>
-              <w:rPr>
-                <w:rStyle w:val="41"/>
+              <w:pStyle w:val="41"/>
+              <w:widowControl w:val="0"/>
+              <w:jc w:val="both"/>
+            </w:pPr>
+            <w:r>
+              <w:rPr>
+                <w:rStyle w:val="42"/>
                 <w:szCs w:val="20"/>
                 <w:lang w:val="en-US"/>
               </w:rPr>
@@ -9514,7 +9583,7 @@
           </w:tcPr>
           <w:p>
             <w:pPr>
-              <w:pStyle w:val="40"/>
+              <w:pStyle w:val="41"/>
               <w:widowControl w:val="0"/>
               <w:jc w:val="both"/>
               <w:rPr>
@@ -9559,7 +9628,7 @@
           </w:tcPr>
           <w:p>
             <w:pPr>
-              <w:pStyle w:val="40"/>
+              <w:pStyle w:val="41"/>
               <w:widowControl w:val="0"/>
               <w:jc w:val="both"/>
               <w:rPr>
@@ -9602,7 +9671,7 @@
           </w:tcPr>
           <w:p>
             <w:pPr>
-              <w:pStyle w:val="40"/>
+              <w:pStyle w:val="41"/>
               <w:widowControl w:val="0"/>
               <w:jc w:val="both"/>
               <w:rPr>
@@ -9647,13 +9716,13 @@
           </w:tcPr>
           <w:p>
             <w:pPr>
-              <w:pStyle w:val="40"/>
-              <w:widowControl w:val="0"/>
-              <w:jc w:val="both"/>
-            </w:pPr>
-            <w:r>
-              <w:rPr>
-                <w:rStyle w:val="41"/>
+              <w:pStyle w:val="41"/>
+              <w:widowControl w:val="0"/>
+              <w:jc w:val="both"/>
+            </w:pPr>
+            <w:r>
+              <w:rPr>
+                <w:rStyle w:val="42"/>
                 <w:szCs w:val="20"/>
                 <w:lang w:val="vi-VN"/>
               </w:rPr>
@@ -9688,7 +9757,7 @@
           </w:tcPr>
           <w:p>
             <w:pPr>
-              <w:pStyle w:val="40"/>
+              <w:pStyle w:val="41"/>
               <w:widowControl w:val="0"/>
               <w:jc w:val="both"/>
               <w:rPr>
@@ -9733,7 +9802,7 @@
           </w:tcPr>
           <w:p>
             <w:pPr>
-              <w:pStyle w:val="40"/>
+              <w:pStyle w:val="41"/>
               <w:widowControl w:val="0"/>
               <w:jc w:val="center"/>
               <w:rPr>
@@ -9772,7 +9841,7 @@
           </w:tcPr>
           <w:p>
             <w:pPr>
-              <w:pStyle w:val="40"/>
+              <w:pStyle w:val="41"/>
               <w:widowControl w:val="0"/>
               <w:jc w:val="center"/>
               <w:rPr>
@@ -9816,7 +9885,7 @@
           </w:tcPr>
           <w:p>
             <w:pPr>
-              <w:pStyle w:val="40"/>
+              <w:pStyle w:val="41"/>
               <w:widowControl w:val="0"/>
               <w:jc w:val="both"/>
               <w:rPr>
@@ -9851,12 +9920,12 @@
           </w:tcPr>
           <w:p>
             <w:pPr>
-              <w:pStyle w:val="40"/>
-              <w:widowControl w:val="0"/>
-            </w:pPr>
-            <w:r>
-              <w:rPr>
-                <w:rStyle w:val="41"/>
+              <w:pStyle w:val="41"/>
+              <w:widowControl w:val="0"/>
+            </w:pPr>
+            <w:r>
+              <w:rPr>
+                <w:rStyle w:val="42"/>
                 <w:szCs w:val="20"/>
                 <w:lang w:val="en-US"/>
               </w:rPr>
@@ -9864,14 +9933,14 @@
             </w:r>
             <w:r>
               <w:rPr>
-                <w:rStyle w:val="41"/>
+                <w:rStyle w:val="42"/>
                 <w:szCs w:val="20"/>
               </w:rPr>
               <w:t>họn chức năng "</w:t>
             </w:r>
             <w:r>
               <w:rPr>
-                <w:rStyle w:val="41"/>
+                <w:rStyle w:val="42"/>
                 <w:szCs w:val="20"/>
                 <w:lang w:val="en-US"/>
               </w:rPr>
@@ -9879,14 +9948,14 @@
             </w:r>
             <w:r>
               <w:rPr>
-                <w:rStyle w:val="41"/>
+                <w:rStyle w:val="42"/>
                 <w:szCs w:val="20"/>
               </w:rPr>
               <w:t>" trên giao diện</w:t>
             </w:r>
             <w:r>
               <w:rPr>
-                <w:rStyle w:val="41"/>
+                <w:rStyle w:val="42"/>
                 <w:szCs w:val="20"/>
                 <w:lang w:val="en-US"/>
               </w:rPr>
@@ -9916,7 +9985,7 @@
           </w:tcPr>
           <w:p>
             <w:pPr>
-              <w:pStyle w:val="40"/>
+              <w:pStyle w:val="41"/>
               <w:widowControl w:val="0"/>
               <w:rPr>
                 <w:szCs w:val="20"/>
@@ -9952,7 +10021,7 @@
           </w:tcPr>
           <w:p>
             <w:pPr>
-              <w:pStyle w:val="40"/>
+              <w:pStyle w:val="41"/>
               <w:widowControl w:val="0"/>
               <w:jc w:val="both"/>
               <w:rPr>
@@ -9987,7 +10056,7 @@
           </w:tcPr>
           <w:p>
             <w:pPr>
-              <w:pStyle w:val="40"/>
+              <w:pStyle w:val="41"/>
               <w:widowControl w:val="0"/>
               <w:jc w:val="both"/>
               <w:rPr>
@@ -10019,13 +10088,13 @@
           </w:tcPr>
           <w:p>
             <w:pPr>
-              <w:pStyle w:val="40"/>
-              <w:widowControl w:val="0"/>
-              <w:jc w:val="both"/>
-            </w:pPr>
-            <w:r>
-              <w:rPr>
-                <w:rStyle w:val="41"/>
+              <w:pStyle w:val="41"/>
+              <w:widowControl w:val="0"/>
+              <w:jc w:val="both"/>
+            </w:pPr>
+            <w:r>
+              <w:rPr>
+                <w:rStyle w:val="42"/>
                 <w:szCs w:val="20"/>
                 <w:lang w:val="en-US"/>
               </w:rPr>
@@ -10033,7 +10102,7 @@
             </w:r>
             <w:r>
               <w:rPr>
-                <w:rStyle w:val="41"/>
+                <w:rStyle w:val="42"/>
                 <w:szCs w:val="20"/>
                 <w:lang w:val="vi-VN"/>
               </w:rPr>
@@ -10068,7 +10137,7 @@
           </w:tcPr>
           <w:p>
             <w:pPr>
-              <w:pStyle w:val="40"/>
+              <w:pStyle w:val="41"/>
               <w:widowControl w:val="0"/>
               <w:jc w:val="both"/>
               <w:rPr>
@@ -10103,7 +10172,7 @@
           </w:tcPr>
           <w:p>
             <w:pPr>
-              <w:pStyle w:val="40"/>
+              <w:pStyle w:val="41"/>
               <w:widowControl w:val="0"/>
               <w:jc w:val="both"/>
               <w:rPr>
@@ -10142,7 +10211,7 @@
           </w:tcPr>
           <w:p>
             <w:pPr>
-              <w:pStyle w:val="40"/>
+              <w:pStyle w:val="41"/>
               <w:widowControl w:val="0"/>
               <w:jc w:val="both"/>
               <w:rPr>
@@ -10179,7 +10248,7 @@
           </w:tcPr>
           <w:p>
             <w:pPr>
-              <w:pStyle w:val="40"/>
+              <w:pStyle w:val="41"/>
               <w:widowControl w:val="0"/>
               <w:jc w:val="both"/>
               <w:rPr>
@@ -10214,7 +10283,7 @@
           </w:tcPr>
           <w:p>
             <w:pPr>
-              <w:pStyle w:val="40"/>
+              <w:pStyle w:val="41"/>
               <w:widowControl w:val="0"/>
               <w:jc w:val="both"/>
               <w:rPr>
@@ -10246,13 +10315,13 @@
           </w:tcPr>
           <w:p>
             <w:pPr>
-              <w:pStyle w:val="40"/>
-              <w:widowControl w:val="0"/>
-              <w:jc w:val="both"/>
-            </w:pPr>
-            <w:r>
-              <w:rPr>
-                <w:rStyle w:val="41"/>
+              <w:pStyle w:val="41"/>
+              <w:widowControl w:val="0"/>
+              <w:jc w:val="both"/>
+            </w:pPr>
+            <w:r>
+              <w:rPr>
+                <w:rStyle w:val="42"/>
                 <w:szCs w:val="20"/>
                 <w:lang w:val="en-US"/>
               </w:rPr>
@@ -10260,7 +10329,7 @@
             </w:r>
             <w:r>
               <w:rPr>
-                <w:rStyle w:val="41"/>
+                <w:rStyle w:val="42"/>
                 <w:szCs w:val="20"/>
                 <w:lang w:val="vi-VN"/>
               </w:rPr>
@@ -10268,7 +10337,7 @@
             </w:r>
             <w:r>
               <w:rPr>
-                <w:rStyle w:val="41"/>
+                <w:rStyle w:val="42"/>
                 <w:szCs w:val="20"/>
                 <w:lang w:val="en-US"/>
               </w:rPr>
@@ -10302,7 +10371,7 @@
           </w:tcPr>
           <w:p>
             <w:pPr>
-              <w:pStyle w:val="40"/>
+              <w:pStyle w:val="41"/>
               <w:widowControl w:val="0"/>
               <w:jc w:val="both"/>
               <w:rPr>
@@ -10347,7 +10416,7 @@
           </w:tcPr>
           <w:p>
             <w:pPr>
-              <w:pStyle w:val="40"/>
+              <w:pStyle w:val="41"/>
               <w:widowControl w:val="0"/>
               <w:jc w:val="both"/>
               <w:rPr>
@@ -10379,7 +10448,7 @@
           </w:tcPr>
           <w:p>
             <w:pPr>
-              <w:pStyle w:val="40"/>
+              <w:pStyle w:val="41"/>
               <w:widowControl w:val="0"/>
               <w:jc w:val="both"/>
               <w:rPr>
@@ -10415,13 +10484,13 @@
           </w:tcPr>
           <w:p>
             <w:pPr>
-              <w:pStyle w:val="40"/>
-              <w:widowControl w:val="0"/>
-              <w:jc w:val="both"/>
-            </w:pPr>
-            <w:r>
-              <w:rPr>
-                <w:rStyle w:val="41"/>
+              <w:pStyle w:val="41"/>
+              <w:widowControl w:val="0"/>
+              <w:jc w:val="both"/>
+            </w:pPr>
+            <w:r>
+              <w:rPr>
+                <w:rStyle w:val="42"/>
                 <w:rFonts w:cs="Times New Roman Bold"/>
                 <w:b/>
                 <w:bCs/>
@@ -10454,13 +10523,13 @@
           </w:tcPr>
           <w:p>
             <w:pPr>
-              <w:pStyle w:val="40"/>
-              <w:widowControl w:val="0"/>
-              <w:jc w:val="both"/>
-            </w:pPr>
-            <w:r>
-              <w:rPr>
-                <w:rStyle w:val="41"/>
+              <w:pStyle w:val="41"/>
+              <w:widowControl w:val="0"/>
+              <w:jc w:val="both"/>
+            </w:pPr>
+            <w:r>
+              <w:rPr>
+                <w:rStyle w:val="42"/>
                 <w:szCs w:val="20"/>
               </w:rPr>
               <w:t>Khách hàng đã đăng nhập vào hệ thống</w:t>
@@ -10493,13 +10562,13 @@
           </w:tcPr>
           <w:p>
             <w:pPr>
-              <w:pStyle w:val="40"/>
-              <w:widowControl w:val="0"/>
-              <w:jc w:val="both"/>
-            </w:pPr>
-            <w:r>
-              <w:rPr>
-                <w:rStyle w:val="41"/>
+              <w:pStyle w:val="41"/>
+              <w:widowControl w:val="0"/>
+              <w:jc w:val="both"/>
+            </w:pPr>
+            <w:r>
+              <w:rPr>
+                <w:rStyle w:val="42"/>
                 <w:rFonts w:cs="Times New Roman Bold"/>
                 <w:b/>
                 <w:bCs/>
@@ -10532,13 +10601,13 @@
           </w:tcPr>
           <w:p>
             <w:pPr>
-              <w:pStyle w:val="40"/>
-              <w:widowControl w:val="0"/>
-              <w:jc w:val="both"/>
-            </w:pPr>
-            <w:r>
-              <w:rPr>
-                <w:rStyle w:val="41"/>
+              <w:pStyle w:val="41"/>
+              <w:widowControl w:val="0"/>
+              <w:jc w:val="both"/>
+            </w:pPr>
+            <w:r>
+              <w:rPr>
+                <w:rStyle w:val="42"/>
                 <w:szCs w:val="20"/>
                 <w:lang w:val="vi-VN"/>
               </w:rPr>
@@ -10546,7 +10615,7 @@
             </w:r>
             <w:r>
               <w:rPr>
-                <w:rStyle w:val="41"/>
+                <w:rStyle w:val="42"/>
                 <w:szCs w:val="20"/>
                 <w:lang w:val="en-US"/>
               </w:rPr>
@@ -10554,7 +10623,7 @@
             </w:r>
             <w:r>
               <w:rPr>
-                <w:rStyle w:val="41"/>
+                <w:rStyle w:val="42"/>
                 <w:szCs w:val="20"/>
                 <w:lang w:val="vi-VN"/>
               </w:rPr>
@@ -10573,7 +10642,7 @@
           <w:lang w:val="vi-VN"/>
         </w:rPr>
       </w:pPr>
-      <w:bookmarkStart w:id="32" w:name="_Toc1280764890"/>
+      <w:bookmarkStart w:id="32" w:name="_Toc753053934"/>
       <w:r>
         <w:rPr>
           <w:rFonts w:hint="default" w:ascii="Times New Roman"/>
@@ -10625,7 +10694,7 @@
           </w:tcPr>
           <w:p>
             <w:pPr>
-              <w:pStyle w:val="40"/>
+              <w:pStyle w:val="41"/>
               <w:widowControl w:val="0"/>
               <w:jc w:val="both"/>
               <w:rPr>
@@ -10669,7 +10738,7 @@
           </w:tcPr>
           <w:p>
             <w:pPr>
-              <w:pStyle w:val="40"/>
+              <w:pStyle w:val="41"/>
               <w:widowControl w:val="0"/>
               <w:jc w:val="both"/>
               <w:rPr>
@@ -10708,7 +10777,7 @@
           </w:tcPr>
           <w:p>
             <w:pPr>
-              <w:pStyle w:val="40"/>
+              <w:pStyle w:val="41"/>
               <w:widowControl w:val="0"/>
               <w:jc w:val="both"/>
               <w:rPr>
@@ -10752,7 +10821,7 @@
           </w:tcPr>
           <w:p>
             <w:pPr>
-              <w:pStyle w:val="40"/>
+              <w:pStyle w:val="41"/>
               <w:widowControl w:val="0"/>
               <w:jc w:val="both"/>
               <w:rPr>
@@ -10792,7 +10861,7 @@
           </w:tcPr>
           <w:p>
             <w:pPr>
-              <w:pStyle w:val="40"/>
+              <w:pStyle w:val="41"/>
               <w:widowControl w:val="0"/>
               <w:jc w:val="both"/>
               <w:rPr>
@@ -10837,7 +10906,7 @@
           </w:tcPr>
           <w:p>
             <w:pPr>
-              <w:pStyle w:val="40"/>
+              <w:pStyle w:val="41"/>
               <w:widowControl w:val="0"/>
               <w:jc w:val="both"/>
               <w:rPr>
@@ -10877,7 +10946,7 @@
           </w:tcPr>
           <w:p>
             <w:pPr>
-              <w:pStyle w:val="40"/>
+              <w:pStyle w:val="41"/>
               <w:widowControl w:val="0"/>
               <w:jc w:val="both"/>
               <w:rPr>
@@ -10922,13 +10991,13 @@
           </w:tcPr>
           <w:p>
             <w:pPr>
-              <w:pStyle w:val="40"/>
-              <w:widowControl w:val="0"/>
-              <w:jc w:val="both"/>
-            </w:pPr>
-            <w:r>
-              <w:rPr>
-                <w:rStyle w:val="41"/>
+              <w:pStyle w:val="41"/>
+              <w:widowControl w:val="0"/>
+              <w:jc w:val="both"/>
+            </w:pPr>
+            <w:r>
+              <w:rPr>
+                <w:rStyle w:val="42"/>
                 <w:szCs w:val="20"/>
                 <w:lang w:val="vi-VN"/>
               </w:rPr>
@@ -10963,7 +11032,7 @@
           </w:tcPr>
           <w:p>
             <w:pPr>
-              <w:pStyle w:val="40"/>
+              <w:pStyle w:val="41"/>
               <w:widowControl w:val="0"/>
               <w:jc w:val="both"/>
               <w:rPr>
@@ -11008,7 +11077,7 @@
           </w:tcPr>
           <w:p>
             <w:pPr>
-              <w:pStyle w:val="40"/>
+              <w:pStyle w:val="41"/>
               <w:widowControl w:val="0"/>
               <w:jc w:val="center"/>
               <w:rPr>
@@ -11047,7 +11116,7 @@
           </w:tcPr>
           <w:p>
             <w:pPr>
-              <w:pStyle w:val="40"/>
+              <w:pStyle w:val="41"/>
               <w:widowControl w:val="0"/>
               <w:jc w:val="center"/>
               <w:rPr>
@@ -11091,7 +11160,7 @@
           </w:tcPr>
           <w:p>
             <w:pPr>
-              <w:pStyle w:val="40"/>
+              <w:pStyle w:val="41"/>
               <w:widowControl w:val="0"/>
               <w:jc w:val="both"/>
               <w:rPr>
@@ -11126,12 +11195,12 @@
           </w:tcPr>
           <w:p>
             <w:pPr>
-              <w:pStyle w:val="40"/>
-              <w:widowControl w:val="0"/>
-            </w:pPr>
-            <w:r>
-              <w:rPr>
-                <w:rStyle w:val="41"/>
+              <w:pStyle w:val="41"/>
+              <w:widowControl w:val="0"/>
+            </w:pPr>
+            <w:r>
+              <w:rPr>
+                <w:rStyle w:val="42"/>
                 <w:szCs w:val="20"/>
                 <w:lang w:val="en-US"/>
               </w:rPr>
@@ -11139,14 +11208,14 @@
             </w:r>
             <w:r>
               <w:rPr>
-                <w:rStyle w:val="41"/>
+                <w:rStyle w:val="42"/>
                 <w:szCs w:val="20"/>
               </w:rPr>
               <w:t xml:space="preserve"> chức năng "Khoản vay"</w:t>
             </w:r>
             <w:r>
               <w:rPr>
-                <w:rStyle w:val="41"/>
+                <w:rStyle w:val="42"/>
                 <w:szCs w:val="20"/>
                 <w:lang w:val="en-US"/>
               </w:rPr>
@@ -11176,7 +11245,7 @@
           </w:tcPr>
           <w:p>
             <w:pPr>
-              <w:pStyle w:val="40"/>
+              <w:pStyle w:val="41"/>
               <w:widowControl w:val="0"/>
               <w:rPr>
                 <w:szCs w:val="20"/>
@@ -11212,7 +11281,7 @@
           </w:tcPr>
           <w:p>
             <w:pPr>
-              <w:pStyle w:val="40"/>
+              <w:pStyle w:val="41"/>
               <w:widowControl w:val="0"/>
               <w:jc w:val="both"/>
               <w:rPr>
@@ -11247,7 +11316,7 @@
           </w:tcPr>
           <w:p>
             <w:pPr>
-              <w:pStyle w:val="40"/>
+              <w:pStyle w:val="41"/>
               <w:widowControl w:val="0"/>
               <w:jc w:val="both"/>
               <w:rPr>
@@ -11279,13 +11348,13 @@
           </w:tcPr>
           <w:p>
             <w:pPr>
-              <w:pStyle w:val="40"/>
-              <w:widowControl w:val="0"/>
-              <w:jc w:val="both"/>
-            </w:pPr>
-            <w:r>
-              <w:rPr>
-                <w:rStyle w:val="41"/>
+              <w:pStyle w:val="41"/>
+              <w:widowControl w:val="0"/>
+              <w:jc w:val="both"/>
+            </w:pPr>
+            <w:r>
+              <w:rPr>
+                <w:rStyle w:val="42"/>
                 <w:szCs w:val="20"/>
                 <w:lang w:val="en-US"/>
               </w:rPr>
@@ -11293,14 +11362,14 @@
             </w:r>
             <w:r>
               <w:rPr>
-                <w:rStyle w:val="41"/>
+                <w:rStyle w:val="42"/>
                 <w:szCs w:val="20"/>
               </w:rPr>
               <w:t>iển thị danh sách các khoản vay hiện có và thời hạn (nếu có), tạo khoản vay mới</w:t>
             </w:r>
             <w:r>
               <w:rPr>
-                <w:rStyle w:val="41"/>
+                <w:rStyle w:val="42"/>
                 <w:szCs w:val="20"/>
                 <w:lang w:val="en-US"/>
               </w:rPr>
@@ -11335,7 +11404,7 @@
           </w:tcPr>
           <w:p>
             <w:pPr>
-              <w:pStyle w:val="40"/>
+              <w:pStyle w:val="41"/>
               <w:widowControl w:val="0"/>
               <w:jc w:val="both"/>
               <w:rPr>
@@ -11370,13 +11439,13 @@
           </w:tcPr>
           <w:p>
             <w:pPr>
-              <w:pStyle w:val="40"/>
-              <w:widowControl w:val="0"/>
-              <w:jc w:val="both"/>
-            </w:pPr>
-            <w:r>
-              <w:rPr>
-                <w:rStyle w:val="41"/>
+              <w:pStyle w:val="41"/>
+              <w:widowControl w:val="0"/>
+              <w:jc w:val="both"/>
+            </w:pPr>
+            <w:r>
+              <w:rPr>
+                <w:rStyle w:val="42"/>
                 <w:szCs w:val="20"/>
                 <w:lang w:val="en-US"/>
               </w:rPr>
@@ -11384,14 +11453,14 @@
             </w:r>
             <w:r>
               <w:rPr>
-                <w:rStyle w:val="41"/>
+                <w:rStyle w:val="42"/>
                 <w:szCs w:val="20"/>
               </w:rPr>
               <w:t>họn loại giao dịch (Thanh toán khoản vay/Tạo khoản vay mới)</w:t>
             </w:r>
             <w:r>
               <w:rPr>
-                <w:rStyle w:val="41"/>
+                <w:rStyle w:val="42"/>
                 <w:szCs w:val="20"/>
                 <w:lang w:val="en-US"/>
               </w:rPr>
@@ -11421,7 +11490,7 @@
           </w:tcPr>
           <w:p>
             <w:pPr>
-              <w:pStyle w:val="40"/>
+              <w:pStyle w:val="41"/>
               <w:widowControl w:val="0"/>
               <w:jc w:val="both"/>
               <w:rPr>
@@ -11458,7 +11527,7 @@
           </w:tcPr>
           <w:p>
             <w:pPr>
-              <w:pStyle w:val="40"/>
+              <w:pStyle w:val="41"/>
               <w:widowControl w:val="0"/>
               <w:jc w:val="both"/>
               <w:rPr>
@@ -11493,7 +11562,7 @@
           </w:tcPr>
           <w:p>
             <w:pPr>
-              <w:pStyle w:val="40"/>
+              <w:pStyle w:val="41"/>
               <w:widowControl w:val="0"/>
               <w:jc w:val="both"/>
               <w:rPr>
@@ -11525,7 +11594,7 @@
           </w:tcPr>
           <w:p>
             <w:pPr>
-              <w:pStyle w:val="40"/>
+              <w:pStyle w:val="41"/>
               <w:widowControl w:val="0"/>
               <w:jc w:val="both"/>
               <w:rPr>
@@ -11569,7 +11638,7 @@
           </w:tcPr>
           <w:p>
             <w:pPr>
-              <w:pStyle w:val="40"/>
+              <w:pStyle w:val="41"/>
               <w:widowControl w:val="0"/>
               <w:jc w:val="both"/>
               <w:rPr>
@@ -11604,13 +11673,13 @@
           </w:tcPr>
           <w:p>
             <w:pPr>
-              <w:pStyle w:val="40"/>
-              <w:widowControl w:val="0"/>
-              <w:jc w:val="both"/>
-            </w:pPr>
-            <w:r>
-              <w:rPr>
-                <w:rStyle w:val="41"/>
+              <w:pStyle w:val="41"/>
+              <w:widowControl w:val="0"/>
+              <w:jc w:val="both"/>
+            </w:pPr>
+            <w:r>
+              <w:rPr>
+                <w:rStyle w:val="42"/>
                 <w:szCs w:val="20"/>
                 <w:lang w:val="en-US"/>
               </w:rPr>
@@ -11618,14 +11687,14 @@
             </w:r>
             <w:r>
               <w:rPr>
-                <w:rStyle w:val="41"/>
+                <w:rStyle w:val="42"/>
                 <w:szCs w:val="20"/>
               </w:rPr>
               <w:t>hập thông tin giao dịch</w:t>
             </w:r>
             <w:r>
               <w:rPr>
-                <w:rStyle w:val="41"/>
+                <w:rStyle w:val="42"/>
                 <w:szCs w:val="20"/>
                 <w:lang w:val="en-US"/>
               </w:rPr>
@@ -11655,7 +11724,7 @@
           </w:tcPr>
           <w:p>
             <w:pPr>
-              <w:pStyle w:val="40"/>
+              <w:pStyle w:val="41"/>
               <w:widowControl w:val="0"/>
               <w:jc w:val="both"/>
               <w:rPr>
@@ -11692,7 +11761,7 @@
           </w:tcPr>
           <w:p>
             <w:pPr>
-              <w:pStyle w:val="40"/>
+              <w:pStyle w:val="41"/>
               <w:widowControl w:val="0"/>
               <w:jc w:val="both"/>
               <w:rPr>
@@ -11727,7 +11796,7 @@
           </w:tcPr>
           <w:p>
             <w:pPr>
-              <w:pStyle w:val="40"/>
+              <w:pStyle w:val="41"/>
               <w:widowControl w:val="0"/>
               <w:jc w:val="both"/>
               <w:rPr>
@@ -11759,13 +11828,13 @@
           </w:tcPr>
           <w:p>
             <w:pPr>
-              <w:pStyle w:val="40"/>
-              <w:widowControl w:val="0"/>
-              <w:jc w:val="both"/>
-            </w:pPr>
-            <w:r>
-              <w:rPr>
-                <w:rStyle w:val="41"/>
+              <w:pStyle w:val="41"/>
+              <w:widowControl w:val="0"/>
+              <w:jc w:val="both"/>
+            </w:pPr>
+            <w:r>
+              <w:rPr>
+                <w:rStyle w:val="42"/>
                 <w:szCs w:val="20"/>
                 <w:lang w:val="en-US"/>
               </w:rPr>
@@ -11773,7 +11842,7 @@
             </w:r>
             <w:r>
               <w:rPr>
-                <w:rStyle w:val="41"/>
+                <w:rStyle w:val="42"/>
                 <w:szCs w:val="20"/>
               </w:rPr>
               <w:t>iểm tra thông tin</w:t>
@@ -11781,13 +11850,13 @@
           </w:p>
           <w:p>
             <w:pPr>
-              <w:pStyle w:val="40"/>
-              <w:widowControl w:val="0"/>
-              <w:jc w:val="both"/>
-            </w:pPr>
-            <w:r>
-              <w:rPr>
-                <w:rStyle w:val="41"/>
+              <w:pStyle w:val="41"/>
+              <w:widowControl w:val="0"/>
+              <w:jc w:val="both"/>
+            </w:pPr>
+            <w:r>
+              <w:rPr>
+                <w:rStyle w:val="42"/>
                 <w:szCs w:val="20"/>
                 <w:lang w:val="en-US"/>
               </w:rPr>
@@ -11795,7 +11864,7 @@
             </w:r>
             <w:r>
               <w:rPr>
-                <w:rStyle w:val="41"/>
+                <w:rStyle w:val="42"/>
                 <w:szCs w:val="20"/>
               </w:rPr>
               <w:t>hiển thị xác nhận giao dịch.</w:t>
@@ -11829,7 +11898,7 @@
           </w:tcPr>
           <w:p>
             <w:pPr>
-              <w:pStyle w:val="40"/>
+              <w:pStyle w:val="41"/>
               <w:widowControl w:val="0"/>
               <w:jc w:val="both"/>
               <w:rPr>
@@ -11864,7 +11933,7 @@
           </w:tcPr>
           <w:p>
             <w:pPr>
-              <w:pStyle w:val="40"/>
+              <w:pStyle w:val="41"/>
               <w:widowControl w:val="0"/>
               <w:jc w:val="both"/>
               <w:rPr>
@@ -11903,7 +11972,7 @@
           </w:tcPr>
           <w:p>
             <w:pPr>
-              <w:pStyle w:val="40"/>
+              <w:pStyle w:val="41"/>
               <w:widowControl w:val="0"/>
               <w:jc w:val="both"/>
               <w:rPr>
@@ -11940,7 +12009,7 @@
           </w:tcPr>
           <w:p>
             <w:pPr>
-              <w:pStyle w:val="40"/>
+              <w:pStyle w:val="41"/>
               <w:widowControl w:val="0"/>
               <w:jc w:val="both"/>
               <w:rPr>
@@ -11975,7 +12044,7 @@
           </w:tcPr>
           <w:p>
             <w:pPr>
-              <w:pStyle w:val="40"/>
+              <w:pStyle w:val="41"/>
               <w:widowControl w:val="0"/>
               <w:jc w:val="both"/>
               <w:rPr>
@@ -12007,7 +12076,7 @@
           </w:tcPr>
           <w:p>
             <w:pPr>
-              <w:pStyle w:val="40"/>
+              <w:pStyle w:val="41"/>
               <w:widowControl w:val="0"/>
               <w:jc w:val="both"/>
               <w:rPr>
@@ -12025,13 +12094,13 @@
           </w:p>
           <w:p>
             <w:pPr>
-              <w:pStyle w:val="40"/>
-              <w:widowControl w:val="0"/>
-              <w:jc w:val="both"/>
-            </w:pPr>
-            <w:r>
-              <w:rPr>
-                <w:rStyle w:val="41"/>
+              <w:pStyle w:val="41"/>
+              <w:widowControl w:val="0"/>
+              <w:jc w:val="both"/>
+            </w:pPr>
+            <w:r>
+              <w:rPr>
+                <w:rStyle w:val="42"/>
                 <w:szCs w:val="20"/>
                 <w:lang w:val="en-US"/>
               </w:rPr>
@@ -12039,7 +12108,7 @@
             </w:r>
             <w:r>
               <w:rPr>
-                <w:rStyle w:val="41"/>
+                <w:rStyle w:val="42"/>
                 <w:szCs w:val="20"/>
               </w:rPr>
               <w:t>ử lý yêu cầu thanh toán, khoản vay.</w:t>
@@ -12072,13 +12141,13 @@
           </w:tcPr>
           <w:p>
             <w:pPr>
-              <w:pStyle w:val="40"/>
-              <w:widowControl w:val="0"/>
-              <w:jc w:val="both"/>
-            </w:pPr>
-            <w:r>
-              <w:rPr>
-                <w:rStyle w:val="41"/>
+              <w:pStyle w:val="41"/>
+              <w:widowControl w:val="0"/>
+              <w:jc w:val="both"/>
+            </w:pPr>
+            <w:r>
+              <w:rPr>
+                <w:rStyle w:val="42"/>
                 <w:rFonts w:cs="Times New Roman Bold"/>
                 <w:b/>
                 <w:bCs/>
@@ -12111,13 +12180,13 @@
           </w:tcPr>
           <w:p>
             <w:pPr>
-              <w:pStyle w:val="40"/>
-              <w:widowControl w:val="0"/>
-              <w:jc w:val="both"/>
-            </w:pPr>
-            <w:r>
-              <w:rPr>
-                <w:rStyle w:val="41"/>
+              <w:pStyle w:val="41"/>
+              <w:widowControl w:val="0"/>
+              <w:jc w:val="both"/>
+            </w:pPr>
+            <w:r>
+              <w:rPr>
+                <w:rStyle w:val="42"/>
                 <w:szCs w:val="20"/>
               </w:rPr>
               <w:t>Khách hàng đã đăng nhập vào hệ thống</w:t>
@@ -12147,13 +12216,13 @@
           </w:tcPr>
           <w:p>
             <w:pPr>
-              <w:pStyle w:val="40"/>
-              <w:widowControl w:val="0"/>
-              <w:jc w:val="both"/>
-            </w:pPr>
-            <w:r>
-              <w:rPr>
-                <w:rStyle w:val="41"/>
+              <w:pStyle w:val="41"/>
+              <w:widowControl w:val="0"/>
+              <w:jc w:val="both"/>
+            </w:pPr>
+            <w:r>
+              <w:rPr>
+                <w:rStyle w:val="42"/>
                 <w:rFonts w:cs="Times New Roman Bold"/>
                 <w:b/>
                 <w:bCs/>
@@ -12186,20 +12255,20 @@
           </w:tcPr>
           <w:p>
             <w:pPr>
-              <w:pStyle w:val="40"/>
-              <w:widowControl w:val="0"/>
-              <w:jc w:val="both"/>
-            </w:pPr>
-            <w:r>
-              <w:rPr>
-                <w:rStyle w:val="41"/>
+              <w:pStyle w:val="41"/>
+              <w:widowControl w:val="0"/>
+              <w:jc w:val="both"/>
+            </w:pPr>
+            <w:r>
+              <w:rPr>
+                <w:rStyle w:val="42"/>
                 <w:szCs w:val="20"/>
               </w:rPr>
               <w:t>Khách hàng</w:t>
             </w:r>
             <w:r>
               <w:rPr>
-                <w:rStyle w:val="41"/>
+                <w:rStyle w:val="42"/>
                 <w:szCs w:val="20"/>
                 <w:lang w:val="en-US"/>
               </w:rPr>
@@ -12207,7 +12276,7 @@
             </w:r>
             <w:r>
               <w:rPr>
-                <w:rStyle w:val="41"/>
+                <w:rStyle w:val="42"/>
                 <w:szCs w:val="20"/>
               </w:rPr>
               <w:t>và thông tin được cập nhật trong hệ thống.</w:t>
@@ -12221,7 +12290,7 @@
         <w:pStyle w:val="6"/>
         <w:bidi w:val="0"/>
       </w:pPr>
-      <w:bookmarkStart w:id="33" w:name="_Toc1586912349"/>
+      <w:bookmarkStart w:id="33" w:name="_Toc1456336967"/>
       <w:r>
         <w:rPr>
           <w:rFonts w:hint="default" w:ascii="Times New Roman"/>
@@ -12233,7 +12302,7 @@
     </w:p>
     <w:tbl>
       <w:tblPr>
-        <w:tblStyle w:val="16"/>
+        <w:tblStyle w:val="17"/>
         <w:tblW w:w="9265" w:type="dxa"/>
         <w:tblInd w:w="0" w:type="dxa"/>
         <w:tblBorders>
@@ -13102,7 +13171,7 @@
         <w:pStyle w:val="6"/>
         <w:bidi w:val="0"/>
       </w:pPr>
-      <w:bookmarkStart w:id="34" w:name="_Toc1636437550"/>
+      <w:bookmarkStart w:id="34" w:name="_Toc1784279510"/>
       <w:r>
         <w:rPr>
           <w:rFonts w:hint="default" w:ascii="Times New Roman"/>
@@ -13114,7 +13183,7 @@
     </w:p>
     <w:tbl>
       <w:tblPr>
-        <w:tblStyle w:val="16"/>
+        <w:tblStyle w:val="17"/>
         <w:tblW w:w="9265" w:type="dxa"/>
         <w:tblInd w:w="0" w:type="dxa"/>
         <w:tblBorders>
@@ -14763,7 +14832,7 @@
           <w:lang w:val="vi-VN"/>
         </w:rPr>
       </w:pPr>
-      <w:bookmarkStart w:id="35" w:name="_Toc782835721"/>
+      <w:bookmarkStart w:id="35" w:name="_Toc924077862"/>
       <w:r>
         <w:rPr>
           <w:rFonts w:hint="default" w:ascii="Times New Roman"/>
@@ -14775,7 +14844,7 @@
     </w:p>
     <w:tbl>
       <w:tblPr>
-        <w:tblStyle w:val="16"/>
+        <w:tblStyle w:val="17"/>
         <w:tblW w:w="0" w:type="auto"/>
         <w:tblInd w:w="0" w:type="dxa"/>
         <w:tblBorders>
@@ -16778,7 +16847,7 @@
           <w:lang w:val="vi-VN"/>
         </w:rPr>
       </w:pPr>
-      <w:bookmarkStart w:id="36" w:name="_Toc1635141325"/>
+      <w:bookmarkStart w:id="36" w:name="_Toc374891530"/>
       <w:r>
         <w:rPr>
           <w:rFonts w:hint="default" w:ascii="Times New Roman"/>
@@ -16790,7 +16859,7 @@
     </w:p>
     <w:tbl>
       <w:tblPr>
-        <w:tblStyle w:val="16"/>
+        <w:tblStyle w:val="17"/>
         <w:tblW w:w="9265" w:type="dxa"/>
         <w:tblInd w:w="0" w:type="dxa"/>
         <w:tblBorders>
@@ -18538,7 +18607,7 @@
           <w:lang w:val="vi-VN"/>
         </w:rPr>
       </w:pPr>
-      <w:bookmarkStart w:id="37" w:name="_Toc472018616"/>
+      <w:bookmarkStart w:id="37" w:name="_Toc84924412"/>
       <w:r>
         <w:rPr>
           <w:rFonts w:hint="default" w:ascii="Times New Roman"/>
@@ -18561,7 +18630,7 @@
           <w:lang w:val="en-US" w:eastAsia="zh-CN" w:bidi="ar"/>
         </w:rPr>
       </w:pPr>
-      <w:bookmarkStart w:id="38" w:name="_Toc412287094"/>
+      <w:bookmarkStart w:id="38" w:name="_Toc1395450876"/>
       <w:r>
         <w:rPr>
           <w:rFonts w:hint="default" w:ascii="Times New Roman"/>
@@ -18655,22 +18724,15 @@
           <w:lang w:val="vi-VN"/>
         </w:rPr>
       </w:pPr>
-      <w:bookmarkStart w:id="39" w:name="_Toc1526943636"/>
+      <w:bookmarkStart w:id="39" w:name="_Toc673964045"/>
       <w:r>
         <w:rPr>
           <w:rFonts w:hint="default" w:ascii="Times New Roman"/>
           <w:lang w:val="vi-VN"/>
         </w:rPr>
-        <w:t xml:space="preserve">Ca sử dụng: </w:t>
+        <w:t>Ca sử dụng: Tạo lệnh chuyển tiền quốc tế</w:t>
       </w:r>
       <w:bookmarkEnd w:id="39"/>
-      <w:r>
-        <w:rPr>
-          <w:rFonts w:hint="default" w:ascii="Times New Roman"/>
-          <w:lang w:val="vi-VN"/>
-        </w:rPr>
-        <w:t>Tạo lệnh chuyển tiền quốc tế</w:t>
-      </w:r>
     </w:p>
     <w:p>
       <w:pPr>
@@ -18749,7 +18811,7 @@
           <w:lang w:val="vi-VN"/>
         </w:rPr>
       </w:pPr>
-      <w:bookmarkStart w:id="40" w:name="_Toc912108602"/>
+      <w:bookmarkStart w:id="40" w:name="_Toc1484950037"/>
       <w:r>
         <w:rPr>
           <w:rFonts w:hint="default" w:ascii="Times New Roman"/>
@@ -18758,8 +18820,6 @@
         <w:t>Ca sử dụng: Kiểm tra số dư</w:t>
       </w:r>
       <w:bookmarkEnd w:id="40"/>
-      <w:bookmarkStart w:id="47" w:name="_GoBack"/>
-      <w:bookmarkEnd w:id="47"/>
     </w:p>
     <w:p>
       <w:pPr>
@@ -18833,7 +18893,7 @@
           <w:lang w:val="vi-VN"/>
         </w:rPr>
       </w:pPr>
-      <w:bookmarkStart w:id="41" w:name="_Toc1071001528"/>
+      <w:bookmarkStart w:id="41" w:name="_Toc1647810072"/>
       <w:r>
         <w:rPr>
           <w:rFonts w:hint="default" w:ascii="Times New Roman"/>
@@ -18920,7 +18980,7 @@
           <w:lang w:val="vi-VN"/>
         </w:rPr>
       </w:pPr>
-      <w:bookmarkStart w:id="42" w:name="_Toc114751942"/>
+      <w:bookmarkStart w:id="42" w:name="_Toc794768392"/>
       <w:r>
         <w:rPr>
           <w:rFonts w:hint="default" w:ascii="Times New Roman"/>
@@ -19007,7 +19067,7 @@
           <w:lang w:val="vi-VN"/>
         </w:rPr>
       </w:pPr>
-      <w:bookmarkStart w:id="43" w:name="_Toc195574188"/>
+      <w:bookmarkStart w:id="43" w:name="_Toc324080004"/>
       <w:r>
         <w:rPr>
           <w:rFonts w:hint="default" w:ascii="Times New Roman"/>
@@ -19094,7 +19154,7 @@
           <w:lang w:val="vi-VN"/>
         </w:rPr>
       </w:pPr>
-      <w:bookmarkStart w:id="44" w:name="_Toc1365397806"/>
+      <w:bookmarkStart w:id="44" w:name="_Toc794098436"/>
       <w:r>
         <w:rPr>
           <w:rFonts w:hint="default" w:ascii="Times New Roman"/>
@@ -19181,7 +19241,7 @@
           <w:lang w:val="vi-VN"/>
         </w:rPr>
       </w:pPr>
-      <w:bookmarkStart w:id="45" w:name="_Toc230673600"/>
+      <w:bookmarkStart w:id="45" w:name="_Toc1949031394"/>
       <w:r>
         <w:rPr>
           <w:rFonts w:hint="default" w:ascii="Times New Roman"/>
@@ -19269,7 +19329,7 @@
           <w:lang w:val="vi-VN"/>
         </w:rPr>
       </w:pPr>
-      <w:bookmarkStart w:id="46" w:name="_Toc723212365"/>
+      <w:bookmarkStart w:id="46" w:name="_Toc1802571267"/>
       <w:r>
         <w:rPr>
           <w:rFonts w:hint="default" w:ascii="Times New Roman"/>
@@ -19278,6 +19338,297 @@
         <w:t>Biểu đồ tuần tự</w:t>
       </w:r>
       <w:bookmarkEnd w:id="46"/>
+    </w:p>
+    <w:p>
+      <w:pPr>
+        <w:rPr>
+          <w:rFonts w:hint="default"/>
+          <w:lang w:val="vi-VN"/>
+        </w:rPr>
+      </w:pPr>
+      <w:r>
+        <w:rPr>
+          <w:rFonts w:hint="default" w:ascii="Times New Roman"/>
+          <w:lang w:val="vi-VN"/>
+        </w:rPr>
+        <w:br w:type="page"/>
+      </w:r>
+    </w:p>
+    <w:p>
+      <w:pPr>
+        <w:pStyle w:val="2"/>
+        <w:bidi w:val="0"/>
+        <w:rPr>
+          <w:rFonts w:hint="default"/>
+          <w:lang w:val="vi-VN"/>
+        </w:rPr>
+      </w:pPr>
+      <w:bookmarkStart w:id="47" w:name="_Toc1263476240"/>
+      <w:bookmarkEnd w:id="47"/>
+    </w:p>
+    <w:p>
+      <w:pPr>
+        <w:pStyle w:val="3"/>
+        <w:wordWrap w:val="0"/>
+        <w:bidi w:val="0"/>
+        <w:rPr>
+          <w:rFonts w:hint="default" w:ascii="Times New Roman"/>
+          <w:lang w:val="vi-VN"/>
+        </w:rPr>
+      </w:pPr>
+      <w:r>
+        <w:rPr>
+          <w:rFonts w:hint="default" w:ascii="Times New Roman"/>
+          <w:lang w:val="vi-VN"/>
+        </w:rPr>
+        <w:t>KHUNG NHÌN LOGIC</w:t>
+      </w:r>
+    </w:p>
+    <w:p>
+      <w:pPr>
+        <w:rPr>
+          <w:rFonts w:hint="default" w:ascii="Times New Roman"/>
+          <w:lang w:val="vi-VN"/>
+        </w:rPr>
+      </w:pPr>
+      <w:r>
+        <w:rPr>
+          <w:rFonts w:hint="default" w:ascii="Times New Roman"/>
+          <w:lang w:val="vi-VN"/>
+        </w:rPr>
+        <w:br w:type="page"/>
+      </w:r>
+    </w:p>
+    <w:p>
+      <w:pPr>
+        <w:pStyle w:val="4"/>
+        <w:bidi w:val="0"/>
+        <w:rPr>
+          <w:rFonts w:hint="default"/>
+          <w:lang w:val="vi-VN"/>
+        </w:rPr>
+      </w:pPr>
+      <w:bookmarkStart w:id="48" w:name="_Toc2106776517"/>
+      <w:r>
+        <w:rPr>
+          <w:rFonts w:hint="default" w:ascii="Times New Roman"/>
+          <w:lang w:val="vi-VN"/>
+        </w:rPr>
+        <w:t>Tổng quan</w:t>
+      </w:r>
+      <w:bookmarkEnd w:id="48"/>
+    </w:p>
+    <w:p>
+      <w:pPr>
+        <w:bidi w:val="0"/>
+        <w:rPr>
+          <w:rFonts w:hint="default"/>
+          <w:lang w:val="vi-VN"/>
+        </w:rPr>
+      </w:pPr>
+      <w:r>
+        <w:rPr>
+          <w:rFonts w:hint="default"/>
+          <w:lang w:val="vi-VN"/>
+        </w:rPr>
+        <w:t>Ứng dụng Smart Banking sử dụng kiến trúc Microservices nhằm đảm bảo hiệu suất, khả năng mở rộng, bảo mật và tính linh hoạt trong phát triển và vận hành hệ thống.</w:t>
+      </w:r>
+    </w:p>
+    <w:p>
+      <w:pPr>
+        <w:pStyle w:val="5"/>
+        <w:bidi w:val="0"/>
+        <w:rPr>
+          <w:rFonts w:hint="default"/>
+          <w:lang w:val="vi-VN"/>
+        </w:rPr>
+      </w:pPr>
+      <w:r>
+        <w:rPr>
+          <w:rFonts w:hint="default" w:ascii="Times New Roman"/>
+          <w:lang w:val="vi-VN"/>
+        </w:rPr>
+        <w:t>Lý do sử dụng kiến trúc Microservices</w:t>
+      </w:r>
+    </w:p>
+    <w:p>
+      <w:pPr>
+        <w:pStyle w:val="27"/>
+        <w:numPr>
+          <w:ilvl w:val="0"/>
+          <w:numId w:val="9"/>
+        </w:numPr>
+        <w:ind w:left="300" w:leftChars="0"/>
+      </w:pPr>
+      <w:r>
+        <w:t>Ngân hàng thường phục vụ lượng lớn người dùng (hàng trăm nghìn đến hàng triệu). Microservices cho phép mở rộng từng chức năng (chuyển khoản, thanh toán) mà không ảnh hưởng toàn hệ thống. Ví dụ: Nếu giao dịch tăng đột biến, chỉ cần thêm server cho Transaction Service.</w:t>
+      </w:r>
+    </w:p>
+    <w:p>
+      <w:pPr>
+        <w:pStyle w:val="27"/>
+        <w:numPr>
+          <w:ilvl w:val="0"/>
+          <w:numId w:val="9"/>
+        </w:numPr>
+        <w:ind w:left="300" w:leftChars="0"/>
+      </w:pPr>
+      <w:r>
+        <w:t>Mỗi dịch vụ có thể áp dụng bảo mật riêng (OAuth cho xác thực, mã hóa dữ liệu cho giao dịch), giảm rủi ro nếu một phần bị tấn công.</w:t>
+      </w:r>
+    </w:p>
+    <w:p>
+      <w:pPr>
+        <w:pStyle w:val="27"/>
+        <w:numPr>
+          <w:ilvl w:val="0"/>
+          <w:numId w:val="9"/>
+        </w:numPr>
+        <w:ind w:left="300" w:leftChars="0"/>
+      </w:pPr>
+      <w:r>
+        <w:t>Dễ tích hợp với hệ thống bên ngoài (thanh toán liên ngân hàng, ví điện tử) hoặc thêm tính năng mới.</w:t>
+      </w:r>
+    </w:p>
+    <w:p>
+      <w:pPr>
+        <w:pStyle w:val="27"/>
+        <w:numPr>
+          <w:ilvl w:val="0"/>
+          <w:numId w:val="9"/>
+        </w:numPr>
+        <w:ind w:left="300" w:leftChars="0"/>
+      </w:pPr>
+      <w:r>
+        <w:t>Ví dụ thực tế: Các ngân hàng số lớn như Revolut, Monzo, hoặc ứng dụng như PayPal đều dùng Microservices để xử lý tải lớn và đảm bảo dịch vụ liên tục.</w:t>
+      </w:r>
+    </w:p>
+    <w:p>
+      <w:pPr>
+        <w:pStyle w:val="5"/>
+        <w:numPr>
+          <w:numId w:val="0"/>
+        </w:numPr>
+        <w:bidi w:val="0"/>
+        <w:ind w:leftChars="0" w:right="0" w:rightChars="0"/>
+        <w:rPr>
+          <w:rFonts w:hint="default"/>
+          <w:lang w:val="vi-VN"/>
+        </w:rPr>
+      </w:pPr>
+    </w:p>
+    <w:p>
+      <w:pPr>
+        <w:pStyle w:val="4"/>
+        <w:bidi w:val="0"/>
+        <w:rPr>
+          <w:rFonts w:hint="default"/>
+          <w:lang w:val="vi-VN"/>
+        </w:rPr>
+      </w:pPr>
+      <w:r>
+        <w:rPr>
+          <w:rFonts w:hint="default" w:ascii="Times New Roman"/>
+          <w:lang w:val="vi-VN"/>
+        </w:rPr>
+        <w:t>Tổng quan kiến trúc</w:t>
+      </w:r>
+    </w:p>
+    <w:p>
+      <w:pPr>
+        <w:bidi w:val="0"/>
+      </w:pPr>
+      <w:r>
+        <w:t>Hệ thống được chia thành nhiều Microservices, mỗi dịch vụ đảm nhận một chức năng cụ thể và giao tiếp với nhau thông qua API Gateway và gRPC</w:t>
+      </w:r>
+    </w:p>
+    <w:p>
+      <w:pPr>
+        <w:pStyle w:val="5"/>
+        <w:bidi w:val="0"/>
+        <w:ind w:left="-6" w:leftChars="0" w:firstLine="6" w:firstLineChars="0"/>
+        <w:rPr>
+          <w:rFonts w:hint="default"/>
+          <w:lang w:val="vi-VN"/>
+        </w:rPr>
+      </w:pPr>
+      <w:r>
+        <w:rPr>
+          <w:rFonts w:hint="default" w:ascii="Times New Roman"/>
+          <w:lang w:val="vi-VN"/>
+        </w:rPr>
+        <w:t>Các thành phần chính</w:t>
+      </w:r>
+    </w:p>
+    <w:p>
+      <w:pPr>
+        <w:bidi w:val="0"/>
+        <w:rPr>
+          <w:rFonts w:hint="default"/>
+          <w:lang w:val="vi-VN"/>
+        </w:rPr>
+      </w:pPr>
+      <w:bookmarkStart w:id="49" w:name="_GoBack"/>
+      <w:bookmarkEnd w:id="49"/>
+    </w:p>
+    <w:p>
+      <w:pPr>
+        <w:pStyle w:val="5"/>
+        <w:bidi w:val="0"/>
+        <w:ind w:left="-6" w:leftChars="0" w:firstLine="6" w:firstLineChars="0"/>
+        <w:rPr>
+          <w:rFonts w:hint="default"/>
+          <w:lang w:val="vi-VN"/>
+        </w:rPr>
+      </w:pPr>
+      <w:r>
+        <w:rPr>
+          <w:rFonts w:hint="default" w:ascii="Times New Roman"/>
+          <w:lang w:val="vi-VN"/>
+        </w:rPr>
+        <w:t>Kết nối giữa các thành phần</w:t>
+      </w:r>
+    </w:p>
+    <w:p>
+      <w:pPr>
+        <w:pStyle w:val="16"/>
+        <w:keepNext w:val="0"/>
+        <w:keepLines w:val="0"/>
+        <w:widowControl/>
+        <w:suppressLineNumbers w:val="0"/>
+        <w:spacing w:before="0" w:beforeAutospacing="1" w:after="0" w:afterAutospacing="1"/>
+        <w:ind w:left="0" w:right="0"/>
+        <w:rPr>
+          <w:rFonts w:hint="default"/>
+          <w:b/>
+          <w:bCs/>
+          <w:lang w:val="vi-VN"/>
+        </w:rPr>
+      </w:pPr>
+    </w:p>
+    <w:p>
+      <w:pPr>
+        <w:pStyle w:val="4"/>
+        <w:bidi w:val="0"/>
+        <w:rPr>
+          <w:rFonts w:hint="default"/>
+          <w:lang w:val="vi-VN"/>
+        </w:rPr>
+      </w:pPr>
+    </w:p>
+    <w:p>
+      <w:pPr>
+        <w:pStyle w:val="5"/>
+        <w:numPr>
+          <w:numId w:val="0"/>
+        </w:numPr>
+        <w:bidi w:val="0"/>
+        <w:ind w:leftChars="0" w:right="0" w:rightChars="0"/>
+        <w:rPr>
+          <w:rFonts w:hint="default"/>
+          <w:lang w:val="vi-VN"/>
+        </w:rPr>
+      </w:pPr>
     </w:p>
     <w:sectPr>
       <w:pgSz w:w="12240" w:h="15840"/>
@@ -20040,6 +20391,125 @@
     </w:lvl>
   </w:abstractNum>
   <w:abstractNum w:abstractNumId="5">
+    <w:nsid w:val="3D396136"/>
+    <w:multiLevelType w:val="multilevel"/>
+    <w:tmpl w:val="3D396136"/>
+    <w:lvl w:ilvl="0" w:tentative="0">
+      <w:start w:val="1"/>
+      <w:numFmt w:val="bullet"/>
+      <w:lvlText w:val=""/>
+      <w:lvlJc w:val="left"/>
+      <w:pPr>
+        <w:tabs>
+          <w:tab w:val="left" w:pos="-420"/>
+        </w:tabs>
+        <w:ind w:left="300" w:hanging="360"/>
+      </w:pPr>
+      <w:rPr>
+        <w:rFonts w:hint="default" w:ascii="Symbol" w:hAnsi="Symbol"/>
+      </w:rPr>
+    </w:lvl>
+    <w:lvl w:ilvl="1" w:tentative="0">
+      <w:start w:val="1"/>
+      <w:numFmt w:val="bullet"/>
+      <w:lvlText w:val=""/>
+      <w:lvlJc w:val="left"/>
+      <w:pPr>
+        <w:tabs>
+          <w:tab w:val="left" w:pos="-420"/>
+        </w:tabs>
+        <w:ind w:left="1020" w:hanging="360"/>
+      </w:pPr>
+      <w:rPr>
+        <w:rFonts w:hint="default" w:ascii="Symbol" w:hAnsi="Symbol"/>
+      </w:rPr>
+    </w:lvl>
+    <w:lvl w:ilvl="2" w:tentative="0">
+      <w:start w:val="1"/>
+      <w:numFmt w:val="lowerRoman"/>
+      <w:lvlText w:val="%3."/>
+      <w:lvlJc w:val="right"/>
+      <w:pPr>
+        <w:tabs>
+          <w:tab w:val="left" w:pos="-420"/>
+        </w:tabs>
+        <w:ind w:left="1740" w:hanging="180"/>
+      </w:pPr>
+    </w:lvl>
+    <w:lvl w:ilvl="3" w:tentative="0">
+      <w:start w:val="1"/>
+      <w:numFmt w:val="decimal"/>
+      <w:lvlText w:val="%4."/>
+      <w:lvlJc w:val="left"/>
+      <w:pPr>
+        <w:tabs>
+          <w:tab w:val="left" w:pos="-420"/>
+        </w:tabs>
+        <w:ind w:left="2460" w:hanging="360"/>
+      </w:pPr>
+    </w:lvl>
+    <w:lvl w:ilvl="4" w:tentative="0">
+      <w:start w:val="1"/>
+      <w:numFmt w:val="lowerLetter"/>
+      <w:lvlText w:val="%5."/>
+      <w:lvlJc w:val="left"/>
+      <w:pPr>
+        <w:tabs>
+          <w:tab w:val="left" w:pos="-420"/>
+        </w:tabs>
+        <w:ind w:left="3180" w:hanging="360"/>
+      </w:pPr>
+    </w:lvl>
+    <w:lvl w:ilvl="5" w:tentative="0">
+      <w:start w:val="1"/>
+      <w:numFmt w:val="lowerRoman"/>
+      <w:lvlText w:val="%6."/>
+      <w:lvlJc w:val="right"/>
+      <w:pPr>
+        <w:tabs>
+          <w:tab w:val="left" w:pos="-420"/>
+        </w:tabs>
+        <w:ind w:left="3900" w:hanging="180"/>
+      </w:pPr>
+    </w:lvl>
+    <w:lvl w:ilvl="6" w:tentative="0">
+      <w:start w:val="1"/>
+      <w:numFmt w:val="decimal"/>
+      <w:lvlText w:val="%7."/>
+      <w:lvlJc w:val="left"/>
+      <w:pPr>
+        <w:tabs>
+          <w:tab w:val="left" w:pos="-420"/>
+        </w:tabs>
+        <w:ind w:left="4620" w:hanging="360"/>
+      </w:pPr>
+    </w:lvl>
+    <w:lvl w:ilvl="7" w:tentative="0">
+      <w:start w:val="1"/>
+      <w:numFmt w:val="lowerLetter"/>
+      <w:lvlText w:val="%8."/>
+      <w:lvlJc w:val="left"/>
+      <w:pPr>
+        <w:tabs>
+          <w:tab w:val="left" w:pos="-420"/>
+        </w:tabs>
+        <w:ind w:left="5340" w:hanging="360"/>
+      </w:pPr>
+    </w:lvl>
+    <w:lvl w:ilvl="8" w:tentative="0">
+      <w:start w:val="1"/>
+      <w:numFmt w:val="lowerRoman"/>
+      <w:lvlText w:val="%9."/>
+      <w:lvlJc w:val="right"/>
+      <w:pPr>
+        <w:tabs>
+          <w:tab w:val="left" w:pos="-420"/>
+        </w:tabs>
+        <w:ind w:left="6060" w:hanging="180"/>
+      </w:pPr>
+    </w:lvl>
+  </w:abstractNum>
+  <w:abstractNum w:abstractNumId="6">
     <w:nsid w:val="45C85043"/>
     <w:multiLevelType w:val="multilevel"/>
     <w:tmpl w:val="45C85043"/>
@@ -20188,7 +20658,7 @@
       </w:rPr>
     </w:lvl>
   </w:abstractNum>
-  <w:abstractNum w:abstractNumId="6">
+  <w:abstractNum w:abstractNumId="7">
     <w:nsid w:val="62866C9F"/>
     <w:multiLevelType w:val="multilevel"/>
     <w:tmpl w:val="62866C9F"/>
@@ -20337,7 +20807,7 @@
       </w:rPr>
     </w:lvl>
   </w:abstractNum>
-  <w:abstractNum w:abstractNumId="7">
+  <w:abstractNum w:abstractNumId="8">
     <w:nsid w:val="74D57026"/>
     <w:multiLevelType w:val="multilevel"/>
     <w:tmpl w:val="74D57026"/>
@@ -20499,15 +20969,18 @@
     <w:abstractNumId w:val="2"/>
   </w:num>
   <w:num w:numId="5">
-    <w:abstractNumId w:val="6"/>
+    <w:abstractNumId w:val="7"/>
   </w:num>
   <w:num w:numId="6">
-    <w:abstractNumId w:val="7"/>
+    <w:abstractNumId w:val="8"/>
   </w:num>
   <w:num w:numId="7">
     <w:abstractNumId w:val="4"/>
   </w:num>
   <w:num w:numId="8">
+    <w:abstractNumId w:val="6"/>
+  </w:num>
+  <w:num w:numId="9">
     <w:abstractNumId w:val="5"/>
   </w:num>
 </w:numbering>
@@ -21055,7 +21528,16 @@
       <w:szCs w:val="18"/>
     </w:rPr>
   </w:style>
-  <w:style w:type="table" w:styleId="16">
+  <w:style w:type="paragraph" w:styleId="16">
+    <w:name w:val="Normal (Web)"/>
+    <w:basedOn w:val="1"/>
+    <w:uiPriority w:val="0"/>
+    <w:rPr>
+      <w:sz w:val="24"/>
+      <w:szCs w:val="24"/>
+    </w:rPr>
+  </w:style>
+  <w:style w:type="table" w:styleId="17">
     <w:name w:val="Table Grid"/>
     <w:basedOn w:val="12"/>
     <w:uiPriority w:val="0"/>
@@ -21074,13 +21556,13 @@
       </w:tblBorders>
     </w:tblPr>
   </w:style>
-  <w:style w:type="paragraph" w:styleId="17">
+  <w:style w:type="paragraph" w:styleId="18">
     <w:name w:val="toc 1"/>
     <w:basedOn w:val="1"/>
     <w:next w:val="1"/>
     <w:uiPriority w:val="0"/>
   </w:style>
-  <w:style w:type="paragraph" w:styleId="18">
+  <w:style w:type="paragraph" w:styleId="19">
     <w:name w:val="toc 2"/>
     <w:basedOn w:val="1"/>
     <w:next w:val="1"/>
@@ -21089,7 +21571,7 @@
       <w:ind w:left="420" w:leftChars="200"/>
     </w:pPr>
   </w:style>
-  <w:style w:type="paragraph" w:styleId="19">
+  <w:style w:type="paragraph" w:styleId="20">
     <w:name w:val="toc 3"/>
     <w:basedOn w:val="1"/>
     <w:next w:val="1"/>
@@ -21098,7 +21580,7 @@
       <w:ind w:left="840" w:leftChars="400"/>
     </w:pPr>
   </w:style>
-  <w:style w:type="paragraph" w:styleId="20">
+  <w:style w:type="paragraph" w:styleId="21">
     <w:name w:val="toc 4"/>
     <w:basedOn w:val="1"/>
     <w:next w:val="1"/>
@@ -21107,7 +21589,7 @@
       <w:ind w:left="1260" w:leftChars="600"/>
     </w:pPr>
   </w:style>
-  <w:style w:type="paragraph" w:styleId="21">
+  <w:style w:type="paragraph" w:styleId="22">
     <w:name w:val="toc 5"/>
     <w:basedOn w:val="1"/>
     <w:next w:val="1"/>
@@ -21116,7 +21598,7 @@
       <w:ind w:left="1680" w:leftChars="800"/>
     </w:pPr>
   </w:style>
-  <w:style w:type="paragraph" w:styleId="22">
+  <w:style w:type="paragraph" w:styleId="23">
     <w:name w:val="toc 6"/>
     <w:basedOn w:val="1"/>
     <w:next w:val="1"/>
@@ -21125,11 +21607,11 @@
       <w:ind w:left="2100" w:leftChars="1000"/>
     </w:pPr>
   </w:style>
-  <w:style w:type="paragraph" w:customStyle="1" w:styleId="23">
+  <w:style w:type="paragraph" w:customStyle="1" w:styleId="24">
     <w:name w:val="COVER UNIVERSITY NAME"/>
     <w:basedOn w:val="1"/>
     <w:next w:val="1"/>
-    <w:link w:val="24"/>
+    <w:link w:val="25"/>
     <w:uiPriority w:val="0"/>
     <w:pPr>
       <w:adjustRightInd/>
@@ -21146,9 +21628,9 @@
       <w:sz w:val="24"/>
     </w:rPr>
   </w:style>
-  <w:style w:type="character" w:customStyle="1" w:styleId="24">
+  <w:style w:type="character" w:customStyle="1" w:styleId="25">
     <w:name w:val="COVER UNIVERSITY NAME Char"/>
-    <w:link w:val="23"/>
+    <w:link w:val="24"/>
     <w:uiPriority w:val="0"/>
     <w:rPr>
       <w:rFonts w:ascii="Times New Roman" w:hAnsi="Times New Roman" w:eastAsia="Times New Roman Bold"/>
@@ -21158,7 +21640,7 @@
       <w:sz w:val="24"/>
     </w:rPr>
   </w:style>
-  <w:style w:type="table" w:customStyle="1" w:styleId="25">
+  <w:style w:type="table" w:customStyle="1" w:styleId="26">
     <w:name w:val="Table Normal1"/>
     <w:semiHidden/>
     <w:unhideWhenUsed/>
@@ -21173,7 +21655,7 @@
       </w:tblCellMar>
     </w:tblPr>
   </w:style>
-  <w:style w:type="paragraph" w:styleId="26">
+  <w:style w:type="paragraph" w:styleId="27">
     <w:name w:val="List Paragraph"/>
     <w:basedOn w:val="1"/>
     <w:qFormat/>
@@ -21187,7 +21669,7 @@
       <w:lang w:val="vi" w:eastAsia="en-US" w:bidi="ar-SA"/>
     </w:rPr>
   </w:style>
-  <w:style w:type="paragraph" w:customStyle="1" w:styleId="27">
+  <w:style w:type="paragraph" w:customStyle="1" w:styleId="28">
     <w:name w:val="Table Paragraph"/>
     <w:basedOn w:val="1"/>
     <w:qFormat/>
@@ -21196,7 +21678,7 @@
       <w:lang w:val="vi" w:eastAsia="en-US" w:bidi="ar-SA"/>
     </w:rPr>
   </w:style>
-  <w:style w:type="paragraph" w:customStyle="1" w:styleId="28">
+  <w:style w:type="paragraph" w:customStyle="1" w:styleId="29">
     <w:name w:val="Cover Team Name"/>
     <w:basedOn w:val="1"/>
     <w:next w:val="1"/>
@@ -21215,7 +21697,7 @@
       <w:lang w:val="vi-VN"/>
     </w:rPr>
   </w:style>
-  <w:style w:type="paragraph" w:customStyle="1" w:styleId="29">
+  <w:style w:type="paragraph" w:customStyle="1" w:styleId="30">
     <w:name w:val="COVER PROJECT TITLE"/>
     <w:basedOn w:val="1"/>
     <w:next w:val="1"/>
@@ -21234,7 +21716,7 @@
       <w:szCs w:val="34"/>
     </w:rPr>
   </w:style>
-  <w:style w:type="paragraph" w:customStyle="1" w:styleId="30">
+  <w:style w:type="paragraph" w:customStyle="1" w:styleId="31">
     <w:name w:val="COVER PROGRAM TITLE"/>
     <w:basedOn w:val="1"/>
     <w:next w:val="1"/>
@@ -21254,7 +21736,7 @@
       <w:szCs w:val="26"/>
     </w:rPr>
   </w:style>
-  <w:style w:type="paragraph" w:customStyle="1" w:styleId="31">
+  <w:style w:type="paragraph" w:customStyle="1" w:styleId="32">
     <w:name w:val="Cover Specialized"/>
     <w:basedOn w:val="1"/>
     <w:uiPriority w:val="0"/>
@@ -21271,10 +21753,10 @@
       <w:sz w:val="28"/>
     </w:rPr>
   </w:style>
-  <w:style w:type="paragraph" w:customStyle="1" w:styleId="32">
+  <w:style w:type="paragraph" w:customStyle="1" w:styleId="33">
     <w:name w:val="Cover small subtitle"/>
     <w:basedOn w:val="1"/>
-    <w:link w:val="33"/>
+    <w:link w:val="34"/>
     <w:uiPriority w:val="0"/>
     <w:pPr>
       <w:spacing w:line="242" w:lineRule="auto"/>
@@ -21287,9 +21769,9 @@
       <w:sz w:val="28"/>
     </w:rPr>
   </w:style>
-  <w:style w:type="character" w:customStyle="1" w:styleId="33">
+  <w:style w:type="character" w:customStyle="1" w:styleId="34">
     <w:name w:val="Cover small subtitle Char"/>
-    <w:link w:val="32"/>
+    <w:link w:val="33"/>
     <w:uiPriority w:val="0"/>
     <w:rPr>
       <w:rFonts w:ascii="Times New Roman" w:hAnsi="Times New Roman" w:eastAsia="Times New Roman"/>
@@ -21298,11 +21780,11 @@
       <w:sz w:val="28"/>
     </w:rPr>
   </w:style>
-  <w:style w:type="paragraph" w:customStyle="1" w:styleId="34">
+  <w:style w:type="paragraph" w:customStyle="1" w:styleId="35">
     <w:name w:val="COVER IEEE TITLE"/>
     <w:basedOn w:val="1"/>
     <w:next w:val="1"/>
-    <w:link w:val="35"/>
+    <w:link w:val="36"/>
     <w:uiPriority w:val="0"/>
     <w:pPr>
       <w:numPr>
@@ -21323,9 +21805,9 @@
       <w:szCs w:val="24"/>
     </w:rPr>
   </w:style>
-  <w:style w:type="character" w:customStyle="1" w:styleId="35">
+  <w:style w:type="character" w:customStyle="1" w:styleId="36">
     <w:name w:val="COVER IEEE TITLE Char"/>
-    <w:link w:val="34"/>
+    <w:link w:val="35"/>
     <w:uiPriority w:val="0"/>
     <w:rPr>
       <w:rFonts w:ascii="Times New Roman" w:hAnsi="Times New Roman" w:eastAsia="Times New Roman Bold"/>
@@ -21336,7 +21818,7 @@
       <w:szCs w:val="24"/>
     </w:rPr>
   </w:style>
-  <w:style w:type="paragraph" w:customStyle="1" w:styleId="36">
+  <w:style w:type="paragraph" w:customStyle="1" w:styleId="37">
     <w:name w:val="WPSOffice手动目录 2"/>
     <w:uiPriority w:val="0"/>
     <w:pPr>
@@ -21348,7 +21830,7 @@
       <w:szCs w:val="20"/>
     </w:rPr>
   </w:style>
-  <w:style w:type="paragraph" w:customStyle="1" w:styleId="37">
+  <w:style w:type="paragraph" w:customStyle="1" w:styleId="38">
     <w:name w:val="WPSOffice手动目录 3"/>
     <w:uiPriority w:val="0"/>
     <w:pPr>
@@ -21360,7 +21842,7 @@
       <w:szCs w:val="20"/>
     </w:rPr>
   </w:style>
-  <w:style w:type="paragraph" w:customStyle="1" w:styleId="38">
+  <w:style w:type="paragraph" w:customStyle="1" w:styleId="39">
     <w:name w:val="WPSOffice手动目录 1"/>
     <w:uiPriority w:val="0"/>
     <w:pPr>
@@ -21372,7 +21854,7 @@
       <w:szCs w:val="20"/>
     </w:rPr>
   </w:style>
-  <w:style w:type="paragraph" w:customStyle="1" w:styleId="39">
+  <w:style w:type="paragraph" w:customStyle="1" w:styleId="40">
     <w:name w:val="Small Title"/>
     <w:basedOn w:val="1"/>
     <w:uiPriority w:val="0"/>
@@ -21385,7 +21867,7 @@
       <w:lang w:val="vi-VN"/>
     </w:rPr>
   </w:style>
-  <w:style w:type="paragraph" w:customStyle="1" w:styleId="40">
+  <w:style w:type="paragraph" w:customStyle="1" w:styleId="41">
     <w:name w:val="Bình thường"/>
     <w:uiPriority w:val="0"/>
     <w:pPr>
@@ -21400,7 +21882,7 @@
       <w:lang w:val="vi" w:eastAsia="en-US" w:bidi="ar-SA"/>
     </w:rPr>
   </w:style>
-  <w:style w:type="character" w:customStyle="1" w:styleId="41">
+  <w:style w:type="character" w:customStyle="1" w:styleId="42">
     <w:name w:val="Phông mặc định của đoạn văn"/>
     <w:uiPriority w:val="0"/>
   </w:style>
